--- a/CMA_W_B1_Ch06_Handouts.docx
+++ b/CMA_W_B1_Ch06_Handouts.docx
@@ -96,7 +96,288 @@
                 <w:sz w:val="16"/>
                 <w:szCs w:val="16"/>
               </w:rPr>
-              <w:t xml:space="preserve">Answer every one of these now, from what you already know or by guessing. You are not expected to get them right: you are about to be shown where each answer comes from.</w:t>
+              <w:t xml:space="preserve">Three summaries of this handout, in the book’s own words. Read all three first: together they are the whole session. Then fill the gaps, guessing where you have to.</w:t>
+            </w:r>
+          </w:p>
+        </w:tc>
+      </w:tr>
+    </w:tbl>
+    <w:p/>
+    <w:tbl>
+      <w:tblPr>
+        <w:tblW w:type="pct" w:w="100%"/>
+        <w:tblLayout w:type="fixed"/>
+        <w:tblBorders>
+          <w:top w:val="single" w:color="353A7C" w:sz="6"/>
+          <w:left w:val="single" w:color="353A7C" w:sz="6"/>
+          <w:bottom w:val="single" w:color="353A7C" w:sz="6"/>
+          <w:right w:val="single" w:color="353A7C" w:sz="6"/>
+          <w:insideH w:val="single" w:color="353A7C" w:sz="6"/>
+          <w:insideV w:val="single" w:color="353A7C" w:sz="6"/>
+        </w:tblBorders>
+      </w:tblPr>
+      <w:tblGrid>
+        <w:gridCol w:w="1977"/>
+        <w:gridCol w:w="2889"/>
+        <w:gridCol w:w="4734"/>
+      </w:tblGrid>
+      <w:tr>
+        <w:tc>
+          <w:tcPr>
+            <w:tcW w:type="pct" w:w="5000"/>
+            <w:gridSpan w:val="3"/>
+            <w:shd w:fill="353A7C" w:val="clear"/>
+            <w:tcMar>
+              <w:top w:type="dxa" w:w="60"/>
+              <w:left w:type="dxa" w:w="120"/>
+              <w:bottom w:type="dxa" w:w="60"/>
+              <w:right w:type="dxa" w:w="120"/>
+            </w:tcMar>
+          </w:tcPr>
+          <w:p>
+            <w:pPr>
+              <w:spacing w:before="40" w:after="40"/>
+            </w:pPr>
+            <w:r>
+              <w:rPr>
+                <w:b/>
+                <w:bCs/>
+                <w:color w:val="FFFFFF"/>
+                <w:sz w:val="17"/>
+                <w:szCs w:val="17"/>
+              </w:rPr>
+              <w:t xml:space="preserve">What this handout settles, cycle by cycle</w:t>
+            </w:r>
+          </w:p>
+        </w:tc>
+      </w:tr>
+      <w:tr>
+        <w:tc>
+          <w:tcPr>
+            <w:tcW w:type="pct" w:w="1030"/>
+            <w:tcMar>
+              <w:top w:type="dxa" w:w="50"/>
+              <w:left w:type="dxa" w:w="110"/>
+              <w:bottom w:type="dxa" w:w="50"/>
+              <w:right w:type="dxa" w:w="110"/>
+            </w:tcMar>
+          </w:tcPr>
+          <w:p>
+            <w:pPr>
+              <w:spacing w:before="26" w:after="26"/>
+            </w:pPr>
+            <w:r>
+              <w:rPr>
+                <w:b/>
+                <w:bCs/>
+                <w:color w:val="353A7C"/>
+                <w:sz w:val="15"/>
+                <w:szCs w:val="15"/>
+              </w:rPr>
+              <w:t xml:space="preserve">In this handout</w:t>
+            </w:r>
+          </w:p>
+        </w:tc>
+        <w:tc>
+          <w:tcPr>
+            <w:tcW w:type="pct" w:w="1505"/>
+            <w:tcMar>
+              <w:top w:type="dxa" w:w="50"/>
+              <w:left w:type="dxa" w:w="110"/>
+              <w:bottom w:type="dxa" w:w="50"/>
+              <w:right w:type="dxa" w:w="110"/>
+            </w:tcMar>
+          </w:tcPr>
+          <w:p>
+            <w:pPr>
+              <w:spacing w:before="26" w:after="26"/>
+            </w:pPr>
+            <w:r>
+              <w:rPr>
+                <w:b/>
+                <w:bCs/>
+                <w:color w:val="353A7C"/>
+                <w:sz w:val="15"/>
+                <w:szCs w:val="15"/>
+              </w:rPr>
+              <w:t xml:space="preserve">What you will read</w:t>
+            </w:r>
+          </w:p>
+        </w:tc>
+        <w:tc>
+          <w:tcPr>
+            <w:tcW w:type="pct" w:w="2466"/>
+            <w:tcMar>
+              <w:top w:type="dxa" w:w="50"/>
+              <w:left w:type="dxa" w:w="110"/>
+              <w:bottom w:type="dxa" w:w="50"/>
+              <w:right w:type="dxa" w:w="110"/>
+            </w:tcMar>
+          </w:tcPr>
+          <w:p>
+            <w:pPr>
+              <w:spacing w:before="26" w:after="26"/>
+            </w:pPr>
+            <w:r>
+              <w:rPr>
+                <w:b/>
+                <w:bCs/>
+                <w:color w:val="353A7C"/>
+                <w:sz w:val="15"/>
+                <w:szCs w:val="15"/>
+              </w:rPr>
+              <w:t xml:space="preserve">How you check it</w:t>
+            </w:r>
+          </w:p>
+        </w:tc>
+      </w:tr>
+      <w:tr>
+        <w:tc>
+          <w:tcPr>
+            <w:tcW w:type="pct" w:w="1030"/>
+            <w:tcMar>
+              <w:top w:type="dxa" w:w="50"/>
+              <w:left w:type="dxa" w:w="110"/>
+              <w:bottom w:type="dxa" w:w="50"/>
+              <w:right w:type="dxa" w:w="110"/>
+            </w:tcMar>
+          </w:tcPr>
+          <w:p>
+            <w:pPr>
+              <w:spacing w:before="26" w:after="26"/>
+            </w:pPr>
+            <w:r>
+              <w:rPr>
+                <w:color w:val="232733"/>
+                <w:sz w:val="16"/>
+                <w:szCs w:val="16"/>
+              </w:rPr>
+              <w:t xml:space="preserve">Recognizing and measuring receivables</w:t>
+            </w:r>
+          </w:p>
+        </w:tc>
+        <w:tc>
+          <w:tcPr>
+            <w:tcW w:type="pct" w:w="1505"/>
+            <w:tcMar>
+              <w:top w:type="dxa" w:w="50"/>
+              <w:left w:type="dxa" w:w="110"/>
+              <w:bottom w:type="dxa" w:w="50"/>
+              <w:right w:type="dxa" w:w="110"/>
+            </w:tcMar>
+          </w:tcPr>
+          <w:p>
+            <w:pPr>
+              <w:spacing w:before="26" w:after="26"/>
+            </w:pPr>
+            <w:r>
+              <w:rPr>
+                <w:color w:val="232733"/>
+                <w:sz w:val="16"/>
+                <w:szCs w:val="16"/>
+              </w:rPr>
+              <w:t xml:space="preserve">a figure to read · Transfer · Age of receivable</w:t>
+            </w:r>
+          </w:p>
+        </w:tc>
+        <w:tc>
+          <w:tcPr>
+            <w:tcW w:type="pct" w:w="2466"/>
+            <w:tcMar>
+              <w:top w:type="dxa" w:w="50"/>
+              <w:left w:type="dxa" w:w="110"/>
+              <w:bottom w:type="dxa" w:w="50"/>
+              <w:right w:type="dxa" w:w="110"/>
+            </w:tcMar>
+          </w:tcPr>
+          <w:p>
+            <w:pPr>
+              <w:spacing w:before="26" w:after="26"/>
+            </w:pPr>
+            <w:r>
+              <w:rPr>
+                <w:color w:val="232733"/>
+                <w:sz w:val="16"/>
+                <w:szCs w:val="16"/>
+              </w:rPr>
+              <w:t xml:space="preserve">Under CECL, when does a company first recognize expected credit losses on a trade receivable?</w:t>
+            </w:r>
+          </w:p>
+        </w:tc>
+      </w:tr>
+      <w:tr>
+        <w:tc>
+          <w:tcPr>
+            <w:tcW w:type="pct" w:w="1030"/>
+            <w:shd w:fill="FBFAF6" w:val="clear"/>
+            <w:tcMar>
+              <w:top w:type="dxa" w:w="50"/>
+              <w:left w:type="dxa" w:w="110"/>
+              <w:bottom w:type="dxa" w:w="50"/>
+              <w:right w:type="dxa" w:w="110"/>
+            </w:tcMar>
+          </w:tcPr>
+          <w:p>
+            <w:pPr>
+              <w:spacing w:before="26" w:after="26"/>
+            </w:pPr>
+            <w:r>
+              <w:rPr>
+                <w:color w:val="232733"/>
+                <w:sz w:val="16"/>
+                <w:szCs w:val="16"/>
+              </w:rPr>
+              <w:t xml:space="preserve">The words this section uses precisely</w:t>
+            </w:r>
+          </w:p>
+        </w:tc>
+        <w:tc>
+          <w:tcPr>
+            <w:tcW w:type="pct" w:w="1505"/>
+            <w:shd w:fill="FBFAF6" w:val="clear"/>
+            <w:tcMar>
+              <w:top w:type="dxa" w:w="50"/>
+              <w:left w:type="dxa" w:w="110"/>
+              <w:bottom w:type="dxa" w:w="50"/>
+              <w:right w:type="dxa" w:w="110"/>
+            </w:tcMar>
+          </w:tcPr>
+          <w:p>
+            <w:pPr>
+              <w:spacing w:before="26" w:after="26"/>
+            </w:pPr>
+            <w:r>
+              <w:rPr>
+                <w:color w:val="232733"/>
+                <w:sz w:val="16"/>
+                <w:szCs w:val="16"/>
+              </w:rPr>
+              <w:t xml:space="preserve">Item · The English the exam uses, and what it translates</w:t>
+            </w:r>
+          </w:p>
+        </w:tc>
+        <w:tc>
+          <w:tcPr>
+            <w:tcW w:type="pct" w:w="2466"/>
+            <w:shd w:fill="FBFAF6" w:val="clear"/>
+            <w:tcMar>
+              <w:top w:type="dxa" w:w="50"/>
+              <w:left w:type="dxa" w:w="110"/>
+              <w:bottom w:type="dxa" w:w="50"/>
+              <w:right w:type="dxa" w:w="110"/>
+            </w:tcMar>
+          </w:tcPr>
+          <w:p>
+            <w:pPr>
+              <w:spacing w:before="26" w:after="26"/>
+            </w:pPr>
+            <w:r>
+              <w:rPr>
+                <w:color w:val="232733"/>
+                <w:sz w:val="16"/>
+                <w:szCs w:val="16"/>
+              </w:rPr>
+              <w:t xml:space="preserve">What is the safest way to settle a disagreement about an answer on this sheet?</w:t>
             </w:r>
           </w:p>
         </w:tc>
@@ -145,7 +426,7 @@
                 <w:sz w:val="17"/>
                 <w:szCs w:val="17"/>
               </w:rPr>
-              <w:t xml:space="preserve">What this handout settles</w:t>
+              <w:t xml:space="preserve">Words this handout uses precisely</w:t>
             </w:r>
           </w:p>
         </w:tc>
@@ -173,7 +454,7 @@
                 <w:sz w:val="15"/>
                 <w:szCs w:val="15"/>
               </w:rPr>
-              <w:t xml:space="preserve">This handout settles</w:t>
+              <w:t xml:space="preserve">Words this handout uses precisely</w:t>
             </w:r>
           </w:p>
         </w:tc>
@@ -199,7 +480,7 @@
                 <w:sz w:val="15"/>
                 <w:szCs w:val="15"/>
               </w:rPr>
-              <w:t xml:space="preserve">where it is answered</w:t>
+              <w:t xml:space="preserve">tick it if you could already use it in a sentence</w:t>
             </w:r>
           </w:p>
         </w:tc>
@@ -225,7 +506,7 @@
                 <w:sz w:val="16"/>
                 <w:szCs w:val="16"/>
               </w:rPr>
-              <w:t xml:space="preserve">Recognizing and measuring receivables</w:t>
+              <w:t xml:space="preserve">accounts receivable</w:t>
             </w:r>
           </w:p>
         </w:tc>
@@ -249,7 +530,7 @@
                 <w:sz w:val="16"/>
                 <w:szCs w:val="16"/>
               </w:rPr>
-              <w:t xml:space="preserve">cycle A</w:t>
+              <w:t xml:space="preserve"/>
             </w:r>
           </w:p>
         </w:tc>
@@ -276,7 +557,7 @@
                 <w:sz w:val="16"/>
                 <w:szCs w:val="16"/>
               </w:rPr>
-              <w:t xml:space="preserve">Item and what goes with it</w:t>
+              <w:t xml:space="preserve">aging schedule</w:t>
             </w:r>
           </w:p>
         </w:tc>
@@ -301,7 +582,7 @@
                 <w:sz w:val="16"/>
                 <w:szCs w:val="16"/>
               </w:rPr>
-              <w:t xml:space="preserve">cycle B</w:t>
+              <w:t xml:space="preserve"/>
             </w:r>
           </w:p>
         </w:tc>
@@ -327,7 +608,7 @@
                 <w:sz w:val="16"/>
                 <w:szCs w:val="16"/>
               </w:rPr>
-              <w:t xml:space="preserve">and you mark your own answers</w:t>
+              <w:t xml:space="preserve">factoring</w:t>
             </w:r>
           </w:p>
         </w:tc>
@@ -351,7 +632,211 @@
                 <w:sz w:val="16"/>
                 <w:szCs w:val="16"/>
               </w:rPr>
-              <w:t xml:space="preserve">at every checkpoint</w:t>
+              <w:t xml:space="preserve"/>
+            </w:r>
+          </w:p>
+        </w:tc>
+      </w:tr>
+      <w:tr>
+        <w:tc>
+          <w:tcPr>
+            <w:tcW w:type="pct" w:w="2600"/>
+            <w:shd w:fill="FBFAF6" w:val="clear"/>
+            <w:tcMar>
+              <w:top w:type="dxa" w:w="50"/>
+              <w:left w:type="dxa" w:w="110"/>
+              <w:bottom w:type="dxa" w:w="50"/>
+              <w:right w:type="dxa" w:w="110"/>
+            </w:tcMar>
+          </w:tcPr>
+          <w:p>
+            <w:pPr>
+              <w:spacing w:before="26" w:after="26"/>
+            </w:pPr>
+            <w:r>
+              <w:rPr>
+                <w:color w:val="232733"/>
+                <w:sz w:val="16"/>
+                <w:szCs w:val="16"/>
+              </w:rPr>
+              <w:t xml:space="preserve">contract asset</w:t>
+            </w:r>
+          </w:p>
+        </w:tc>
+        <w:tc>
+          <w:tcPr>
+            <w:tcW w:type="pct" w:w="2400"/>
+            <w:shd w:fill="FBFAF6" w:val="clear"/>
+            <w:tcMar>
+              <w:top w:type="dxa" w:w="50"/>
+              <w:left w:type="dxa" w:w="110"/>
+              <w:bottom w:type="dxa" w:w="50"/>
+              <w:right w:type="dxa" w:w="110"/>
+            </w:tcMar>
+          </w:tcPr>
+          <w:p>
+            <w:pPr>
+              <w:spacing w:before="26" w:after="26"/>
+            </w:pPr>
+            <w:r>
+              <w:rPr>
+                <w:color w:val="232733"/>
+                <w:sz w:val="16"/>
+                <w:szCs w:val="16"/>
+              </w:rPr>
+              <w:t xml:space="preserve"/>
+            </w:r>
+          </w:p>
+        </w:tc>
+      </w:tr>
+      <w:tr>
+        <w:tc>
+          <w:tcPr>
+            <w:tcW w:type="pct" w:w="2600"/>
+            <w:tcMar>
+              <w:top w:type="dxa" w:w="50"/>
+              <w:left w:type="dxa" w:w="110"/>
+              <w:bottom w:type="dxa" w:w="50"/>
+              <w:right w:type="dxa" w:w="110"/>
+            </w:tcMar>
+          </w:tcPr>
+          <w:p>
+            <w:pPr>
+              <w:spacing w:before="26" w:after="26"/>
+            </w:pPr>
+            <w:r>
+              <w:rPr>
+                <w:color w:val="232733"/>
+                <w:sz w:val="16"/>
+                <w:szCs w:val="16"/>
+              </w:rPr>
+              <w:t xml:space="preserve">amortized cost</w:t>
+            </w:r>
+          </w:p>
+        </w:tc>
+        <w:tc>
+          <w:tcPr>
+            <w:tcW w:type="pct" w:w="2400"/>
+            <w:tcMar>
+              <w:top w:type="dxa" w:w="50"/>
+              <w:left w:type="dxa" w:w="110"/>
+              <w:bottom w:type="dxa" w:w="50"/>
+              <w:right w:type="dxa" w:w="110"/>
+            </w:tcMar>
+          </w:tcPr>
+          <w:p>
+            <w:pPr>
+              <w:spacing w:before="26" w:after="26"/>
+            </w:pPr>
+            <w:r>
+              <w:rPr>
+                <w:color w:val="232733"/>
+                <w:sz w:val="16"/>
+                <w:szCs w:val="16"/>
+              </w:rPr>
+              <w:t xml:space="preserve"/>
+            </w:r>
+          </w:p>
+        </w:tc>
+      </w:tr>
+      <w:tr>
+        <w:tc>
+          <w:tcPr>
+            <w:tcW w:type="pct" w:w="2600"/>
+            <w:shd w:fill="FBFAF6" w:val="clear"/>
+            <w:tcMar>
+              <w:top w:type="dxa" w:w="50"/>
+              <w:left w:type="dxa" w:w="110"/>
+              <w:bottom w:type="dxa" w:w="50"/>
+              <w:right w:type="dxa" w:w="110"/>
+            </w:tcMar>
+          </w:tcPr>
+          <w:p>
+            <w:pPr>
+              <w:spacing w:before="26" w:after="26"/>
+            </w:pPr>
+            <w:r>
+              <w:rPr>
+                <w:color w:val="232733"/>
+                <w:sz w:val="16"/>
+                <w:szCs w:val="16"/>
+              </w:rPr>
+              <w:t xml:space="preserve">factor</w:t>
+            </w:r>
+          </w:p>
+        </w:tc>
+        <w:tc>
+          <w:tcPr>
+            <w:tcW w:type="pct" w:w="2400"/>
+            <w:shd w:fill="FBFAF6" w:val="clear"/>
+            <w:tcMar>
+              <w:top w:type="dxa" w:w="50"/>
+              <w:left w:type="dxa" w:w="110"/>
+              <w:bottom w:type="dxa" w:w="50"/>
+              <w:right w:type="dxa" w:w="110"/>
+            </w:tcMar>
+          </w:tcPr>
+          <w:p>
+            <w:pPr>
+              <w:spacing w:before="26" w:after="26"/>
+            </w:pPr>
+            <w:r>
+              <w:rPr>
+                <w:color w:val="232733"/>
+                <w:sz w:val="16"/>
+                <w:szCs w:val="16"/>
+              </w:rPr>
+              <w:t xml:space="preserve"/>
+            </w:r>
+          </w:p>
+        </w:tc>
+      </w:tr>
+      <w:tr>
+        <w:tc>
+          <w:tcPr>
+            <w:tcW w:type="pct" w:w="2600"/>
+            <w:tcMar>
+              <w:top w:type="dxa" w:w="50"/>
+              <w:left w:type="dxa" w:w="110"/>
+              <w:bottom w:type="dxa" w:w="50"/>
+              <w:right w:type="dxa" w:w="110"/>
+            </w:tcMar>
+          </w:tcPr>
+          <w:p>
+            <w:pPr>
+              <w:spacing w:before="26" w:after="26"/>
+            </w:pPr>
+            <w:r>
+              <w:rPr>
+                <w:color w:val="232733"/>
+                <w:sz w:val="16"/>
+                <w:szCs w:val="16"/>
+              </w:rPr>
+              <w:t xml:space="preserve">pledging</w:t>
+            </w:r>
+          </w:p>
+        </w:tc>
+        <w:tc>
+          <w:tcPr>
+            <w:tcW w:type="pct" w:w="2400"/>
+            <w:tcMar>
+              <w:top w:type="dxa" w:w="50"/>
+              <w:left w:type="dxa" w:w="110"/>
+              <w:bottom w:type="dxa" w:w="50"/>
+              <w:right w:type="dxa" w:w="110"/>
+            </w:tcMar>
+          </w:tcPr>
+          <w:p>
+            <w:pPr>
+              <w:spacing w:before="26" w:after="26"/>
+            </w:pPr>
+            <w:r>
+              <w:rPr>
+                <w:color w:val="232733"/>
+                <w:sz w:val="16"/>
+                <w:szCs w:val="16"/>
+              </w:rPr>
+              <w:t xml:space="preserve"/>
             </w:r>
           </w:p>
         </w:tc>
@@ -360,7 +845,7 @@
     <w:p/>
     <w:p>
       <w:pPr>
-        <w:spacing w:before="40" w:after="16"/>
+        <w:spacing w:before="40" w:after="10"/>
         <w:ind w:left="300" w:hanging="300"/>
       </w:pPr>
       <w:r>
@@ -378,219 +863,94 @@
           <w:sz w:val="19"/>
           <w:szCs w:val="19"/>
         </w:rPr>
-        <w:t xml:space="preserve">Under ASU 2025-05, a practical expedient lets companies assume current conditions will not change when they forecast losses on current receivables. How should a CMA candidate treat it in 2026?</w:t>
-      </w:r>
-    </w:p>
-    <w:p>
-      <w:pPr>
-        <w:spacing w:after="18"/>
-        <w:ind w:left="560" w:hanging="260"/>
-      </w:pPr>
-      <w:r>
-        <w:rPr>
-          <w:b/>
-          <w:bCs/>
-          <w:color w:val="8186EF"/>
-          <w:sz w:val="18"/>
-          <w:szCs w:val="18"/>
-        </w:rPr>
-        <w:t xml:space="preserve">A. </w:t>
-      </w:r>
-      <w:r>
-        <w:rPr>
-          <w:sz w:val="18"/>
-          <w:szCs w:val="18"/>
-        </w:rPr>
-        <w:t xml:space="preserve">As the main CECL rule</w:t>
-      </w:r>
-    </w:p>
-    <w:p>
-      <w:pPr>
-        <w:spacing w:after="18"/>
-        <w:ind w:left="560" w:hanging="260"/>
-      </w:pPr>
-      <w:r>
-        <w:rPr>
-          <w:b/>
-          <w:bCs/>
-          <w:color w:val="8186EF"/>
-          <w:sz w:val="18"/>
-          <w:szCs w:val="18"/>
-        </w:rPr>
-        <w:t xml:space="preserve">B. </w:t>
-      </w:r>
-      <w:r>
-        <w:rPr>
-          <w:sz w:val="18"/>
-          <w:szCs w:val="18"/>
-        </w:rPr>
-        <w:t xml:space="preserve">As a rule that applies only to IFRS companies</w:t>
-      </w:r>
-    </w:p>
-    <w:p>
-      <w:pPr>
-        <w:spacing w:after="18"/>
-        <w:ind w:left="560" w:hanging="260"/>
-      </w:pPr>
-      <w:r>
-        <w:rPr>
-          <w:b/>
-          <w:bCs/>
-          <w:color w:val="8186EF"/>
-          <w:sz w:val="18"/>
-          <w:szCs w:val="18"/>
-        </w:rPr>
-        <w:t xml:space="preserve">C. </w:t>
-      </w:r>
-      <w:r>
-        <w:rPr>
-          <w:sz w:val="18"/>
-          <w:szCs w:val="18"/>
-        </w:rPr>
-        <w:t xml:space="preserve">As a replacement for the aging method</w:t>
-      </w:r>
-    </w:p>
-    <w:p>
-      <w:pPr>
-        <w:spacing w:after="18"/>
-        <w:ind w:left="560" w:hanging="260"/>
-      </w:pPr>
-      <w:r>
-        <w:rPr>
-          <w:b/>
-          <w:bCs/>
-          <w:color w:val="8186EF"/>
-          <w:sz w:val="18"/>
-          <w:szCs w:val="18"/>
-        </w:rPr>
-        <w:t xml:space="preserve">D. </w:t>
-      </w:r>
-      <w:r>
-        <w:rPr>
-          <w:sz w:val="18"/>
-          <w:szCs w:val="18"/>
-        </w:rPr>
-        <w:t xml:space="preserve">As a watch item that is not yet tested</w:t>
-      </w:r>
-    </w:p>
-    <w:p>
-      <w:pPr>
-        <w:spacing w:before="40" w:after="16"/>
-        <w:ind w:left="300" w:hanging="300"/>
-      </w:pPr>
+        <w:t xml:space="preserve">Where the section starts — Fill every gap. The list holds more words than there are gaps, so one or two of them are not used.</w:t>
+      </w:r>
+    </w:p>
+    <w:p>
+      <w:pPr>
+        <w:spacing w:before="20" w:after="26"/>
+        <w:ind w:left="300"/>
+      </w:pPr>
+      <w:r>
+        <w:rPr>
+          <w:color w:val="6B7280"/>
+          <w:sz w:val="16"/>
+          <w:szCs w:val="16"/>
+        </w:rPr>
+        <w:t xml:space="preserve">choose from:  </w:t>
+      </w:r>
       <w:r>
         <w:rPr>
           <w:b/>
           <w:bCs/>
           <w:color w:val="353A7C"/>
-          <w:sz w:val="19"/>
-          <w:szCs w:val="19"/>
-        </w:rPr>
-        <w:t xml:space="preserve">2.  </w:t>
-      </w:r>
-      <w:r>
-        <w:rPr>
-          <w:sz w:val="19"/>
-          <w:szCs w:val="19"/>
-        </w:rPr>
-        <w:t xml:space="preserve">Receivables are transferred with recourse. They are legally isolated, the factor may pledge them, and the seller has no repurchase right or duty. How is the transfer recorded?</w:t>
-      </w:r>
-    </w:p>
-    <w:p>
-      <w:pPr>
-        <w:spacing w:after="18"/>
-        <w:ind w:left="560" w:hanging="260"/>
-      </w:pPr>
-      <w:r>
-        <w:rPr>
-          <w:b/>
-          <w:bCs/>
-          <w:color w:val="8186EF"/>
-          <w:sz w:val="18"/>
-          <w:szCs w:val="18"/>
-        </w:rPr>
-        <w:t xml:space="preserve">A. </w:t>
-      </w:r>
-      <w:r>
-        <w:rPr>
-          <w:sz w:val="18"/>
-          <w:szCs w:val="18"/>
-        </w:rPr>
-        <w:t xml:space="preserve">As a secured borrowing, because there is recourse</w:t>
-      </w:r>
-    </w:p>
-    <w:p>
-      <w:pPr>
-        <w:spacing w:after="18"/>
-        <w:ind w:left="560" w:hanging="260"/>
-      </w:pPr>
-      <w:r>
-        <w:rPr>
-          <w:b/>
-          <w:bCs/>
-          <w:color w:val="8186EF"/>
-          <w:sz w:val="18"/>
-          <w:szCs w:val="18"/>
-        </w:rPr>
-        <w:t xml:space="preserve">B. </w:t>
-      </w:r>
-      <w:r>
-        <w:rPr>
-          <w:sz w:val="18"/>
-          <w:szCs w:val="18"/>
-        </w:rPr>
-        <w:t xml:space="preserve">As a sale, with no liability</w:t>
-      </w:r>
-    </w:p>
-    <w:p>
-      <w:pPr>
-        <w:spacing w:after="18"/>
-        <w:ind w:left="560" w:hanging="260"/>
-      </w:pPr>
-      <w:r>
-        <w:rPr>
-          <w:b/>
-          <w:bCs/>
-          <w:color w:val="8186EF"/>
-          <w:sz w:val="18"/>
-          <w:szCs w:val="18"/>
-        </w:rPr>
-        <w:t xml:space="preserve">C. </w:t>
-      </w:r>
-      <w:r>
-        <w:rPr>
-          <w:sz w:val="18"/>
-          <w:szCs w:val="18"/>
-        </w:rPr>
-        <w:t xml:space="preserve">As a sale, with a recourse liability at fair value</w:t>
-      </w:r>
-    </w:p>
-    <w:p>
-      <w:pPr>
-        <w:spacing w:after="18"/>
-        <w:ind w:left="560" w:hanging="260"/>
-      </w:pPr>
-      <w:r>
-        <w:rPr>
-          <w:b/>
-          <w:bCs/>
-          <w:color w:val="8186EF"/>
-          <w:sz w:val="18"/>
-          <w:szCs w:val="18"/>
-        </w:rPr>
-        <w:t xml:space="preserve">D. </w:t>
-      </w:r>
-      <w:r>
-        <w:rPr>
-          <w:sz w:val="18"/>
-          <w:szCs w:val="18"/>
-        </w:rPr>
-        <w:t xml:space="preserve">As a pledge of receivables</w:t>
-      </w:r>
-    </w:p>
-    <w:p>
-      <w:pPr>
-        <w:spacing w:before="40" w:after="16"/>
+          <w:sz w:val="16"/>
+          <w:szCs w:val="16"/>
+        </w:rPr>
+        <w:t xml:space="preserve">secured borrowing   ·   transfers   ·   unconditional   ·   notes receivable   ·   receivable</w:t>
+      </w:r>
+    </w:p>
+    <w:p>
+      <w:pPr>
+        <w:spacing w:before="36" w:after="36"/>
+        <w:ind w:left="300"/>
+      </w:pPr>
+      <w:r>
+        <w:rPr>
+          <w:sz w:val="19"/>
+          <w:szCs w:val="19"/>
+        </w:rPr>
+        <w:t xml:space="preserve">A company records an account </w:t>
+      </w:r>
+      <w:r>
+        <w:rPr>
+          <w:u w:val="single"/>
+          <w:sz w:val="19"/>
+          <w:szCs w:val="19"/>
+        </w:rPr>
+        <w:t xml:space="preserve">            </w:t>
+      </w:r>
+      <w:r>
+        <w:rPr>
+          <w:sz w:val="19"/>
+          <w:szCs w:val="19"/>
+        </w:rPr>
+        <w:t xml:space="preserve"> when its right to be paid is </w:t>
+      </w:r>
+      <w:r>
+        <w:rPr>
+          <w:u w:val="single"/>
+          <w:sz w:val="19"/>
+          <w:szCs w:val="19"/>
+        </w:rPr>
+        <w:t xml:space="preserve">               </w:t>
+      </w:r>
+      <w:r>
+        <w:rPr>
+          <w:sz w:val="19"/>
+          <w:szCs w:val="19"/>
+        </w:rPr>
+        <w:t xml:space="preserve">: only the passage of time is needed before payment is due. This usually happens when it delivers the goods or services and </w:t>
+      </w:r>
+      <w:r>
+        <w:rPr>
+          <w:u w:val="single"/>
+          <w:sz w:val="19"/>
+          <w:szCs w:val="19"/>
+        </w:rPr>
+        <w:t xml:space="preserve">           </w:t>
+      </w:r>
+      <w:r>
+        <w:rPr>
+          <w:sz w:val="19"/>
+          <w:szCs w:val="19"/>
+        </w:rPr>
+        <w:t xml:space="preserve"> control (Chapter 11). If the company still has to do something else before it can bill, for example finish a second delivery, it has a contract asset, not a receivable.</w:t>
+      </w:r>
+    </w:p>
+    <w:p>
+      <w:pPr>
+        <w:spacing w:before="40" w:after="10"/>
         <w:ind w:left="300" w:hanging="300"/>
       </w:pPr>
       <w:r>
@@ -601,314 +961,101 @@
           <w:sz w:val="19"/>
           <w:szCs w:val="19"/>
         </w:rPr>
-        <w:t xml:space="preserve">3.  </w:t>
-      </w:r>
-      <w:r>
-        <w:rPr>
-          <w:sz w:val="19"/>
-          <w:szCs w:val="19"/>
-        </w:rPr>
-        <w:t xml:space="preserve">Which transfer does the book pair with “Sale”?</w:t>
-      </w:r>
-    </w:p>
-    <w:tbl>
-      <w:tblPr>
-        <w:tblW w:type="pct" w:w="100%"/>
-        <w:tblLayout w:type="fixed"/>
-      </w:tblPr>
-      <w:tblGrid>
-        <w:gridCol w:w="4800"/>
-        <w:gridCol w:w="4800"/>
-      </w:tblGrid>
-      <w:tr>
-        <w:tc>
-          <w:tcPr>
-            <w:tcW w:type="pct" w:w="2500"/>
-            <w:tcMar>
-              <w:top w:type="dxa" w:w="30"/>
-              <w:left w:type="dxa" w:w="90"/>
-              <w:bottom w:type="dxa" w:w="30"/>
-              <w:right w:type="dxa" w:w="90"/>
-            </w:tcMar>
-          </w:tcPr>
-          <w:p>
-            <w:pPr>
-              <w:spacing w:before="12" w:after="12"/>
-            </w:pPr>
-            <w:r>
-              <w:rPr>
-                <w:b/>
-                <w:bCs/>
-                <w:color w:val="8186EF"/>
-                <w:sz w:val="18"/>
-                <w:szCs w:val="18"/>
-              </w:rPr>
-              <w:t xml:space="preserve">A. </w:t>
-            </w:r>
-            <w:r>
-              <w:rPr>
-                <w:sz w:val="18"/>
-                <w:szCs w:val="18"/>
-              </w:rPr>
-              <w:t xml:space="preserve">T3</w:t>
-            </w:r>
-          </w:p>
-        </w:tc>
-        <w:tc>
-          <w:tcPr>
-            <w:tcW w:type="pct" w:w="2500"/>
-            <w:tcMar>
-              <w:top w:type="dxa" w:w="30"/>
-              <w:left w:type="dxa" w:w="90"/>
-              <w:bottom w:type="dxa" w:w="30"/>
-              <w:right w:type="dxa" w:w="90"/>
-            </w:tcMar>
-          </w:tcPr>
-          <w:p>
-            <w:pPr>
-              <w:spacing w:before="12" w:after="12"/>
-            </w:pPr>
-            <w:r>
-              <w:rPr>
-                <w:b/>
-                <w:bCs/>
-                <w:color w:val="8186EF"/>
-                <w:sz w:val="18"/>
-                <w:szCs w:val="18"/>
-              </w:rPr>
-              <w:t xml:space="preserve">C. </w:t>
-            </w:r>
-            <w:r>
-              <w:rPr>
-                <w:sz w:val="18"/>
-                <w:szCs w:val="18"/>
-              </w:rPr>
-              <w:t xml:space="preserve">T4</w:t>
-            </w:r>
-          </w:p>
-        </w:tc>
-      </w:tr>
-      <w:tr>
-        <w:tc>
-          <w:tcPr>
-            <w:tcW w:type="pct" w:w="2500"/>
-            <w:tcMar>
-              <w:top w:type="dxa" w:w="30"/>
-              <w:left w:type="dxa" w:w="90"/>
-              <w:bottom w:type="dxa" w:w="30"/>
-              <w:right w:type="dxa" w:w="90"/>
-            </w:tcMar>
-          </w:tcPr>
-          <w:p>
-            <w:pPr>
-              <w:spacing w:before="12" w:after="12"/>
-            </w:pPr>
-            <w:r>
-              <w:rPr>
-                <w:b/>
-                <w:bCs/>
-                <w:color w:val="8186EF"/>
-                <w:sz w:val="18"/>
-                <w:szCs w:val="18"/>
-              </w:rPr>
-              <w:t xml:space="preserve">B. </w:t>
-            </w:r>
-            <w:r>
-              <w:rPr>
-                <w:sz w:val="18"/>
-                <w:szCs w:val="18"/>
-              </w:rPr>
-              <w:t xml:space="preserve">T1</w:t>
-            </w:r>
-          </w:p>
-        </w:tc>
-        <w:tc>
-          <w:tcPr>
-            <w:tcW w:type="pct" w:w="2500"/>
-            <w:tcMar>
-              <w:top w:type="dxa" w:w="30"/>
-              <w:left w:type="dxa" w:w="90"/>
-              <w:bottom w:type="dxa" w:w="30"/>
-              <w:right w:type="dxa" w:w="90"/>
-            </w:tcMar>
-          </w:tcPr>
-          <w:p>
-            <w:pPr>
-              <w:spacing w:before="24" w:after="24"/>
-            </w:pPr>
-            <w:r>
-              <w:rPr>
-                <w:sz w:val="18"/>
-                <w:szCs w:val="18"/>
-              </w:rPr>
-              <w:t xml:space="preserve"/>
-            </w:r>
-          </w:p>
-        </w:tc>
-      </w:tr>
-    </w:tbl>
-    <w:p>
-      <w:pPr>
-        <w:spacing w:before="40" w:after="16"/>
-        <w:ind w:left="300" w:hanging="300"/>
-      </w:pPr>
+        <w:t xml:space="preserve">2.  </w:t>
+      </w:r>
+      <w:r>
+        <w:rPr>
+          <w:sz w:val="19"/>
+          <w:szCs w:val="19"/>
+        </w:rPr>
+        <w:t xml:space="preserve">What it settles in the middle — Fill every gap. The list holds more words than there are gaps, so one or two of them are not used.</w:t>
+      </w:r>
+    </w:p>
+    <w:p>
+      <w:pPr>
+        <w:spacing w:before="20" w:after="26"/>
+        <w:ind w:left="300"/>
+      </w:pPr>
+      <w:r>
+        <w:rPr>
+          <w:color w:val="6B7280"/>
+          <w:sz w:val="16"/>
+          <w:szCs w:val="16"/>
+        </w:rPr>
+        <w:t xml:space="preserve">choose from:  </w:t>
+      </w:r>
       <w:r>
         <w:rPr>
           <w:b/>
           <w:bCs/>
           <w:color w:val="353A7C"/>
-          <w:sz w:val="19"/>
-          <w:szCs w:val="19"/>
-        </w:rPr>
-        <w:t xml:space="preserve">4.  </w:t>
-      </w:r>
-      <w:r>
-        <w:rPr>
-          <w:sz w:val="19"/>
-          <w:szCs w:val="19"/>
-        </w:rPr>
-        <w:t xml:space="preserve">Which transfer does the book pair with “Secured borrowing”?</w:t>
-      </w:r>
-    </w:p>
-    <w:tbl>
-      <w:tblPr>
-        <w:tblW w:type="pct" w:w="100%"/>
-        <w:tblLayout w:type="fixed"/>
-      </w:tblPr>
-      <w:tblGrid>
-        <w:gridCol w:w="4800"/>
-        <w:gridCol w:w="4800"/>
-      </w:tblGrid>
-      <w:tr>
-        <w:tc>
-          <w:tcPr>
-            <w:tcW w:type="pct" w:w="2500"/>
-            <w:tcMar>
-              <w:top w:type="dxa" w:w="30"/>
-              <w:left w:type="dxa" w:w="90"/>
-              <w:bottom w:type="dxa" w:w="30"/>
-              <w:right w:type="dxa" w:w="90"/>
-            </w:tcMar>
-          </w:tcPr>
-          <w:p>
-            <w:pPr>
-              <w:spacing w:before="12" w:after="12"/>
-            </w:pPr>
-            <w:r>
-              <w:rPr>
-                <w:b/>
-                <w:bCs/>
-                <w:color w:val="8186EF"/>
-                <w:sz w:val="18"/>
-                <w:szCs w:val="18"/>
-              </w:rPr>
-              <w:t xml:space="preserve">A. </w:t>
-            </w:r>
-            <w:r>
-              <w:rPr>
-                <w:sz w:val="18"/>
-                <w:szCs w:val="18"/>
-              </w:rPr>
-              <w:t xml:space="preserve">T3</w:t>
-            </w:r>
-          </w:p>
-        </w:tc>
-        <w:tc>
-          <w:tcPr>
-            <w:tcW w:type="pct" w:w="2500"/>
-            <w:tcMar>
-              <w:top w:type="dxa" w:w="30"/>
-              <w:left w:type="dxa" w:w="90"/>
-              <w:bottom w:type="dxa" w:w="30"/>
-              <w:right w:type="dxa" w:w="90"/>
-            </w:tcMar>
-          </w:tcPr>
-          <w:p>
-            <w:pPr>
-              <w:spacing w:before="12" w:after="12"/>
-            </w:pPr>
-            <w:r>
-              <w:rPr>
-                <w:b/>
-                <w:bCs/>
-                <w:color w:val="8186EF"/>
-                <w:sz w:val="18"/>
-                <w:szCs w:val="18"/>
-              </w:rPr>
-              <w:t xml:space="preserve">C. </w:t>
-            </w:r>
-            <w:r>
-              <w:rPr>
-                <w:sz w:val="18"/>
-                <w:szCs w:val="18"/>
-              </w:rPr>
-              <w:t xml:space="preserve">T2</w:t>
-            </w:r>
-          </w:p>
-        </w:tc>
-      </w:tr>
-      <w:tr>
-        <w:tc>
-          <w:tcPr>
-            <w:tcW w:type="pct" w:w="2500"/>
-            <w:tcMar>
-              <w:top w:type="dxa" w:w="30"/>
-              <w:left w:type="dxa" w:w="90"/>
-              <w:bottom w:type="dxa" w:w="30"/>
-              <w:right w:type="dxa" w:w="90"/>
-            </w:tcMar>
-          </w:tcPr>
-          <w:p>
-            <w:pPr>
-              <w:spacing w:before="12" w:after="12"/>
-            </w:pPr>
-            <w:r>
-              <w:rPr>
-                <w:b/>
-                <w:bCs/>
-                <w:color w:val="8186EF"/>
-                <w:sz w:val="18"/>
-                <w:szCs w:val="18"/>
-              </w:rPr>
-              <w:t xml:space="preserve">B. </w:t>
-            </w:r>
-            <w:r>
-              <w:rPr>
-                <w:sz w:val="18"/>
-                <w:szCs w:val="18"/>
-              </w:rPr>
-              <w:t xml:space="preserve">T1</w:t>
-            </w:r>
-          </w:p>
-        </w:tc>
-        <w:tc>
-          <w:tcPr>
-            <w:tcW w:type="pct" w:w="2500"/>
-            <w:tcMar>
-              <w:top w:type="dxa" w:w="30"/>
-              <w:left w:type="dxa" w:w="90"/>
-              <w:bottom w:type="dxa" w:w="30"/>
-              <w:right w:type="dxa" w:w="90"/>
-            </w:tcMar>
-          </w:tcPr>
-          <w:p>
-            <w:pPr>
-              <w:spacing w:before="24" w:after="24"/>
-            </w:pPr>
-            <w:r>
-              <w:rPr>
-                <w:sz w:val="18"/>
-                <w:szCs w:val="18"/>
-              </w:rPr>
-              <w:t xml:space="preserve"/>
-            </w:r>
-          </w:p>
-        </w:tc>
-      </w:tr>
-    </w:tbl>
-    <w:p>
-      <w:pPr>
-        <w:spacing w:before="40" w:after="16"/>
+          <w:sz w:val="16"/>
+          <w:szCs w:val="16"/>
+        </w:rPr>
+        <w:t xml:space="preserve">discounts   ·   secured borrowing   ·   notes receivable   ·   questions   ·   forfeited</w:t>
+      </w:r>
+    </w:p>
+    <w:p>
+      <w:pPr>
+        <w:spacing w:before="36" w:after="36"/>
+        <w:ind w:left="300"/>
+      </w:pPr>
+      <w:r>
+        <w:rPr>
+          <w:sz w:val="19"/>
+          <w:szCs w:val="19"/>
+        </w:rPr>
+        <w:t xml:space="preserve">Some older </w:t>
+      </w:r>
+      <w:r>
+        <w:rPr>
+          <w:u w:val="single"/>
+          <w:sz w:val="19"/>
+          <w:szCs w:val="19"/>
+        </w:rPr>
+        <w:t xml:space="preserve">           </w:t>
+      </w:r>
+      <w:r>
+        <w:rPr>
+          <w:sz w:val="19"/>
+          <w:szCs w:val="19"/>
+        </w:rPr>
+        <w:t xml:space="preserve"> still use the gross and net methods. Under the gross method, the company records the full invoice and records a sales discount only when a customer pays early. Under the net method, it records the sale net of the discount, and records sales </w:t>
+      </w:r>
+      <w:r>
+        <w:rPr>
+          <w:u w:val="single"/>
+          <w:sz w:val="19"/>
+          <w:szCs w:val="19"/>
+        </w:rPr>
+        <w:t xml:space="preserve">           </w:t>
+      </w:r>
+      <w:r>
+        <w:rPr>
+          <w:sz w:val="19"/>
+          <w:szCs w:val="19"/>
+        </w:rPr>
+        <w:t xml:space="preserve"> </w:t>
+      </w:r>
+      <w:r>
+        <w:rPr>
+          <w:u w:val="single"/>
+          <w:sz w:val="19"/>
+          <w:szCs w:val="19"/>
+        </w:rPr>
+        <w:t xml:space="preserve">           </w:t>
+      </w:r>
+      <w:r>
+        <w:rPr>
+          <w:sz w:val="19"/>
+          <w:szCs w:val="19"/>
+        </w:rPr>
+        <w:t xml:space="preserve"> when a customer pays late.</w:t>
+      </w:r>
+    </w:p>
+    <w:p>
+      <w:pPr>
+        <w:spacing w:before="40" w:after="10"/>
         <w:ind w:left="300" w:hanging="300"/>
       </w:pPr>
       <w:r>
@@ -919,723 +1066,96 @@
           <w:sz w:val="19"/>
           <w:szCs w:val="19"/>
         </w:rPr>
-        <w:t xml:space="preserve">5.  </w:t>
-      </w:r>
-      <w:r>
-        <w:rPr>
-          <w:sz w:val="19"/>
-          <w:szCs w:val="19"/>
-        </w:rPr>
-        <w:t xml:space="preserve">Which answer does the book give for 1–60 days past due?</w:t>
-      </w:r>
-    </w:p>
-    <w:tbl>
-      <w:tblPr>
-        <w:tblW w:type="pct" w:w="100%"/>
-        <w:tblLayout w:type="fixed"/>
-      </w:tblPr>
-      <w:tblGrid>
-        <w:gridCol w:w="4800"/>
-        <w:gridCol w:w="4800"/>
-      </w:tblGrid>
-      <w:tr>
-        <w:tc>
-          <w:tcPr>
-            <w:tcW w:type="pct" w:w="2500"/>
-            <w:tcMar>
-              <w:top w:type="dxa" w:w="30"/>
-              <w:left w:type="dxa" w:w="90"/>
-              <w:bottom w:type="dxa" w:w="30"/>
-              <w:right w:type="dxa" w:w="90"/>
-            </w:tcMar>
-          </w:tcPr>
-          <w:p>
-            <w:pPr>
-              <w:spacing w:before="12" w:after="12"/>
-            </w:pPr>
-            <w:r>
-              <w:rPr>
-                <w:b/>
-                <w:bCs/>
-                <w:color w:val="8186EF"/>
-                <w:sz w:val="18"/>
-                <w:szCs w:val="18"/>
-              </w:rPr>
-              <w:t xml:space="preserve">A. </w:t>
-            </w:r>
-            <w:r>
-              <w:rPr>
-                <w:sz w:val="18"/>
-                <w:szCs w:val="18"/>
-              </w:rPr>
-              <w:t xml:space="preserve">80,000 × 8% = 6,400</w:t>
-            </w:r>
-          </w:p>
-        </w:tc>
-        <w:tc>
-          <w:tcPr>
-            <w:tcW w:type="pct" w:w="2500"/>
-            <w:tcMar>
-              <w:top w:type="dxa" w:w="30"/>
-              <w:left w:type="dxa" w:w="90"/>
-              <w:bottom w:type="dxa" w:w="30"/>
-              <w:right w:type="dxa" w:w="90"/>
-            </w:tcMar>
-          </w:tcPr>
-          <w:p>
-            <w:pPr>
-              <w:spacing w:before="12" w:after="12"/>
-            </w:pPr>
-            <w:r>
-              <w:rPr>
-                <w:b/>
-                <w:bCs/>
-                <w:color w:val="8186EF"/>
-                <w:sz w:val="18"/>
-                <w:szCs w:val="18"/>
-              </w:rPr>
-              <w:t xml:space="preserve">C. </w:t>
-            </w:r>
-            <w:r>
-              <w:rPr>
-                <w:sz w:val="18"/>
-                <w:szCs w:val="18"/>
-              </w:rPr>
-              <w:t xml:space="preserve">3,600 + 6,400 + 10,000 = 20,000</w:t>
-            </w:r>
-          </w:p>
-        </w:tc>
-      </w:tr>
-      <w:tr>
-        <w:tc>
-          <w:tcPr>
-            <w:tcW w:type="pct" w:w="2500"/>
-            <w:tcMar>
-              <w:top w:type="dxa" w:w="30"/>
-              <w:left w:type="dxa" w:w="90"/>
-              <w:bottom w:type="dxa" w:w="30"/>
-              <w:right w:type="dxa" w:w="90"/>
-            </w:tcMar>
-          </w:tcPr>
-          <w:p>
-            <w:pPr>
-              <w:spacing w:before="12" w:after="12"/>
-            </w:pPr>
-            <w:r>
-              <w:rPr>
-                <w:b/>
-                <w:bCs/>
-                <w:color w:val="8186EF"/>
-                <w:sz w:val="18"/>
-                <w:szCs w:val="18"/>
-              </w:rPr>
-              <w:t xml:space="preserve">B. </w:t>
-            </w:r>
-            <w:r>
-              <w:rPr>
-                <w:sz w:val="18"/>
-                <w:szCs w:val="18"/>
-              </w:rPr>
-              <w:t xml:space="preserve">40,000 × 25% = 10,000</w:t>
-            </w:r>
-          </w:p>
-        </w:tc>
-        <w:tc>
-          <w:tcPr>
-            <w:tcW w:type="pct" w:w="2500"/>
-            <w:tcMar>
-              <w:top w:type="dxa" w:w="30"/>
-              <w:left w:type="dxa" w:w="90"/>
-              <w:bottom w:type="dxa" w:w="30"/>
-              <w:right w:type="dxa" w:w="90"/>
-            </w:tcMar>
-          </w:tcPr>
-          <w:p>
-            <w:pPr>
-              <w:spacing w:before="24" w:after="24"/>
-            </w:pPr>
-            <w:r>
-              <w:rPr>
-                <w:sz w:val="18"/>
-                <w:szCs w:val="18"/>
-              </w:rPr>
-              <w:t xml:space="preserve"/>
-            </w:r>
-          </w:p>
-        </w:tc>
-      </w:tr>
-    </w:tbl>
-    <w:p>
-      <w:pPr>
-        <w:spacing w:before="40" w:after="16"/>
-        <w:ind w:left="300" w:hanging="300"/>
-      </w:pPr>
+        <w:t xml:space="preserve">3.  </w:t>
+      </w:r>
+      <w:r>
+        <w:rPr>
+          <w:sz w:val="19"/>
+          <w:szCs w:val="19"/>
+        </w:rPr>
+        <w:t xml:space="preserve">Where it ends — Fill every gap. The list holds more words than there are gaps, so one or two of them are not used.</w:t>
+      </w:r>
+    </w:p>
+    <w:p>
+      <w:pPr>
+        <w:spacing w:before="20" w:after="26"/>
+        <w:ind w:left="300"/>
+      </w:pPr>
+      <w:r>
+        <w:rPr>
+          <w:color w:val="6B7280"/>
+          <w:sz w:val="16"/>
+          <w:szCs w:val="16"/>
+        </w:rPr>
+        <w:t xml:space="preserve">choose from:  </w:t>
+      </w:r>
       <w:r>
         <w:rPr>
           <w:b/>
           <w:bCs/>
           <w:color w:val="353A7C"/>
-          <w:sz w:val="19"/>
-          <w:szCs w:val="19"/>
-        </w:rPr>
-        <w:t xml:space="preserve">6.  </w:t>
-      </w:r>
-      <w:r>
-        <w:rPr>
-          <w:sz w:val="19"/>
-          <w:szCs w:val="19"/>
-        </w:rPr>
-        <w:t xml:space="preserve">Which answer does the book give for Over 60 days past due?</w:t>
-      </w:r>
-    </w:p>
-    <w:tbl>
-      <w:tblPr>
-        <w:tblW w:type="pct" w:w="100%"/>
-        <w:tblLayout w:type="fixed"/>
-      </w:tblPr>
-      <w:tblGrid>
-        <w:gridCol w:w="4800"/>
-        <w:gridCol w:w="4800"/>
-      </w:tblGrid>
-      <w:tr>
-        <w:tc>
-          <w:tcPr>
-            <w:tcW w:type="pct" w:w="2500"/>
-            <w:tcMar>
-              <w:top w:type="dxa" w:w="30"/>
-              <w:left w:type="dxa" w:w="90"/>
-              <w:bottom w:type="dxa" w:w="30"/>
-              <w:right w:type="dxa" w:w="90"/>
-            </w:tcMar>
-          </w:tcPr>
-          <w:p>
-            <w:pPr>
-              <w:spacing w:before="12" w:after="12"/>
-            </w:pPr>
-            <w:r>
-              <w:rPr>
-                <w:b/>
-                <w:bCs/>
-                <w:color w:val="8186EF"/>
-                <w:sz w:val="18"/>
-                <w:szCs w:val="18"/>
-              </w:rPr>
-              <w:t xml:space="preserve">A. </w:t>
-            </w:r>
-            <w:r>
-              <w:rPr>
-                <w:sz w:val="18"/>
-                <w:szCs w:val="18"/>
-              </w:rPr>
-              <w:t xml:space="preserve">80,000 × 8% = 6,400</w:t>
-            </w:r>
-          </w:p>
-        </w:tc>
-        <w:tc>
-          <w:tcPr>
-            <w:tcW w:type="pct" w:w="2500"/>
-            <w:tcMar>
-              <w:top w:type="dxa" w:w="30"/>
-              <w:left w:type="dxa" w:w="90"/>
-              <w:bottom w:type="dxa" w:w="30"/>
-              <w:right w:type="dxa" w:w="90"/>
-            </w:tcMar>
-          </w:tcPr>
-          <w:p>
-            <w:pPr>
-              <w:spacing w:before="12" w:after="12"/>
-            </w:pPr>
-            <w:r>
-              <w:rPr>
-                <w:b/>
-                <w:bCs/>
-                <w:color w:val="8186EF"/>
-                <w:sz w:val="18"/>
-                <w:szCs w:val="18"/>
-              </w:rPr>
-              <w:t xml:space="preserve">C. </w:t>
-            </w:r>
-            <w:r>
-              <w:rPr>
-                <w:sz w:val="18"/>
-                <w:szCs w:val="18"/>
-              </w:rPr>
-              <w:t xml:space="preserve">3,600 + 6,400 + 10,000 = 20,000</w:t>
-            </w:r>
-          </w:p>
-        </w:tc>
-      </w:tr>
-      <w:tr>
-        <w:tc>
-          <w:tcPr>
-            <w:tcW w:type="pct" w:w="2500"/>
-            <w:tcMar>
-              <w:top w:type="dxa" w:w="30"/>
-              <w:left w:type="dxa" w:w="90"/>
-              <w:bottom w:type="dxa" w:w="30"/>
-              <w:right w:type="dxa" w:w="90"/>
-            </w:tcMar>
-          </w:tcPr>
-          <w:p>
-            <w:pPr>
-              <w:spacing w:before="12" w:after="12"/>
-            </w:pPr>
-            <w:r>
-              <w:rPr>
-                <w:b/>
-                <w:bCs/>
-                <w:color w:val="8186EF"/>
-                <w:sz w:val="18"/>
-                <w:szCs w:val="18"/>
-              </w:rPr>
-              <w:t xml:space="preserve">B. </w:t>
-            </w:r>
-            <w:r>
-              <w:rPr>
-                <w:sz w:val="18"/>
-                <w:szCs w:val="18"/>
-              </w:rPr>
-              <w:t xml:space="preserve">40,000 × 25% = 10,000</w:t>
-            </w:r>
-          </w:p>
-        </w:tc>
-        <w:tc>
-          <w:tcPr>
-            <w:tcW w:type="pct" w:w="2500"/>
-            <w:tcMar>
-              <w:top w:type="dxa" w:w="30"/>
-              <w:left w:type="dxa" w:w="90"/>
-              <w:bottom w:type="dxa" w:w="30"/>
-              <w:right w:type="dxa" w:w="90"/>
-            </w:tcMar>
-          </w:tcPr>
-          <w:p>
-            <w:pPr>
-              <w:spacing w:before="24" w:after="24"/>
-            </w:pPr>
-            <w:r>
-              <w:rPr>
-                <w:sz w:val="18"/>
-                <w:szCs w:val="18"/>
-              </w:rPr>
-              <w:t xml:space="preserve"/>
-            </w:r>
-          </w:p>
-        </w:tc>
-      </w:tr>
-    </w:tbl>
-    <w:p>
-      <w:pPr>
-        <w:spacing w:before="40" w:after="16"/>
-        <w:ind w:left="300" w:hanging="300"/>
-      </w:pPr>
-      <w:r>
-        <w:rPr>
-          <w:b/>
-          <w:bCs/>
-          <w:color w:val="353A7C"/>
-          <w:sz w:val="19"/>
-          <w:szCs w:val="19"/>
-        </w:rPr>
-        <w:t xml:space="preserve">7.  </w:t>
-      </w:r>
-      <w:r>
-        <w:rPr>
-          <w:sz w:val="19"/>
-          <w:szCs w:val="19"/>
-        </w:rPr>
-        <w:t xml:space="preserve">Which answer does the book give for Required allowance?</w:t>
-      </w:r>
-    </w:p>
-    <w:tbl>
-      <w:tblPr>
-        <w:tblW w:type="pct" w:w="100%"/>
-        <w:tblLayout w:type="fixed"/>
-      </w:tblPr>
-      <w:tblGrid>
-        <w:gridCol w:w="4800"/>
-        <w:gridCol w:w="4800"/>
-      </w:tblGrid>
-      <w:tr>
-        <w:tc>
-          <w:tcPr>
-            <w:tcW w:type="pct" w:w="2500"/>
-            <w:tcMar>
-              <w:top w:type="dxa" w:w="30"/>
-              <w:left w:type="dxa" w:w="90"/>
-              <w:bottom w:type="dxa" w:w="30"/>
-              <w:right w:type="dxa" w:w="90"/>
-            </w:tcMar>
-          </w:tcPr>
-          <w:p>
-            <w:pPr>
-              <w:spacing w:before="12" w:after="12"/>
-            </w:pPr>
-            <w:r>
-              <w:rPr>
-                <w:b/>
-                <w:bCs/>
-                <w:color w:val="8186EF"/>
-                <w:sz w:val="18"/>
-                <w:szCs w:val="18"/>
-              </w:rPr>
-              <w:t xml:space="preserve">A. </w:t>
-            </w:r>
-            <w:r>
-              <w:rPr>
-                <w:sz w:val="18"/>
-                <w:szCs w:val="18"/>
-              </w:rPr>
-              <w:t xml:space="preserve">40,000 × 25% = 10,000</w:t>
-            </w:r>
-          </w:p>
-        </w:tc>
-        <w:tc>
-          <w:tcPr>
-            <w:tcW w:type="pct" w:w="2500"/>
-            <w:tcMar>
-              <w:top w:type="dxa" w:w="30"/>
-              <w:left w:type="dxa" w:w="90"/>
-              <w:bottom w:type="dxa" w:w="30"/>
-              <w:right w:type="dxa" w:w="90"/>
-            </w:tcMar>
-          </w:tcPr>
-          <w:p>
-            <w:pPr>
-              <w:spacing w:before="12" w:after="12"/>
-            </w:pPr>
-            <w:r>
-              <w:rPr>
-                <w:b/>
-                <w:bCs/>
-                <w:color w:val="8186EF"/>
-                <w:sz w:val="18"/>
-                <w:szCs w:val="18"/>
-              </w:rPr>
-              <w:t xml:space="preserve">C. </w:t>
-            </w:r>
-            <w:r>
-              <w:rPr>
-                <w:sz w:val="18"/>
-                <w:szCs w:val="18"/>
-              </w:rPr>
-              <w:t xml:space="preserve">80,000 × 8% = 6,400</w:t>
-            </w:r>
-          </w:p>
-        </w:tc>
-      </w:tr>
-      <w:tr>
-        <w:tc>
-          <w:tcPr>
-            <w:tcW w:type="pct" w:w="2500"/>
-            <w:tcMar>
-              <w:top w:type="dxa" w:w="30"/>
-              <w:left w:type="dxa" w:w="90"/>
-              <w:bottom w:type="dxa" w:w="30"/>
-              <w:right w:type="dxa" w:w="90"/>
-            </w:tcMar>
-          </w:tcPr>
-          <w:p>
-            <w:pPr>
-              <w:spacing w:before="12" w:after="12"/>
-            </w:pPr>
-            <w:r>
-              <w:rPr>
-                <w:b/>
-                <w:bCs/>
-                <w:color w:val="8186EF"/>
-                <w:sz w:val="18"/>
-                <w:szCs w:val="18"/>
-              </w:rPr>
-              <w:t xml:space="preserve">B. </w:t>
-            </w:r>
-            <w:r>
-              <w:rPr>
-                <w:sz w:val="18"/>
-                <w:szCs w:val="18"/>
-              </w:rPr>
-              <w:t xml:space="preserve">3,600 + 6,400 + 10,000 = 20,000</w:t>
-            </w:r>
-          </w:p>
-        </w:tc>
-        <w:tc>
-          <w:tcPr>
-            <w:tcW w:type="pct" w:w="2500"/>
-            <w:tcMar>
-              <w:top w:type="dxa" w:w="30"/>
-              <w:left w:type="dxa" w:w="90"/>
-              <w:bottom w:type="dxa" w:w="30"/>
-              <w:right w:type="dxa" w:w="90"/>
-            </w:tcMar>
-          </w:tcPr>
-          <w:p>
-            <w:pPr>
-              <w:spacing w:before="24" w:after="24"/>
-            </w:pPr>
-            <w:r>
-              <w:rPr>
-                <w:sz w:val="18"/>
-                <w:szCs w:val="18"/>
-              </w:rPr>
-              <w:t xml:space="preserve"/>
-            </w:r>
-          </w:p>
-        </w:tc>
-      </w:tr>
-    </w:tbl>
-    <w:p>
-      <w:pPr>
-        <w:spacing w:before="30" w:after="30"/>
-        <w:ind w:left="300" w:hanging="300"/>
-      </w:pPr>
-      <w:r>
-        <w:rPr>
-          <w:b/>
-          <w:bCs/>
-          <w:color w:val="353A7C"/>
-          <w:sz w:val="19"/>
-          <w:szCs w:val="19"/>
-        </w:rPr>
-        <w:t xml:space="preserve">8.  </w:t>
-      </w:r>
-      <w:r>
-        <w:rPr>
-          <w:sz w:val="19"/>
-          <w:szCs w:val="19"/>
-        </w:rPr>
-        <w:t xml:space="preserve">The book gives the category of T1 as “Sale”.   </w:t>
-      </w:r>
-      <w:r>
-        <w:rPr>
-          <w:b/>
-          <w:bCs/>
-          <w:color w:val="8186EF"/>
-          <w:sz w:val="19"/>
-          <w:szCs w:val="19"/>
-        </w:rPr>
-        <w:t xml:space="preserve">  TRUE  </w:t>
-      </w:r>
-      <w:r>
-        <w:rPr>
-          <w:color w:val="AAB2C0"/>
-          <w:sz w:val="19"/>
-          <w:szCs w:val="19"/>
-        </w:rPr>
-        <w:t xml:space="preserve">/</w:t>
-      </w:r>
-      <w:r>
-        <w:rPr>
-          <w:b/>
-          <w:bCs/>
-          <w:color w:val="8186EF"/>
-          <w:sz w:val="19"/>
-          <w:szCs w:val="19"/>
-        </w:rPr>
-        <w:t xml:space="preserve">  FALSE  </w:t>
-      </w:r>
-    </w:p>
-    <w:p>
-      <w:pPr>
-        <w:spacing w:before="30" w:after="30"/>
-        <w:ind w:left="300" w:hanging="300"/>
-      </w:pPr>
-      <w:r>
-        <w:rPr>
-          <w:b/>
-          <w:bCs/>
-          <w:color w:val="353A7C"/>
-          <w:sz w:val="19"/>
-          <w:szCs w:val="19"/>
-        </w:rPr>
-        <w:t xml:space="preserve">9.  </w:t>
-      </w:r>
-      <w:r>
-        <w:rPr>
-          <w:sz w:val="19"/>
-          <w:szCs w:val="19"/>
-        </w:rPr>
-        <w:t xml:space="preserve">The book gives the category of T2 as “Secured borrowing”.   </w:t>
-      </w:r>
-      <w:r>
-        <w:rPr>
-          <w:b/>
-          <w:bCs/>
-          <w:color w:val="8186EF"/>
-          <w:sz w:val="19"/>
-          <w:szCs w:val="19"/>
-        </w:rPr>
-        <w:t xml:space="preserve">  TRUE  </w:t>
-      </w:r>
-      <w:r>
-        <w:rPr>
-          <w:color w:val="AAB2C0"/>
-          <w:sz w:val="19"/>
-          <w:szCs w:val="19"/>
-        </w:rPr>
-        <w:t xml:space="preserve">/</w:t>
-      </w:r>
-      <w:r>
-        <w:rPr>
-          <w:b/>
-          <w:bCs/>
-          <w:color w:val="8186EF"/>
-          <w:sz w:val="19"/>
-          <w:szCs w:val="19"/>
-        </w:rPr>
-        <w:t xml:space="preserve">  FALSE  </w:t>
-      </w:r>
-    </w:p>
-    <w:p>
-      <w:pPr>
-        <w:spacing w:before="30" w:after="30"/>
-        <w:ind w:left="300" w:hanging="300"/>
-      </w:pPr>
-      <w:r>
-        <w:rPr>
-          <w:b/>
-          <w:bCs/>
-          <w:color w:val="353A7C"/>
-          <w:sz w:val="19"/>
-          <w:szCs w:val="19"/>
-        </w:rPr>
-        <w:t xml:space="preserve">10.  </w:t>
-      </w:r>
-      <w:r>
-        <w:rPr>
-          <w:sz w:val="19"/>
-          <w:szCs w:val="19"/>
-        </w:rPr>
-        <w:t xml:space="preserve">The book gives the category of T3 as “Secured borrowing”.   </w:t>
-      </w:r>
-      <w:r>
-        <w:rPr>
-          <w:b/>
-          <w:bCs/>
-          <w:color w:val="8186EF"/>
-          <w:sz w:val="19"/>
-          <w:szCs w:val="19"/>
-        </w:rPr>
-        <w:t xml:space="preserve">  TRUE  </w:t>
-      </w:r>
-      <w:r>
-        <w:rPr>
-          <w:color w:val="AAB2C0"/>
-          <w:sz w:val="19"/>
-          <w:szCs w:val="19"/>
-        </w:rPr>
-        <w:t xml:space="preserve">/</w:t>
-      </w:r>
-      <w:r>
-        <w:rPr>
-          <w:b/>
-          <w:bCs/>
-          <w:color w:val="8186EF"/>
-          <w:sz w:val="19"/>
-          <w:szCs w:val="19"/>
-        </w:rPr>
-        <w:t xml:space="preserve">  FALSE  </w:t>
-      </w:r>
-    </w:p>
-    <w:p>
-      <w:pPr>
-        <w:spacing w:before="30" w:after="30"/>
-        <w:ind w:left="300" w:hanging="300"/>
-      </w:pPr>
-      <w:r>
-        <w:rPr>
-          <w:b/>
-          <w:bCs/>
-          <w:color w:val="353A7C"/>
-          <w:sz w:val="19"/>
-          <w:szCs w:val="19"/>
-        </w:rPr>
-        <w:t xml:space="preserve">11.  </w:t>
-      </w:r>
-      <w:r>
-        <w:rPr>
-          <w:sz w:val="19"/>
-          <w:szCs w:val="19"/>
-        </w:rPr>
-        <w:t xml:space="preserve">The book gives the answer of 1–60 days past due as “80,000 × 8% = 6,400”.   </w:t>
-      </w:r>
-      <w:r>
-        <w:rPr>
-          <w:b/>
-          <w:bCs/>
-          <w:color w:val="8186EF"/>
-          <w:sz w:val="19"/>
-          <w:szCs w:val="19"/>
-        </w:rPr>
-        <w:t xml:space="preserve">  TRUE  </w:t>
-      </w:r>
-      <w:r>
-        <w:rPr>
-          <w:color w:val="AAB2C0"/>
-          <w:sz w:val="19"/>
-          <w:szCs w:val="19"/>
-        </w:rPr>
-        <w:t xml:space="preserve">/</w:t>
-      </w:r>
-      <w:r>
-        <w:rPr>
-          <w:b/>
-          <w:bCs/>
-          <w:color w:val="8186EF"/>
-          <w:sz w:val="19"/>
-          <w:szCs w:val="19"/>
-        </w:rPr>
-        <w:t xml:space="preserve">  FALSE  </w:t>
-      </w:r>
-    </w:p>
-    <w:p>
-      <w:pPr>
-        <w:spacing w:before="30" w:after="30"/>
-        <w:ind w:left="300" w:hanging="300"/>
-      </w:pPr>
-      <w:r>
-        <w:rPr>
-          <w:b/>
-          <w:bCs/>
-          <w:color w:val="353A7C"/>
-          <w:sz w:val="19"/>
-          <w:szCs w:val="19"/>
-        </w:rPr>
-        <w:t xml:space="preserve">12.  </w:t>
-      </w:r>
-      <w:r>
-        <w:rPr>
-          <w:sz w:val="19"/>
-          <w:szCs w:val="19"/>
-        </w:rPr>
-        <w:t xml:space="preserve">The book gives the answer of Over 60 days past due as “80,000 × 8% = 6,400”.   </w:t>
-      </w:r>
-      <w:r>
-        <w:rPr>
-          <w:b/>
-          <w:bCs/>
-          <w:color w:val="8186EF"/>
-          <w:sz w:val="19"/>
-          <w:szCs w:val="19"/>
-        </w:rPr>
-        <w:t xml:space="preserve">  TRUE  </w:t>
-      </w:r>
-      <w:r>
-        <w:rPr>
-          <w:color w:val="AAB2C0"/>
-          <w:sz w:val="19"/>
-          <w:szCs w:val="19"/>
-        </w:rPr>
-        <w:t xml:space="preserve">/</w:t>
-      </w:r>
-      <w:r>
-        <w:rPr>
-          <w:b/>
-          <w:bCs/>
-          <w:color w:val="8186EF"/>
-          <w:sz w:val="19"/>
-          <w:szCs w:val="19"/>
-        </w:rPr>
-        <w:t xml:space="preserve">  FALSE  </w:t>
+          <w:sz w:val="16"/>
+          <w:szCs w:val="16"/>
+        </w:rPr>
+        <w:t xml:space="preserve">secured borrowing   ·   notes receivable   ·   amortized   ·   discount   ·   Receivable</w:t>
+      </w:r>
+    </w:p>
+    <w:p>
+      <w:pPr>
+        <w:spacing w:before="36" w:after="36"/>
+        <w:ind w:left="300"/>
+      </w:pPr>
+      <w:r>
+        <w:rPr>
+          <w:sz w:val="19"/>
+          <w:szCs w:val="19"/>
+        </w:rPr>
+        <w:t xml:space="preserve">The </w:t>
+      </w:r>
+      <w:r>
+        <w:rPr>
+          <w:u w:val="single"/>
+          <w:sz w:val="19"/>
+          <w:szCs w:val="19"/>
+        </w:rPr>
+        <w:t xml:space="preserve">           </w:t>
+      </w:r>
+      <w:r>
+        <w:rPr>
+          <w:sz w:val="19"/>
+          <w:szCs w:val="19"/>
+        </w:rPr>
+        <w:t xml:space="preserve"> is then </w:t>
+      </w:r>
+      <w:r>
+        <w:rPr>
+          <w:u w:val="single"/>
+          <w:sz w:val="19"/>
+          <w:szCs w:val="19"/>
+        </w:rPr>
+        <w:t xml:space="preserve">           </w:t>
+      </w:r>
+      <w:r>
+        <w:rPr>
+          <w:sz w:val="19"/>
+          <w:szCs w:val="19"/>
+        </w:rPr>
+        <w:t xml:space="preserve"> to interest revenue over the life of the note. </w:t>
+      </w:r>
+      <w:r>
+        <w:rPr>
+          <w:u w:val="single"/>
+          <w:sz w:val="19"/>
+          <w:szCs w:val="19"/>
+        </w:rPr>
+        <w:t xml:space="preserve">            </w:t>
+      </w:r>
+      <w:r>
+        <w:rPr>
+          <w:sz w:val="19"/>
+          <w:szCs w:val="19"/>
+        </w:rPr>
+        <w:t xml:space="preserve">: only time must pass before payment. Contract asset: the company must still perform.</w:t>
       </w:r>
     </w:p>
     <w:p>
@@ -1799,7 +1319,7 @@
           <w:sz w:val="19"/>
           <w:szCs w:val="19"/>
         </w:rPr>
-        <w:t xml:space="preserve">13.  </w:t>
+        <w:t xml:space="preserve">4.  </w:t>
       </w:r>
       <w:r>
         <w:rPr>
@@ -2335,7 +1855,7 @@
           <w:sz w:val="19"/>
           <w:szCs w:val="19"/>
         </w:rPr>
-        <w:t xml:space="preserve">14.  </w:t>
+        <w:t xml:space="preserve">5.  </w:t>
       </w:r>
       <w:r>
         <w:rPr>
@@ -2494,7 +2014,7 @@
           <w:sz w:val="19"/>
           <w:szCs w:val="19"/>
         </w:rPr>
-        <w:t xml:space="preserve">15.  </w:t>
+        <w:t xml:space="preserve">6.  </w:t>
       </w:r>
       <w:r>
         <w:rPr>
@@ -2653,7 +2173,7 @@
           <w:sz w:val="19"/>
           <w:szCs w:val="19"/>
         </w:rPr>
-        <w:t xml:space="preserve">16.  </w:t>
+        <w:t xml:space="preserve">7.  </w:t>
       </w:r>
       <w:r>
         <w:rPr>
@@ -2812,7 +2332,7 @@
           <w:sz w:val="19"/>
           <w:szCs w:val="19"/>
         </w:rPr>
-        <w:t xml:space="preserve">17.  </w:t>
+        <w:t xml:space="preserve">8.  </w:t>
       </w:r>
       <w:r>
         <w:rPr>
@@ -2971,7 +2491,7 @@
           <w:sz w:val="19"/>
           <w:szCs w:val="19"/>
         </w:rPr>
-        <w:t xml:space="preserve">18.  </w:t>
+        <w:t xml:space="preserve">9.  </w:t>
       </w:r>
       <w:r>
         <w:rPr>
@@ -3022,7 +2542,7 @@
           <w:sz w:val="19"/>
           <w:szCs w:val="19"/>
         </w:rPr>
-        <w:t xml:space="preserve">19.  </w:t>
+        <w:t xml:space="preserve">10.  </w:t>
       </w:r>
       <w:r>
         <w:rPr>
@@ -3401,7 +2921,7 @@
           <w:sz w:val="19"/>
           <w:szCs w:val="19"/>
         </w:rPr>
-        <w:t xml:space="preserve">22.  </w:t>
+        <w:t xml:space="preserve">13.  </w:t>
       </w:r>
       <w:r>
         <w:rPr>
@@ -3516,7 +3036,7 @@
           <w:sz w:val="19"/>
           <w:szCs w:val="19"/>
         </w:rPr>
-        <w:t xml:space="preserve">23.  </w:t>
+        <w:t xml:space="preserve">14.  </w:t>
       </w:r>
       <w:r>
         <w:rPr>
@@ -3631,7 +3151,7 @@
           <w:sz w:val="19"/>
           <w:szCs w:val="19"/>
         </w:rPr>
-        <w:t xml:space="preserve">24.  </w:t>
+        <w:t xml:space="preserve">15.  </w:t>
       </w:r>
       <w:r>
         <w:rPr>
@@ -4503,7 +4023,7 @@
           <w:sz w:val="19"/>
           <w:szCs w:val="19"/>
         </w:rPr>
-        <w:t xml:space="preserve">25.  </w:t>
+        <w:t xml:space="preserve">16.  </w:t>
       </w:r>
       <w:r>
         <w:rPr>
@@ -4795,7 +4315,7 @@
                 <w:sz w:val="19"/>
                 <w:szCs w:val="19"/>
               </w:rPr>
-              <w:t xml:space="preserve">26.  </w:t>
+              <w:t xml:space="preserve">17.  </w:t>
             </w:r>
             <w:r>
               <w:rPr>
@@ -5054,7 +4574,7 @@
           <w:sz w:val="19"/>
           <w:szCs w:val="19"/>
         </w:rPr>
-        <w:t xml:space="preserve">27.  </w:t>
+        <w:t xml:space="preserve">18.  </w:t>
       </w:r>
       <w:r>
         <w:rPr>
@@ -6181,7 +5701,7 @@
           <w:sz w:val="18"/>
           <w:szCs w:val="18"/>
         </w:rPr>
-        <w:t xml:space="preserve">28.  </w:t>
+        <w:t xml:space="preserve">19.  </w:t>
       </w:r>
       <w:r>
         <w:rPr>
@@ -6219,7 +5739,7 @@
           <w:sz w:val="18"/>
           <w:szCs w:val="18"/>
         </w:rPr>
-        <w:t xml:space="preserve">29.  </w:t>
+        <w:t xml:space="preserve">20.  </w:t>
       </w:r>
       <w:r>
         <w:rPr>
@@ -6257,7 +5777,7 @@
           <w:sz w:val="18"/>
           <w:szCs w:val="18"/>
         </w:rPr>
-        <w:t xml:space="preserve">30.  </w:t>
+        <w:t xml:space="preserve">21.  </w:t>
       </w:r>
       <w:r>
         <w:rPr>
@@ -6295,7 +5815,7 @@
           <w:sz w:val="18"/>
           <w:szCs w:val="18"/>
         </w:rPr>
-        <w:t xml:space="preserve">31.  </w:t>
+        <w:t xml:space="preserve">22.  </w:t>
       </w:r>
       <w:r>
         <w:rPr>
@@ -6333,7 +5853,7 @@
           <w:sz w:val="18"/>
           <w:szCs w:val="18"/>
         </w:rPr>
-        <w:t xml:space="preserve">32.  </w:t>
+        <w:t xml:space="preserve">23.  </w:t>
       </w:r>
       <w:r>
         <w:rPr>
@@ -6371,7 +5891,7 @@
           <w:sz w:val="18"/>
           <w:szCs w:val="18"/>
         </w:rPr>
-        <w:t xml:space="preserve">33.  </w:t>
+        <w:t xml:space="preserve">24.  </w:t>
       </w:r>
       <w:r>
         <w:rPr>
@@ -6410,7 +5930,7 @@
           <w:sz w:val="19"/>
           <w:szCs w:val="19"/>
         </w:rPr>
-        <w:t xml:space="preserve">34.  </w:t>
+        <w:t xml:space="preserve">25.  </w:t>
       </w:r>
       <w:r>
         <w:rPr>
@@ -6569,7 +6089,7 @@
           <w:sz w:val="19"/>
           <w:szCs w:val="19"/>
         </w:rPr>
-        <w:t xml:space="preserve">35.  </w:t>
+        <w:t xml:space="preserve">26.  </w:t>
       </w:r>
       <w:r>
         <w:rPr>
@@ -6728,7 +6248,7 @@
           <w:sz w:val="19"/>
           <w:szCs w:val="19"/>
         </w:rPr>
-        <w:t xml:space="preserve">36.  </w:t>
+        <w:t xml:space="preserve">27.  </w:t>
       </w:r>
       <w:r>
         <w:rPr>
@@ -6951,7 +6471,7 @@
           <w:sz w:val="19"/>
           <w:szCs w:val="19"/>
         </w:rPr>
-        <w:t xml:space="preserve">37.  </w:t>
+        <w:t xml:space="preserve">28.  </w:t>
       </w:r>
       <w:r>
         <w:rPr>
@@ -7066,7 +6586,7 @@
           <w:sz w:val="19"/>
           <w:szCs w:val="19"/>
         </w:rPr>
-        <w:t xml:space="preserve">38.  </w:t>
+        <w:t xml:space="preserve">29.  </w:t>
       </w:r>
       <w:r>
         <w:rPr>
@@ -7218,7 +6738,7 @@
                 <w:sz w:val="19"/>
                 <w:szCs w:val="19"/>
               </w:rPr>
-              <w:t xml:space="preserve">39.  </w:t>
+              <w:t xml:space="preserve">30.  </w:t>
             </w:r>
             <w:r>
               <w:rPr>
@@ -7412,7 +6932,7 @@
           <w:sz w:val="19"/>
           <w:szCs w:val="19"/>
         </w:rPr>
-        <w:t xml:space="preserve">40.  </w:t>
+        <w:t xml:space="preserve">31.  </w:t>
       </w:r>
       <w:r>
         <w:rPr>
@@ -7571,7 +7091,7 @@
                 <w:sz w:val="19"/>
                 <w:szCs w:val="19"/>
               </w:rPr>
-              <w:t xml:space="preserve">41.  </w:t>
+              <w:t xml:space="preserve">32.  </w:t>
             </w:r>
             <w:r>
               <w:rPr>
@@ -7793,7 +7313,288 @@
                 <w:sz w:val="16"/>
                 <w:szCs w:val="16"/>
               </w:rPr>
-              <w:t xml:space="preserve">Answer every one of these now, from what you already know or by guessing. You are not expected to get them right: you are about to be shown where each answer comes from.</w:t>
+              <w:t xml:space="preserve">Three summaries of this handout, in the book’s own words. Read all three first: together they are the whole session. Then fill the gaps, guessing where you have to.</w:t>
+            </w:r>
+          </w:p>
+        </w:tc>
+      </w:tr>
+    </w:tbl>
+    <w:p/>
+    <w:tbl>
+      <w:tblPr>
+        <w:tblW w:type="pct" w:w="100%"/>
+        <w:tblLayout w:type="fixed"/>
+        <w:tblBorders>
+          <w:top w:val="single" w:color="353A7C" w:sz="6"/>
+          <w:left w:val="single" w:color="353A7C" w:sz="6"/>
+          <w:bottom w:val="single" w:color="353A7C" w:sz="6"/>
+          <w:right w:val="single" w:color="353A7C" w:sz="6"/>
+          <w:insideH w:val="single" w:color="353A7C" w:sz="6"/>
+          <w:insideV w:val="single" w:color="353A7C" w:sz="6"/>
+        </w:tblBorders>
+      </w:tblPr>
+      <w:tblGrid>
+        <w:gridCol w:w="1743"/>
+        <w:gridCol w:w="2865"/>
+        <w:gridCol w:w="4992"/>
+      </w:tblGrid>
+      <w:tr>
+        <w:tc>
+          <w:tcPr>
+            <w:tcW w:type="pct" w:w="5000"/>
+            <w:gridSpan w:val="3"/>
+            <w:shd w:fill="353A7C" w:val="clear"/>
+            <w:tcMar>
+              <w:top w:type="dxa" w:w="60"/>
+              <w:left w:type="dxa" w:w="120"/>
+              <w:bottom w:type="dxa" w:w="60"/>
+              <w:right w:type="dxa" w:w="120"/>
+            </w:tcMar>
+          </w:tcPr>
+          <w:p>
+            <w:pPr>
+              <w:spacing w:before="40" w:after="40"/>
+            </w:pPr>
+            <w:r>
+              <w:rPr>
+                <w:b/>
+                <w:bCs/>
+                <w:color w:val="FFFFFF"/>
+                <w:sz w:val="17"/>
+                <w:szCs w:val="17"/>
+              </w:rPr>
+              <w:t xml:space="preserve">What this handout settles, cycle by cycle</w:t>
+            </w:r>
+          </w:p>
+        </w:tc>
+      </w:tr>
+      <w:tr>
+        <w:tc>
+          <w:tcPr>
+            <w:tcW w:type="pct" w:w="908"/>
+            <w:tcMar>
+              <w:top w:type="dxa" w:w="50"/>
+              <w:left w:type="dxa" w:w="110"/>
+              <w:bottom w:type="dxa" w:w="50"/>
+              <w:right w:type="dxa" w:w="110"/>
+            </w:tcMar>
+          </w:tcPr>
+          <w:p>
+            <w:pPr>
+              <w:spacing w:before="26" w:after="26"/>
+            </w:pPr>
+            <w:r>
+              <w:rPr>
+                <w:b/>
+                <w:bCs/>
+                <w:color w:val="353A7C"/>
+                <w:sz w:val="15"/>
+                <w:szCs w:val="15"/>
+              </w:rPr>
+              <w:t xml:space="preserve">In this handout</w:t>
+            </w:r>
+          </w:p>
+        </w:tc>
+        <w:tc>
+          <w:tcPr>
+            <w:tcW w:type="pct" w:w="1492"/>
+            <w:tcMar>
+              <w:top w:type="dxa" w:w="50"/>
+              <w:left w:type="dxa" w:w="110"/>
+              <w:bottom w:type="dxa" w:w="50"/>
+              <w:right w:type="dxa" w:w="110"/>
+            </w:tcMar>
+          </w:tcPr>
+          <w:p>
+            <w:pPr>
+              <w:spacing w:before="26" w:after="26"/>
+            </w:pPr>
+            <w:r>
+              <w:rPr>
+                <w:b/>
+                <w:bCs/>
+                <w:color w:val="353A7C"/>
+                <w:sz w:val="15"/>
+                <w:szCs w:val="15"/>
+              </w:rPr>
+              <w:t xml:space="preserve">What you will read</w:t>
+            </w:r>
+          </w:p>
+        </w:tc>
+        <w:tc>
+          <w:tcPr>
+            <w:tcW w:type="pct" w:w="2600"/>
+            <w:tcMar>
+              <w:top w:type="dxa" w:w="50"/>
+              <w:left w:type="dxa" w:w="110"/>
+              <w:bottom w:type="dxa" w:w="50"/>
+              <w:right w:type="dxa" w:w="110"/>
+            </w:tcMar>
+          </w:tcPr>
+          <w:p>
+            <w:pPr>
+              <w:spacing w:before="26" w:after="26"/>
+            </w:pPr>
+            <w:r>
+              <w:rPr>
+                <w:b/>
+                <w:bCs/>
+                <w:color w:val="353A7C"/>
+                <w:sz w:val="15"/>
+                <w:szCs w:val="15"/>
+              </w:rPr>
+              <w:t xml:space="preserve">How you check it</w:t>
+            </w:r>
+          </w:p>
+        </w:tc>
+      </w:tr>
+      <w:tr>
+        <w:tc>
+          <w:tcPr>
+            <w:tcW w:type="pct" w:w="908"/>
+            <w:tcMar>
+              <w:top w:type="dxa" w:w="50"/>
+              <w:left w:type="dxa" w:w="110"/>
+              <w:bottom w:type="dxa" w:w="50"/>
+              <w:right w:type="dxa" w:w="110"/>
+            </w:tcMar>
+          </w:tcPr>
+          <w:p>
+            <w:pPr>
+              <w:spacing w:before="26" w:after="26"/>
+            </w:pPr>
+            <w:r>
+              <w:rPr>
+                <w:color w:val="232733"/>
+                <w:sz w:val="16"/>
+                <w:szCs w:val="16"/>
+              </w:rPr>
+              <w:t xml:space="preserve">The allowance for credit losses</w:t>
+            </w:r>
+          </w:p>
+        </w:tc>
+        <w:tc>
+          <w:tcPr>
+            <w:tcW w:type="pct" w:w="1492"/>
+            <w:tcMar>
+              <w:top w:type="dxa" w:w="50"/>
+              <w:left w:type="dxa" w:w="110"/>
+              <w:bottom w:type="dxa" w:w="50"/>
+              <w:right w:type="dxa" w:w="110"/>
+            </w:tcMar>
+          </w:tcPr>
+          <w:p>
+            <w:pPr>
+              <w:spacing w:before="26" w:after="26"/>
+            </w:pPr>
+            <w:r>
+              <w:rPr>
+                <w:color w:val="232733"/>
+                <w:sz w:val="16"/>
+                <w:szCs w:val="16"/>
+              </w:rPr>
+              <w:t xml:space="preserve">a figure to read · Age of receivable · the book’s own rule, gapped</w:t>
+            </w:r>
+          </w:p>
+        </w:tc>
+        <w:tc>
+          <w:tcPr>
+            <w:tcW w:type="pct" w:w="2600"/>
+            <w:tcMar>
+              <w:top w:type="dxa" w:w="50"/>
+              <w:left w:type="dxa" w:w="110"/>
+              <w:bottom w:type="dxa" w:w="50"/>
+              <w:right w:type="dxa" w:w="110"/>
+            </w:tcMar>
+          </w:tcPr>
+          <w:p>
+            <w:pPr>
+              <w:spacing w:before="26" w:after="26"/>
+            </w:pPr>
+            <w:r>
+              <w:rPr>
+                <w:color w:val="232733"/>
+                <w:sz w:val="16"/>
+                <w:szCs w:val="16"/>
+              </w:rPr>
+              <w:t xml:space="preserve">Under ASU 2025-05, a practical expedient lets companies assume current conditions will not change when they forecast losses on current receivables. How should a CMA candidate treat it in 2026?</w:t>
+            </w:r>
+          </w:p>
+        </w:tc>
+      </w:tr>
+      <w:tr>
+        <w:tc>
+          <w:tcPr>
+            <w:tcW w:type="pct" w:w="908"/>
+            <w:shd w:fill="FBFAF6" w:val="clear"/>
+            <w:tcMar>
+              <w:top w:type="dxa" w:w="50"/>
+              <w:left w:type="dxa" w:w="110"/>
+              <w:bottom w:type="dxa" w:w="50"/>
+              <w:right w:type="dxa" w:w="110"/>
+            </w:tcMar>
+          </w:tcPr>
+          <w:p>
+            <w:pPr>
+              <w:spacing w:before="26" w:after="26"/>
+            </w:pPr>
+            <w:r>
+              <w:rPr>
+                <w:color w:val="232733"/>
+                <w:sz w:val="16"/>
+                <w:szCs w:val="16"/>
+              </w:rPr>
+              <w:t xml:space="preserve">The words this section uses precisely</w:t>
+            </w:r>
+          </w:p>
+        </w:tc>
+        <w:tc>
+          <w:tcPr>
+            <w:tcW w:type="pct" w:w="1492"/>
+            <w:shd w:fill="FBFAF6" w:val="clear"/>
+            <w:tcMar>
+              <w:top w:type="dxa" w:w="50"/>
+              <w:left w:type="dxa" w:w="110"/>
+              <w:bottom w:type="dxa" w:w="50"/>
+              <w:right w:type="dxa" w:w="110"/>
+            </w:tcMar>
+          </w:tcPr>
+          <w:p>
+            <w:pPr>
+              <w:spacing w:before="26" w:after="26"/>
+            </w:pPr>
+            <w:r>
+              <w:rPr>
+                <w:color w:val="232733"/>
+                <w:sz w:val="16"/>
+                <w:szCs w:val="16"/>
+              </w:rPr>
+              <w:t xml:space="preserve">Age of receivable · The English the exam uses, and what it translates</w:t>
+            </w:r>
+          </w:p>
+        </w:tc>
+        <w:tc>
+          <w:tcPr>
+            <w:tcW w:type="pct" w:w="2600"/>
+            <w:shd w:fill="FBFAF6" w:val="clear"/>
+            <w:tcMar>
+              <w:top w:type="dxa" w:w="50"/>
+              <w:left w:type="dxa" w:w="110"/>
+              <w:bottom w:type="dxa" w:w="50"/>
+              <w:right w:type="dxa" w:w="110"/>
+            </w:tcMar>
+          </w:tcPr>
+          <w:p>
+            <w:pPr>
+              <w:spacing w:before="26" w:after="26"/>
+            </w:pPr>
+            <w:r>
+              <w:rPr>
+                <w:color w:val="232733"/>
+                <w:sz w:val="16"/>
+                <w:szCs w:val="16"/>
+              </w:rPr>
+              <w:t xml:space="preserve">What is the safest way to settle a disagreement about an answer on this sheet?</w:t>
             </w:r>
           </w:p>
         </w:tc>
@@ -7842,7 +7643,7 @@
                 <w:sz w:val="17"/>
                 <w:szCs w:val="17"/>
               </w:rPr>
-              <w:t xml:space="preserve">What this handout settles</w:t>
+              <w:t xml:space="preserve">Words this handout uses precisely</w:t>
             </w:r>
           </w:p>
         </w:tc>
@@ -7870,7 +7671,7 @@
                 <w:sz w:val="15"/>
                 <w:szCs w:val="15"/>
               </w:rPr>
-              <w:t xml:space="preserve">This handout settles</w:t>
+              <w:t xml:space="preserve">Words this handout uses precisely</w:t>
             </w:r>
           </w:p>
         </w:tc>
@@ -7896,7 +7697,7 @@
                 <w:sz w:val="15"/>
                 <w:szCs w:val="15"/>
               </w:rPr>
-              <w:t xml:space="preserve">where it is answered</w:t>
+              <w:t xml:space="preserve">tick it if you could already use it in a sentence</w:t>
             </w:r>
           </w:p>
         </w:tc>
@@ -7922,7 +7723,7 @@
                 <w:sz w:val="16"/>
                 <w:szCs w:val="16"/>
               </w:rPr>
-              <w:t xml:space="preserve">The allowance for credit losses</w:t>
+              <w:t xml:space="preserve">allowance for credit losses</w:t>
             </w:r>
           </w:p>
         </w:tc>
@@ -7946,7 +7747,7 @@
                 <w:sz w:val="16"/>
                 <w:szCs w:val="16"/>
               </w:rPr>
-              <w:t xml:space="preserve">cycle A</w:t>
+              <w:t xml:space="preserve"/>
             </w:r>
           </w:p>
         </w:tc>
@@ -7973,7 +7774,7 @@
                 <w:sz w:val="16"/>
                 <w:szCs w:val="16"/>
               </w:rPr>
-              <w:t xml:space="preserve">Age of receivable and what goes with it</w:t>
+              <w:t xml:space="preserve">credit loss expense</w:t>
             </w:r>
           </w:p>
         </w:tc>
@@ -7998,7 +7799,7 @@
                 <w:sz w:val="16"/>
                 <w:szCs w:val="16"/>
               </w:rPr>
-              <w:t xml:space="preserve">cycle B</w:t>
+              <w:t xml:space="preserve"/>
             </w:r>
           </w:p>
         </w:tc>
@@ -8024,7 +7825,7 @@
                 <w:sz w:val="16"/>
                 <w:szCs w:val="16"/>
               </w:rPr>
-              <w:t xml:space="preserve">and you mark your own answers</w:t>
+              <w:t xml:space="preserve">recourse</w:t>
             </w:r>
           </w:p>
         </w:tc>
@@ -8048,7 +7849,211 @@
                 <w:sz w:val="16"/>
                 <w:szCs w:val="16"/>
               </w:rPr>
-              <w:t xml:space="preserve">at every checkpoint</w:t>
+              <w:t xml:space="preserve"/>
+            </w:r>
+          </w:p>
+        </w:tc>
+      </w:tr>
+      <w:tr>
+        <w:tc>
+          <w:tcPr>
+            <w:tcW w:type="pct" w:w="2600"/>
+            <w:shd w:fill="FBFAF6" w:val="clear"/>
+            <w:tcMar>
+              <w:top w:type="dxa" w:w="50"/>
+              <w:left w:type="dxa" w:w="110"/>
+              <w:bottom w:type="dxa" w:w="50"/>
+              <w:right w:type="dxa" w:w="110"/>
+            </w:tcMar>
+          </w:tcPr>
+          <w:p>
+            <w:pPr>
+              <w:spacing w:before="26" w:after="26"/>
+            </w:pPr>
+            <w:r>
+              <w:rPr>
+                <w:color w:val="232733"/>
+                <w:sz w:val="16"/>
+                <w:szCs w:val="16"/>
+              </w:rPr>
+              <w:t xml:space="preserve">cash discount</w:t>
+            </w:r>
+          </w:p>
+        </w:tc>
+        <w:tc>
+          <w:tcPr>
+            <w:tcW w:type="pct" w:w="2400"/>
+            <w:shd w:fill="FBFAF6" w:val="clear"/>
+            <w:tcMar>
+              <w:top w:type="dxa" w:w="50"/>
+              <w:left w:type="dxa" w:w="110"/>
+              <w:bottom w:type="dxa" w:w="50"/>
+              <w:right w:type="dxa" w:w="110"/>
+            </w:tcMar>
+          </w:tcPr>
+          <w:p>
+            <w:pPr>
+              <w:spacing w:before="26" w:after="26"/>
+            </w:pPr>
+            <w:r>
+              <w:rPr>
+                <w:color w:val="232733"/>
+                <w:sz w:val="16"/>
+                <w:szCs w:val="16"/>
+              </w:rPr>
+              <w:t xml:space="preserve"/>
+            </w:r>
+          </w:p>
+        </w:tc>
+      </w:tr>
+      <w:tr>
+        <w:tc>
+          <w:tcPr>
+            <w:tcW w:type="pct" w:w="2600"/>
+            <w:tcMar>
+              <w:top w:type="dxa" w:w="50"/>
+              <w:left w:type="dxa" w:w="110"/>
+              <w:bottom w:type="dxa" w:w="50"/>
+              <w:right w:type="dxa" w:w="110"/>
+            </w:tcMar>
+          </w:tcPr>
+          <w:p>
+            <w:pPr>
+              <w:spacing w:before="26" w:after="26"/>
+            </w:pPr>
+            <w:r>
+              <w:rPr>
+                <w:color w:val="232733"/>
+                <w:sz w:val="16"/>
+                <w:szCs w:val="16"/>
+              </w:rPr>
+              <w:t xml:space="preserve">recovery</w:t>
+            </w:r>
+          </w:p>
+        </w:tc>
+        <w:tc>
+          <w:tcPr>
+            <w:tcW w:type="pct" w:w="2400"/>
+            <w:tcMar>
+              <w:top w:type="dxa" w:w="50"/>
+              <w:left w:type="dxa" w:w="110"/>
+              <w:bottom w:type="dxa" w:w="50"/>
+              <w:right w:type="dxa" w:w="110"/>
+            </w:tcMar>
+          </w:tcPr>
+          <w:p>
+            <w:pPr>
+              <w:spacing w:before="26" w:after="26"/>
+            </w:pPr>
+            <w:r>
+              <w:rPr>
+                <w:color w:val="232733"/>
+                <w:sz w:val="16"/>
+                <w:szCs w:val="16"/>
+              </w:rPr>
+              <w:t xml:space="preserve"/>
+            </w:r>
+          </w:p>
+        </w:tc>
+      </w:tr>
+      <w:tr>
+        <w:tc>
+          <w:tcPr>
+            <w:tcW w:type="pct" w:w="2600"/>
+            <w:shd w:fill="FBFAF6" w:val="clear"/>
+            <w:tcMar>
+              <w:top w:type="dxa" w:w="50"/>
+              <w:left w:type="dxa" w:w="110"/>
+              <w:bottom w:type="dxa" w:w="50"/>
+              <w:right w:type="dxa" w:w="110"/>
+            </w:tcMar>
+          </w:tcPr>
+          <w:p>
+            <w:pPr>
+              <w:spacing w:before="26" w:after="26"/>
+            </w:pPr>
+            <w:r>
+              <w:rPr>
+                <w:color w:val="232733"/>
+                <w:sz w:val="16"/>
+                <w:szCs w:val="16"/>
+              </w:rPr>
+              <w:t xml:space="preserve">recourse liability</w:t>
+            </w:r>
+          </w:p>
+        </w:tc>
+        <w:tc>
+          <w:tcPr>
+            <w:tcW w:type="pct" w:w="2400"/>
+            <w:shd w:fill="FBFAF6" w:val="clear"/>
+            <w:tcMar>
+              <w:top w:type="dxa" w:w="50"/>
+              <w:left w:type="dxa" w:w="110"/>
+              <w:bottom w:type="dxa" w:w="50"/>
+              <w:right w:type="dxa" w:w="110"/>
+            </w:tcMar>
+          </w:tcPr>
+          <w:p>
+            <w:pPr>
+              <w:spacing w:before="26" w:after="26"/>
+            </w:pPr>
+            <w:r>
+              <w:rPr>
+                <w:color w:val="232733"/>
+                <w:sz w:val="16"/>
+                <w:szCs w:val="16"/>
+              </w:rPr>
+              <w:t xml:space="preserve"/>
+            </w:r>
+          </w:p>
+        </w:tc>
+      </w:tr>
+      <w:tr>
+        <w:tc>
+          <w:tcPr>
+            <w:tcW w:type="pct" w:w="2600"/>
+            <w:tcMar>
+              <w:top w:type="dxa" w:w="50"/>
+              <w:left w:type="dxa" w:w="110"/>
+              <w:bottom w:type="dxa" w:w="50"/>
+              <w:right w:type="dxa" w:w="110"/>
+            </w:tcMar>
+          </w:tcPr>
+          <w:p>
+            <w:pPr>
+              <w:spacing w:before="26" w:after="26"/>
+            </w:pPr>
+            <w:r>
+              <w:rPr>
+                <w:color w:val="232733"/>
+                <w:sz w:val="16"/>
+                <w:szCs w:val="16"/>
+              </w:rPr>
+              <w:t xml:space="preserve">effective control</w:t>
+            </w:r>
+          </w:p>
+        </w:tc>
+        <w:tc>
+          <w:tcPr>
+            <w:tcW w:type="pct" w:w="2400"/>
+            <w:tcMar>
+              <w:top w:type="dxa" w:w="50"/>
+              <w:left w:type="dxa" w:w="110"/>
+              <w:bottom w:type="dxa" w:w="50"/>
+              <w:right w:type="dxa" w:w="110"/>
+            </w:tcMar>
+          </w:tcPr>
+          <w:p>
+            <w:pPr>
+              <w:spacing w:before="26" w:after="26"/>
+            </w:pPr>
+            <w:r>
+              <w:rPr>
+                <w:color w:val="232733"/>
+                <w:sz w:val="16"/>
+                <w:szCs w:val="16"/>
+              </w:rPr>
+              <w:t xml:space="preserve"/>
             </w:r>
           </w:p>
         </w:tc>
@@ -8057,7 +8062,7 @@
     <w:p/>
     <w:p>
       <w:pPr>
-        <w:spacing w:before="40" w:after="16"/>
+        <w:spacing w:before="40" w:after="10"/>
         <w:ind w:left="300" w:hanging="300"/>
       </w:pPr>
       <w:r>
@@ -8075,219 +8080,94 @@
           <w:sz w:val="19"/>
           <w:szCs w:val="19"/>
         </w:rPr>
-        <w:t xml:space="preserve">Receivables are factored with substantial recourse. The transfer meets the three ASC 860 conditions. Which statement is MOST likely correct?</w:t>
-      </w:r>
-    </w:p>
-    <w:p>
-      <w:pPr>
-        <w:spacing w:after="18"/>
-        <w:ind w:left="560" w:hanging="260"/>
-      </w:pPr>
-      <w:r>
-        <w:rPr>
-          <w:b/>
-          <w:bCs/>
-          <w:color w:val="8186EF"/>
-          <w:sz w:val="18"/>
-          <w:szCs w:val="18"/>
-        </w:rPr>
-        <w:t xml:space="preserve">A. </w:t>
-      </w:r>
-      <w:r>
-        <w:rPr>
-          <w:sz w:val="18"/>
-          <w:szCs w:val="18"/>
-        </w:rPr>
-        <w:t xml:space="preserve">Both frameworks treat it as a borrowing.</w:t>
-      </w:r>
-    </w:p>
-    <w:p>
-      <w:pPr>
-        <w:spacing w:after="18"/>
-        <w:ind w:left="560" w:hanging="260"/>
-      </w:pPr>
-      <w:r>
-        <w:rPr>
-          <w:b/>
-          <w:bCs/>
-          <w:color w:val="8186EF"/>
-          <w:sz w:val="18"/>
-          <w:szCs w:val="18"/>
-        </w:rPr>
-        <w:t xml:space="preserve">B. </w:t>
-      </w:r>
-      <w:r>
-        <w:rPr>
-          <w:sz w:val="18"/>
-          <w:szCs w:val="18"/>
-        </w:rPr>
-        <w:t xml:space="preserve">U.S. GAAP treats it as a sale; IFRS 9 may treat it as a borrowing.</w:t>
-      </w:r>
-    </w:p>
-    <w:p>
-      <w:pPr>
-        <w:spacing w:after="18"/>
-        <w:ind w:left="560" w:hanging="260"/>
-      </w:pPr>
-      <w:r>
-        <w:rPr>
-          <w:b/>
-          <w:bCs/>
-          <w:color w:val="8186EF"/>
-          <w:sz w:val="18"/>
-          <w:szCs w:val="18"/>
-        </w:rPr>
-        <w:t xml:space="preserve">C. </w:t>
-      </w:r>
-      <w:r>
-        <w:rPr>
-          <w:sz w:val="18"/>
-          <w:szCs w:val="18"/>
-        </w:rPr>
-        <w:t xml:space="preserve">Both frameworks treat it as a sale with no liability.</w:t>
-      </w:r>
-    </w:p>
-    <w:p>
-      <w:pPr>
-        <w:spacing w:after="18"/>
-        <w:ind w:left="560" w:hanging="260"/>
-      </w:pPr>
-      <w:r>
-        <w:rPr>
-          <w:b/>
-          <w:bCs/>
-          <w:color w:val="8186EF"/>
-          <w:sz w:val="18"/>
-          <w:szCs w:val="18"/>
-        </w:rPr>
-        <w:t xml:space="preserve">D. </w:t>
-      </w:r>
-      <w:r>
-        <w:rPr>
-          <w:sz w:val="18"/>
-          <w:szCs w:val="18"/>
-        </w:rPr>
-        <w:t xml:space="preserve">IFRS treats it as a sale; U.S. GAAP treats it as a borrowing.</w:t>
-      </w:r>
-    </w:p>
-    <w:p>
-      <w:pPr>
-        <w:spacing w:before="40" w:after="16"/>
-        <w:ind w:left="300" w:hanging="300"/>
-      </w:pPr>
+        <w:t xml:space="preserve">Where the section starts — Fill every gap. The list holds more words than there are gaps, so one or two of them are not used.</w:t>
+      </w:r>
+    </w:p>
+    <w:p>
+      <w:pPr>
+        <w:spacing w:before="20" w:after="26"/>
+        <w:ind w:left="300"/>
+      </w:pPr>
+      <w:r>
+        <w:rPr>
+          <w:color w:val="6B7280"/>
+          <w:sz w:val="16"/>
+          <w:szCs w:val="16"/>
+        </w:rPr>
+        <w:t xml:space="preserve">choose from:  </w:t>
+      </w:r>
       <w:r>
         <w:rPr>
           <w:b/>
           <w:bCs/>
           <w:color w:val="353A7C"/>
-          <w:sz w:val="19"/>
-          <w:szCs w:val="19"/>
-        </w:rPr>
-        <w:t xml:space="preserve">2.  </w:t>
-      </w:r>
-      <w:r>
-        <w:rPr>
-          <w:sz w:val="19"/>
-          <w:szCs w:val="19"/>
-        </w:rPr>
-        <w:t xml:space="preserve">Spiral review (Chapter 1). Where is the allowance for credit losses reported?</w:t>
-      </w:r>
-    </w:p>
-    <w:p>
-      <w:pPr>
-        <w:spacing w:after="18"/>
-        <w:ind w:left="560" w:hanging="260"/>
-      </w:pPr>
-      <w:r>
-        <w:rPr>
-          <w:b/>
-          <w:bCs/>
-          <w:color w:val="8186EF"/>
-          <w:sz w:val="18"/>
-          <w:szCs w:val="18"/>
-        </w:rPr>
-        <w:t xml:space="preserve">A. </w:t>
-      </w:r>
-      <w:r>
-        <w:rPr>
-          <w:sz w:val="18"/>
-          <w:szCs w:val="18"/>
-        </w:rPr>
-        <w:t xml:space="preserve">As a liability</w:t>
-      </w:r>
-    </w:p>
-    <w:p>
-      <w:pPr>
-        <w:spacing w:after="18"/>
-        <w:ind w:left="560" w:hanging="260"/>
-      </w:pPr>
-      <w:r>
-        <w:rPr>
-          <w:b/>
-          <w:bCs/>
-          <w:color w:val="8186EF"/>
-          <w:sz w:val="18"/>
-          <w:szCs w:val="18"/>
-        </w:rPr>
-        <w:t xml:space="preserve">B. </w:t>
-      </w:r>
-      <w:r>
-        <w:rPr>
-          <w:sz w:val="18"/>
-          <w:szCs w:val="18"/>
-        </w:rPr>
-        <w:t xml:space="preserve">As an expense</w:t>
-      </w:r>
-    </w:p>
-    <w:p>
-      <w:pPr>
-        <w:spacing w:after="18"/>
-        <w:ind w:left="560" w:hanging="260"/>
-      </w:pPr>
-      <w:r>
-        <w:rPr>
-          <w:b/>
-          <w:bCs/>
-          <w:color w:val="8186EF"/>
-          <w:sz w:val="18"/>
-          <w:szCs w:val="18"/>
-        </w:rPr>
-        <w:t xml:space="preserve">C. </w:t>
-      </w:r>
-      <w:r>
-        <w:rPr>
-          <w:sz w:val="18"/>
-          <w:szCs w:val="18"/>
-        </w:rPr>
-        <w:t xml:space="preserve">As a contra-asset, deducted from accounts receivable</w:t>
-      </w:r>
-    </w:p>
-    <w:p>
-      <w:pPr>
-        <w:spacing w:after="18"/>
-        <w:ind w:left="560" w:hanging="260"/>
-      </w:pPr>
-      <w:r>
-        <w:rPr>
-          <w:b/>
-          <w:bCs/>
-          <w:color w:val="8186EF"/>
-          <w:sz w:val="18"/>
-          <w:szCs w:val="18"/>
-        </w:rPr>
-        <w:t xml:space="preserve">D. </w:t>
-      </w:r>
-      <w:r>
-        <w:rPr>
-          <w:sz w:val="18"/>
-          <w:szCs w:val="18"/>
-        </w:rPr>
-        <w:t xml:space="preserve">As a reduction of equity</w:t>
-      </w:r>
-    </w:p>
-    <w:p>
-      <w:pPr>
-        <w:spacing w:before="40" w:after="16"/>
+          <w:sz w:val="16"/>
+          <w:szCs w:val="16"/>
+        </w:rPr>
+        <w:t xml:space="preserve">notes receivable   ·   accounts receivable   ·   Allowance for credit losses   ·   amortized cost   ·   write-off</w:t>
+      </w:r>
+    </w:p>
+    <w:p>
+      <w:pPr>
+        <w:spacing w:before="36" w:after="36"/>
+        <w:ind w:left="300"/>
+      </w:pPr>
+      <w:r>
+        <w:rPr>
+          <w:sz w:val="19"/>
+          <w:szCs w:val="19"/>
+        </w:rPr>
+        <w:t xml:space="preserve"/>
+      </w:r>
+      <w:r>
+        <w:rPr>
+          <w:u w:val="single"/>
+          <w:sz w:val="19"/>
+          <w:szCs w:val="19"/>
+        </w:rPr>
+        <w:t xml:space="preserve">                             </w:t>
+      </w:r>
+      <w:r>
+        <w:rPr>
+          <w:sz w:val="19"/>
+          <w:szCs w:val="19"/>
+        </w:rPr>
+        <w:t xml:space="preserve"> T-account: the expense is the plug that reaches the required balance. When a customer's balance is clearly uncollectible, the company records a </w:t>
+      </w:r>
+      <w:r>
+        <w:rPr>
+          <w:u w:val="single"/>
+          <w:sz w:val="19"/>
+          <w:szCs w:val="19"/>
+        </w:rPr>
+        <w:t xml:space="preserve">           </w:t>
+      </w:r>
+      <w:r>
+        <w:rPr>
+          <w:sz w:val="19"/>
+          <w:szCs w:val="19"/>
+        </w:rPr>
+        <w:t xml:space="preserve">: debit the allowance and credit </w:t>
+      </w:r>
+      <w:r>
+        <w:rPr>
+          <w:u w:val="single"/>
+          <w:sz w:val="19"/>
+          <w:szCs w:val="19"/>
+        </w:rPr>
+        <w:t xml:space="preserve">                     </w:t>
+      </w:r>
+      <w:r>
+        <w:rPr>
+          <w:sz w:val="19"/>
+          <w:szCs w:val="19"/>
+        </w:rPr>
+        <w:t xml:space="preserve">.</w:t>
+      </w:r>
+    </w:p>
+    <w:p>
+      <w:pPr>
+        <w:spacing w:before="40" w:after="10"/>
         <w:ind w:left="300" w:hanging="300"/>
       </w:pPr>
       <w:r>
@@ -8298,334 +8178,101 @@
           <w:sz w:val="19"/>
           <w:szCs w:val="19"/>
         </w:rPr>
-        <w:t xml:space="preserve">3.  </w:t>
-      </w:r>
-      <w:r>
-        <w:rPr>
-          <w:sz w:val="19"/>
-          <w:szCs w:val="19"/>
-        </w:rPr>
-        <w:t xml:space="preserve">Which amount does the book give for Current?</w:t>
-      </w:r>
-    </w:p>
-    <w:tbl>
-      <w:tblPr>
-        <w:tblW w:type="pct" w:w="100%"/>
-        <w:tblLayout w:type="fixed"/>
-      </w:tblPr>
-      <w:tblGrid>
-        <w:gridCol w:w="4800"/>
-        <w:gridCol w:w="4800"/>
-      </w:tblGrid>
-      <w:tr>
-        <w:tc>
-          <w:tcPr>
-            <w:tcW w:type="pct" w:w="2500"/>
-            <w:tcMar>
-              <w:top w:type="dxa" w:w="30"/>
-              <w:left w:type="dxa" w:w="90"/>
-              <w:bottom w:type="dxa" w:w="30"/>
-              <w:right w:type="dxa" w:w="90"/>
-            </w:tcMar>
-          </w:tcPr>
-          <w:p>
-            <w:pPr>
-              <w:spacing w:before="12" w:after="12"/>
-            </w:pPr>
-            <w:r>
-              <w:rPr>
-                <w:b/>
-                <w:bCs/>
-                <w:color w:val="8186EF"/>
-                <w:sz w:val="18"/>
-                <w:szCs w:val="18"/>
-              </w:rPr>
-              <w:t xml:space="preserve">A. </w:t>
-            </w:r>
-            <w:r>
-              <w:rPr>
-                <w:sz w:val="18"/>
-                <w:szCs w:val="18"/>
-              </w:rPr>
-              <w:t xml:space="preserve">20,000</w:t>
-            </w:r>
-          </w:p>
-        </w:tc>
-        <w:tc>
-          <w:tcPr>
-            <w:tcW w:type="pct" w:w="2500"/>
-            <w:tcMar>
-              <w:top w:type="dxa" w:w="30"/>
-              <w:left w:type="dxa" w:w="90"/>
-              <w:bottom w:type="dxa" w:w="30"/>
-              <w:right w:type="dxa" w:w="90"/>
-            </w:tcMar>
-          </w:tcPr>
-          <w:p>
-            <w:pPr>
-              <w:spacing w:before="12" w:after="12"/>
-            </w:pPr>
-            <w:r>
-              <w:rPr>
-                <w:b/>
-                <w:bCs/>
-                <w:color w:val="8186EF"/>
-                <w:sz w:val="18"/>
-                <w:szCs w:val="18"/>
-              </w:rPr>
-              <w:t xml:space="preserve">C. </w:t>
-            </w:r>
-            <w:r>
-              <w:rPr>
-                <w:sz w:val="18"/>
-                <w:szCs w:val="18"/>
-              </w:rPr>
-              <w:t xml:space="preserve">660,000</w:t>
-            </w:r>
-          </w:p>
-        </w:tc>
-      </w:tr>
-      <w:tr>
-        <w:tc>
-          <w:tcPr>
-            <w:tcW w:type="pct" w:w="2500"/>
-            <w:tcMar>
-              <w:top w:type="dxa" w:w="30"/>
-              <w:left w:type="dxa" w:w="90"/>
-              <w:bottom w:type="dxa" w:w="30"/>
-              <w:right w:type="dxa" w:w="90"/>
-            </w:tcMar>
-          </w:tcPr>
-          <w:p>
-            <w:pPr>
-              <w:spacing w:before="12" w:after="12"/>
-            </w:pPr>
-            <w:r>
-              <w:rPr>
-                <w:b/>
-                <w:bCs/>
-                <w:color w:val="8186EF"/>
-                <w:sz w:val="18"/>
-                <w:szCs w:val="18"/>
-              </w:rPr>
-              <w:t xml:space="preserve">B. </w:t>
-            </w:r>
-            <w:r>
-              <w:rPr>
-                <w:sz w:val="18"/>
-                <w:szCs w:val="18"/>
-              </w:rPr>
-              <w:t xml:space="preserve">30,000</w:t>
-            </w:r>
-          </w:p>
-        </w:tc>
-        <w:tc>
-          <w:tcPr>
-            <w:tcW w:type="pct" w:w="2500"/>
-            <w:tcMar>
-              <w:top w:type="dxa" w:w="30"/>
-              <w:left w:type="dxa" w:w="90"/>
-              <w:bottom w:type="dxa" w:w="30"/>
-              <w:right w:type="dxa" w:w="90"/>
-            </w:tcMar>
-          </w:tcPr>
-          <w:p>
-            <w:pPr>
-              <w:spacing w:before="12" w:after="12"/>
-            </w:pPr>
-            <w:r>
-              <w:rPr>
-                <w:b/>
-                <w:bCs/>
-                <w:color w:val="8186EF"/>
-                <w:sz w:val="18"/>
-                <w:szCs w:val="18"/>
-              </w:rPr>
-              <w:t xml:space="preserve">D. </w:t>
-            </w:r>
-            <w:r>
-              <w:rPr>
-                <w:sz w:val="18"/>
-                <w:szCs w:val="18"/>
-              </w:rPr>
-              <w:t xml:space="preserve">400,000</w:t>
-            </w:r>
-          </w:p>
-        </w:tc>
-      </w:tr>
-    </w:tbl>
-    <w:p>
-      <w:pPr>
-        <w:spacing w:before="40" w:after="16"/>
-        <w:ind w:left="300" w:hanging="300"/>
-      </w:pPr>
+        <w:t xml:space="preserve">2.  </w:t>
+      </w:r>
+      <w:r>
+        <w:rPr>
+          <w:sz w:val="19"/>
+          <w:szCs w:val="19"/>
+        </w:rPr>
+        <w:t xml:space="preserve">What it settles in the middle — Fill every gap. The list holds more words than there are gaps, so one or two of them are not used.</w:t>
+      </w:r>
+    </w:p>
+    <w:p>
+      <w:pPr>
+        <w:spacing w:before="20" w:after="26"/>
+        <w:ind w:left="300"/>
+      </w:pPr>
+      <w:r>
+        <w:rPr>
+          <w:color w:val="6B7280"/>
+          <w:sz w:val="16"/>
+          <w:szCs w:val="16"/>
+        </w:rPr>
+        <w:t xml:space="preserve">choose from:  </w:t>
+      </w:r>
       <w:r>
         <w:rPr>
           <w:b/>
           <w:bCs/>
           <w:color w:val="353A7C"/>
-          <w:sz w:val="19"/>
-          <w:szCs w:val="19"/>
-        </w:rPr>
-        <w:t xml:space="preserve">4.  </w:t>
-      </w:r>
-      <w:r>
-        <w:rPr>
-          <w:sz w:val="19"/>
-          <w:szCs w:val="19"/>
-        </w:rPr>
-        <w:t xml:space="preserve">Which amount does the book give for 1–30 days past due?</w:t>
-      </w:r>
-    </w:p>
-    <w:tbl>
-      <w:tblPr>
-        <w:tblW w:type="pct" w:w="100%"/>
-        <w:tblLayout w:type="fixed"/>
-      </w:tblPr>
-      <w:tblGrid>
-        <w:gridCol w:w="4800"/>
-        <w:gridCol w:w="4800"/>
-      </w:tblGrid>
-      <w:tr>
-        <w:tc>
-          <w:tcPr>
-            <w:tcW w:type="pct" w:w="2500"/>
-            <w:tcMar>
-              <w:top w:type="dxa" w:w="30"/>
-              <w:left w:type="dxa" w:w="90"/>
-              <w:bottom w:type="dxa" w:w="30"/>
-              <w:right w:type="dxa" w:w="90"/>
-            </w:tcMar>
-          </w:tcPr>
-          <w:p>
-            <w:pPr>
-              <w:spacing w:before="12" w:after="12"/>
-            </w:pPr>
-            <w:r>
-              <w:rPr>
-                <w:b/>
-                <w:bCs/>
-                <w:color w:val="8186EF"/>
-                <w:sz w:val="18"/>
-                <w:szCs w:val="18"/>
-              </w:rPr>
-              <w:t xml:space="preserve">A. </w:t>
-            </w:r>
-            <w:r>
-              <w:rPr>
-                <w:sz w:val="18"/>
-                <w:szCs w:val="18"/>
-              </w:rPr>
-              <w:t xml:space="preserve">60,000</w:t>
-            </w:r>
-          </w:p>
-        </w:tc>
-        <w:tc>
-          <w:tcPr>
-            <w:tcW w:type="pct" w:w="2500"/>
-            <w:tcMar>
-              <w:top w:type="dxa" w:w="30"/>
-              <w:left w:type="dxa" w:w="90"/>
-              <w:bottom w:type="dxa" w:w="30"/>
-              <w:right w:type="dxa" w:w="90"/>
-            </w:tcMar>
-          </w:tcPr>
-          <w:p>
-            <w:pPr>
-              <w:spacing w:before="12" w:after="12"/>
-            </w:pPr>
-            <w:r>
-              <w:rPr>
-                <w:b/>
-                <w:bCs/>
-                <w:color w:val="8186EF"/>
-                <w:sz w:val="18"/>
-                <w:szCs w:val="18"/>
-              </w:rPr>
-              <w:t xml:space="preserve">C. </w:t>
-            </w:r>
-            <w:r>
-              <w:rPr>
-                <w:sz w:val="18"/>
-                <w:szCs w:val="18"/>
-              </w:rPr>
-              <w:t xml:space="preserve">30,000</w:t>
-            </w:r>
-          </w:p>
-        </w:tc>
-      </w:tr>
-      <w:tr>
-        <w:tc>
-          <w:tcPr>
-            <w:tcW w:type="pct" w:w="2500"/>
-            <w:tcMar>
-              <w:top w:type="dxa" w:w="30"/>
-              <w:left w:type="dxa" w:w="90"/>
-              <w:bottom w:type="dxa" w:w="30"/>
-              <w:right w:type="dxa" w:w="90"/>
-            </w:tcMar>
-          </w:tcPr>
-          <w:p>
-            <w:pPr>
-              <w:spacing w:before="12" w:after="12"/>
-            </w:pPr>
-            <w:r>
-              <w:rPr>
-                <w:b/>
-                <w:bCs/>
-                <w:color w:val="8186EF"/>
-                <w:sz w:val="18"/>
-                <w:szCs w:val="18"/>
-              </w:rPr>
-              <w:t xml:space="preserve">B. </w:t>
-            </w:r>
-            <w:r>
-              <w:rPr>
-                <w:sz w:val="18"/>
-                <w:szCs w:val="18"/>
-              </w:rPr>
-              <w:t xml:space="preserve">20,000</w:t>
-            </w:r>
-          </w:p>
-        </w:tc>
-        <w:tc>
-          <w:tcPr>
-            <w:tcW w:type="pct" w:w="2500"/>
-            <w:tcMar>
-              <w:top w:type="dxa" w:w="30"/>
-              <w:left w:type="dxa" w:w="90"/>
-              <w:bottom w:type="dxa" w:w="30"/>
-              <w:right w:type="dxa" w:w="90"/>
-            </w:tcMar>
-          </w:tcPr>
-          <w:p>
-            <w:pPr>
-              <w:spacing w:before="12" w:after="12"/>
-            </w:pPr>
-            <w:r>
-              <w:rPr>
-                <w:b/>
-                <w:bCs/>
-                <w:color w:val="8186EF"/>
-                <w:sz w:val="18"/>
-                <w:szCs w:val="18"/>
-              </w:rPr>
-              <w:t xml:space="preserve">D. </w:t>
-            </w:r>
-            <w:r>
-              <w:rPr>
-                <w:sz w:val="18"/>
-                <w:szCs w:val="18"/>
-              </w:rPr>
-              <w:t xml:space="preserve">150,000</w:t>
-            </w:r>
-          </w:p>
-        </w:tc>
-      </w:tr>
-    </w:tbl>
-    <w:p>
-      <w:pPr>
-        <w:spacing w:before="40" w:after="16"/>
+          <w:sz w:val="16"/>
+          <w:szCs w:val="16"/>
+        </w:rPr>
+        <w:t xml:space="preserve">recovery   ·   write-off   ·   notes receivable   ·   amortized cost   ·   accounts receivable</w:t>
+      </w:r>
+    </w:p>
+    <w:p>
+      <w:pPr>
+        <w:spacing w:before="36" w:after="36"/>
+        <w:ind w:left="300"/>
+      </w:pPr>
+      <w:r>
+        <w:rPr>
+          <w:sz w:val="19"/>
+          <w:szCs w:val="19"/>
+        </w:rPr>
+        <w:t xml:space="preserve">The </w:t>
+      </w:r>
+      <w:r>
+        <w:rPr>
+          <w:u w:val="single"/>
+          <w:sz w:val="19"/>
+          <w:szCs w:val="19"/>
+        </w:rPr>
+        <w:t xml:space="preserve">           </w:t>
+      </w:r>
+      <w:r>
+        <w:rPr>
+          <w:sz w:val="19"/>
+          <w:szCs w:val="19"/>
+        </w:rPr>
+        <w:t xml:space="preserve"> changes neither net income nor net receivables, because the expense was already recorded when the allowance was built. If the customer later pays, the company records a </w:t>
+      </w:r>
+      <w:r>
+        <w:rPr>
+          <w:u w:val="single"/>
+          <w:sz w:val="19"/>
+          <w:szCs w:val="19"/>
+        </w:rPr>
+        <w:t xml:space="preserve">           </w:t>
+      </w:r>
+      <w:r>
+        <w:rPr>
+          <w:sz w:val="19"/>
+          <w:szCs w:val="19"/>
+        </w:rPr>
+        <w:t xml:space="preserve">: it first reinstates the receivable (debit </w:t>
+      </w:r>
+      <w:r>
+        <w:rPr>
+          <w:u w:val="single"/>
+          <w:sz w:val="19"/>
+          <w:szCs w:val="19"/>
+        </w:rPr>
+        <w:t xml:space="preserve">                     </w:t>
+      </w:r>
+      <w:r>
+        <w:rPr>
+          <w:sz w:val="19"/>
+          <w:szCs w:val="19"/>
+        </w:rPr>
+        <w:t xml:space="preserve">, credit allowance) and then records the cash collection.</w:t>
+      </w:r>
+    </w:p>
+    <w:p>
+      <w:pPr>
+        <w:spacing w:before="40" w:after="10"/>
         <w:ind w:left="300" w:hanging="300"/>
       </w:pPr>
       <w:r>
@@ -8636,669 +8283,83 @@
           <w:sz w:val="19"/>
           <w:szCs w:val="19"/>
         </w:rPr>
-        <w:t xml:space="preserve">5.  </w:t>
-      </w:r>
-      <w:r>
-        <w:rPr>
-          <w:sz w:val="19"/>
-          <w:szCs w:val="19"/>
-        </w:rPr>
-        <w:t xml:space="preserve">Which amount does the book give for 31–60 days past due?</w:t>
-      </w:r>
-    </w:p>
-    <w:tbl>
-      <w:tblPr>
-        <w:tblW w:type="pct" w:w="100%"/>
-        <w:tblLayout w:type="fixed"/>
-      </w:tblPr>
-      <w:tblGrid>
-        <w:gridCol w:w="4800"/>
-        <w:gridCol w:w="4800"/>
-      </w:tblGrid>
-      <w:tr>
-        <w:tc>
-          <w:tcPr>
-            <w:tcW w:type="pct" w:w="2500"/>
-            <w:tcMar>
-              <w:top w:type="dxa" w:w="30"/>
-              <w:left w:type="dxa" w:w="90"/>
-              <w:bottom w:type="dxa" w:w="30"/>
-              <w:right w:type="dxa" w:w="90"/>
-            </w:tcMar>
-          </w:tcPr>
-          <w:p>
-            <w:pPr>
-              <w:spacing w:before="12" w:after="12"/>
-            </w:pPr>
-            <w:r>
-              <w:rPr>
-                <w:b/>
-                <w:bCs/>
-                <w:color w:val="8186EF"/>
-                <w:sz w:val="18"/>
-                <w:szCs w:val="18"/>
-              </w:rPr>
-              <w:t xml:space="preserve">A. </w:t>
-            </w:r>
-            <w:r>
-              <w:rPr>
-                <w:sz w:val="18"/>
-                <w:szCs w:val="18"/>
-              </w:rPr>
-              <w:t xml:space="preserve">30,000</w:t>
-            </w:r>
-          </w:p>
-        </w:tc>
-        <w:tc>
-          <w:tcPr>
-            <w:tcW w:type="pct" w:w="2500"/>
-            <w:tcMar>
-              <w:top w:type="dxa" w:w="30"/>
-              <w:left w:type="dxa" w:w="90"/>
-              <w:bottom w:type="dxa" w:w="30"/>
-              <w:right w:type="dxa" w:w="90"/>
-            </w:tcMar>
-          </w:tcPr>
-          <w:p>
-            <w:pPr>
-              <w:spacing w:before="12" w:after="12"/>
-            </w:pPr>
-            <w:r>
-              <w:rPr>
-                <w:b/>
-                <w:bCs/>
-                <w:color w:val="8186EF"/>
-                <w:sz w:val="18"/>
-                <w:szCs w:val="18"/>
-              </w:rPr>
-              <w:t xml:space="preserve">C. </w:t>
-            </w:r>
-            <w:r>
-              <w:rPr>
-                <w:sz w:val="18"/>
-                <w:szCs w:val="18"/>
-              </w:rPr>
-              <w:t xml:space="preserve">660,000</w:t>
-            </w:r>
-          </w:p>
-        </w:tc>
-      </w:tr>
-      <w:tr>
-        <w:tc>
-          <w:tcPr>
-            <w:tcW w:type="pct" w:w="2500"/>
-            <w:tcMar>
-              <w:top w:type="dxa" w:w="30"/>
-              <w:left w:type="dxa" w:w="90"/>
-              <w:bottom w:type="dxa" w:w="30"/>
-              <w:right w:type="dxa" w:w="90"/>
-            </w:tcMar>
-          </w:tcPr>
-          <w:p>
-            <w:pPr>
-              <w:spacing w:before="12" w:after="12"/>
-            </w:pPr>
-            <w:r>
-              <w:rPr>
-                <w:b/>
-                <w:bCs/>
-                <w:color w:val="8186EF"/>
-                <w:sz w:val="18"/>
-                <w:szCs w:val="18"/>
-              </w:rPr>
-              <w:t xml:space="preserve">B. </w:t>
-            </w:r>
-            <w:r>
-              <w:rPr>
-                <w:sz w:val="18"/>
-                <w:szCs w:val="18"/>
-              </w:rPr>
-              <w:t xml:space="preserve">60,000</w:t>
-            </w:r>
-          </w:p>
-        </w:tc>
-        <w:tc>
-          <w:tcPr>
-            <w:tcW w:type="pct" w:w="2500"/>
-            <w:tcMar>
-              <w:top w:type="dxa" w:w="30"/>
-              <w:left w:type="dxa" w:w="90"/>
-              <w:bottom w:type="dxa" w:w="30"/>
-              <w:right w:type="dxa" w:w="90"/>
-            </w:tcMar>
-          </w:tcPr>
-          <w:p>
-            <w:pPr>
-              <w:spacing w:before="12" w:after="12"/>
-            </w:pPr>
-            <w:r>
-              <w:rPr>
-                <w:b/>
-                <w:bCs/>
-                <w:color w:val="8186EF"/>
-                <w:sz w:val="18"/>
-                <w:szCs w:val="18"/>
-              </w:rPr>
-              <w:t xml:space="preserve">D. </w:t>
-            </w:r>
-            <w:r>
-              <w:rPr>
-                <w:sz w:val="18"/>
-                <w:szCs w:val="18"/>
-              </w:rPr>
-              <w:t xml:space="preserve">150,000</w:t>
-            </w:r>
-          </w:p>
-        </w:tc>
-      </w:tr>
-    </w:tbl>
-    <w:p>
-      <w:pPr>
-        <w:spacing w:before="40" w:after="16"/>
-        <w:ind w:left="300" w:hanging="300"/>
-      </w:pPr>
+        <w:t xml:space="preserve">3.  </w:t>
+      </w:r>
+      <w:r>
+        <w:rPr>
+          <w:sz w:val="19"/>
+          <w:szCs w:val="19"/>
+        </w:rPr>
+        <w:t xml:space="preserve">Where it ends — Fill every gap. The list holds more words than there are gaps, so one or two of them are not used.</w:t>
+      </w:r>
+    </w:p>
+    <w:p>
+      <w:pPr>
+        <w:spacing w:before="20" w:after="26"/>
+        <w:ind w:left="300"/>
+      </w:pPr>
+      <w:r>
+        <w:rPr>
+          <w:color w:val="6B7280"/>
+          <w:sz w:val="16"/>
+          <w:szCs w:val="16"/>
+        </w:rPr>
+        <w:t xml:space="preserve">choose from:  </w:t>
+      </w:r>
       <w:r>
         <w:rPr>
           <w:b/>
           <w:bCs/>
           <w:color w:val="353A7C"/>
-          <w:sz w:val="19"/>
-          <w:szCs w:val="19"/>
-        </w:rPr>
-        <w:t xml:space="preserve">6.  </w:t>
-      </w:r>
-      <w:r>
-        <w:rPr>
-          <w:sz w:val="19"/>
-          <w:szCs w:val="19"/>
-        </w:rPr>
-        <w:t xml:space="preserve">Which amount does the book give for 61–90 days past due?</w:t>
-      </w:r>
-    </w:p>
-    <w:tbl>
-      <w:tblPr>
-        <w:tblW w:type="pct" w:w="100%"/>
-        <w:tblLayout w:type="fixed"/>
-      </w:tblPr>
-      <w:tblGrid>
-        <w:gridCol w:w="4800"/>
-        <w:gridCol w:w="4800"/>
-      </w:tblGrid>
-      <w:tr>
-        <w:tc>
-          <w:tcPr>
-            <w:tcW w:type="pct" w:w="2500"/>
-            <w:tcMar>
-              <w:top w:type="dxa" w:w="30"/>
-              <w:left w:type="dxa" w:w="90"/>
-              <w:bottom w:type="dxa" w:w="30"/>
-              <w:right w:type="dxa" w:w="90"/>
-            </w:tcMar>
-          </w:tcPr>
-          <w:p>
-            <w:pPr>
-              <w:spacing w:before="12" w:after="12"/>
-            </w:pPr>
-            <w:r>
-              <w:rPr>
-                <w:b/>
-                <w:bCs/>
-                <w:color w:val="8186EF"/>
-                <w:sz w:val="18"/>
-                <w:szCs w:val="18"/>
-              </w:rPr>
-              <w:t xml:space="preserve">A. </w:t>
-            </w:r>
-            <w:r>
-              <w:rPr>
-                <w:sz w:val="18"/>
-                <w:szCs w:val="18"/>
-              </w:rPr>
-              <w:t xml:space="preserve">400,000</w:t>
-            </w:r>
-          </w:p>
-        </w:tc>
-        <w:tc>
-          <w:tcPr>
-            <w:tcW w:type="pct" w:w="2500"/>
-            <w:tcMar>
-              <w:top w:type="dxa" w:w="30"/>
-              <w:left w:type="dxa" w:w="90"/>
-              <w:bottom w:type="dxa" w:w="30"/>
-              <w:right w:type="dxa" w:w="90"/>
-            </w:tcMar>
-          </w:tcPr>
-          <w:p>
-            <w:pPr>
-              <w:spacing w:before="12" w:after="12"/>
-            </w:pPr>
-            <w:r>
-              <w:rPr>
-                <w:b/>
-                <w:bCs/>
-                <w:color w:val="8186EF"/>
-                <w:sz w:val="18"/>
-                <w:szCs w:val="18"/>
-              </w:rPr>
-              <w:t xml:space="preserve">C. </w:t>
-            </w:r>
-            <w:r>
-              <w:rPr>
-                <w:sz w:val="18"/>
-                <w:szCs w:val="18"/>
-              </w:rPr>
-              <w:t xml:space="preserve">30,000</w:t>
-            </w:r>
-          </w:p>
-        </w:tc>
-      </w:tr>
-      <w:tr>
-        <w:tc>
-          <w:tcPr>
-            <w:tcW w:type="pct" w:w="2500"/>
-            <w:tcMar>
-              <w:top w:type="dxa" w:w="30"/>
-              <w:left w:type="dxa" w:w="90"/>
-              <w:bottom w:type="dxa" w:w="30"/>
-              <w:right w:type="dxa" w:w="90"/>
-            </w:tcMar>
-          </w:tcPr>
-          <w:p>
-            <w:pPr>
-              <w:spacing w:before="12" w:after="12"/>
-            </w:pPr>
-            <w:r>
-              <w:rPr>
-                <w:b/>
-                <w:bCs/>
-                <w:color w:val="8186EF"/>
-                <w:sz w:val="18"/>
-                <w:szCs w:val="18"/>
-              </w:rPr>
-              <w:t xml:space="preserve">B. </w:t>
-            </w:r>
-            <w:r>
-              <w:rPr>
-                <w:sz w:val="18"/>
-                <w:szCs w:val="18"/>
-              </w:rPr>
-              <w:t xml:space="preserve">60,000</w:t>
-            </w:r>
-          </w:p>
-        </w:tc>
-        <w:tc>
-          <w:tcPr>
-            <w:tcW w:type="pct" w:w="2500"/>
-            <w:tcMar>
-              <w:top w:type="dxa" w:w="30"/>
-              <w:left w:type="dxa" w:w="90"/>
-              <w:bottom w:type="dxa" w:w="30"/>
-              <w:right w:type="dxa" w:w="90"/>
-            </w:tcMar>
-          </w:tcPr>
-          <w:p>
-            <w:pPr>
-              <w:spacing w:before="12" w:after="12"/>
-            </w:pPr>
-            <w:r>
-              <w:rPr>
-                <w:b/>
-                <w:bCs/>
-                <w:color w:val="8186EF"/>
-                <w:sz w:val="18"/>
-                <w:szCs w:val="18"/>
-              </w:rPr>
-              <w:t xml:space="preserve">D. </w:t>
-            </w:r>
-            <w:r>
-              <w:rPr>
-                <w:sz w:val="18"/>
-                <w:szCs w:val="18"/>
-              </w:rPr>
-              <w:t xml:space="preserve">20,000</w:t>
-            </w:r>
-          </w:p>
-        </w:tc>
-      </w:tr>
-    </w:tbl>
-    <w:p>
-      <w:pPr>
-        <w:spacing w:before="40" w:after="16"/>
-        <w:ind w:left="300" w:hanging="300"/>
-      </w:pPr>
-      <w:r>
-        <w:rPr>
-          <w:b/>
-          <w:bCs/>
-          <w:color w:val="353A7C"/>
-          <w:sz w:val="19"/>
-          <w:szCs w:val="19"/>
-        </w:rPr>
-        <w:t xml:space="preserve">7.  </w:t>
-      </w:r>
-      <w:r>
-        <w:rPr>
-          <w:sz w:val="19"/>
-          <w:szCs w:val="19"/>
-        </w:rPr>
-        <w:t xml:space="preserve">Which amount does the book give for Over 90 days past due?</w:t>
-      </w:r>
-    </w:p>
-    <w:tbl>
-      <w:tblPr>
-        <w:tblW w:type="pct" w:w="100%"/>
-        <w:tblLayout w:type="fixed"/>
-      </w:tblPr>
-      <w:tblGrid>
-        <w:gridCol w:w="4800"/>
-        <w:gridCol w:w="4800"/>
-      </w:tblGrid>
-      <w:tr>
-        <w:tc>
-          <w:tcPr>
-            <w:tcW w:type="pct" w:w="2500"/>
-            <w:tcMar>
-              <w:top w:type="dxa" w:w="30"/>
-              <w:left w:type="dxa" w:w="90"/>
-              <w:bottom w:type="dxa" w:w="30"/>
-              <w:right w:type="dxa" w:w="90"/>
-            </w:tcMar>
-          </w:tcPr>
-          <w:p>
-            <w:pPr>
-              <w:spacing w:before="12" w:after="12"/>
-            </w:pPr>
-            <w:r>
-              <w:rPr>
-                <w:b/>
-                <w:bCs/>
-                <w:color w:val="8186EF"/>
-                <w:sz w:val="18"/>
-                <w:szCs w:val="18"/>
-              </w:rPr>
-              <w:t xml:space="preserve">A. </w:t>
-            </w:r>
-            <w:r>
-              <w:rPr>
-                <w:sz w:val="18"/>
-                <w:szCs w:val="18"/>
-              </w:rPr>
-              <w:t xml:space="preserve">660,000</w:t>
-            </w:r>
-          </w:p>
-        </w:tc>
-        <w:tc>
-          <w:tcPr>
-            <w:tcW w:type="pct" w:w="2500"/>
-            <w:tcMar>
-              <w:top w:type="dxa" w:w="30"/>
-              <w:left w:type="dxa" w:w="90"/>
-              <w:bottom w:type="dxa" w:w="30"/>
-              <w:right w:type="dxa" w:w="90"/>
-            </w:tcMar>
-          </w:tcPr>
-          <w:p>
-            <w:pPr>
-              <w:spacing w:before="12" w:after="12"/>
-            </w:pPr>
-            <w:r>
-              <w:rPr>
-                <w:b/>
-                <w:bCs/>
-                <w:color w:val="8186EF"/>
-                <w:sz w:val="18"/>
-                <w:szCs w:val="18"/>
-              </w:rPr>
-              <w:t xml:space="preserve">C. </w:t>
-            </w:r>
-            <w:r>
-              <w:rPr>
-                <w:sz w:val="18"/>
-                <w:szCs w:val="18"/>
-              </w:rPr>
-              <w:t xml:space="preserve">20,000</w:t>
-            </w:r>
-          </w:p>
-        </w:tc>
-      </w:tr>
-      <w:tr>
-        <w:tc>
-          <w:tcPr>
-            <w:tcW w:type="pct" w:w="2500"/>
-            <w:tcMar>
-              <w:top w:type="dxa" w:w="30"/>
-              <w:left w:type="dxa" w:w="90"/>
-              <w:bottom w:type="dxa" w:w="30"/>
-              <w:right w:type="dxa" w:w="90"/>
-            </w:tcMar>
-          </w:tcPr>
-          <w:p>
-            <w:pPr>
-              <w:spacing w:before="12" w:after="12"/>
-            </w:pPr>
-            <w:r>
-              <w:rPr>
-                <w:b/>
-                <w:bCs/>
-                <w:color w:val="8186EF"/>
-                <w:sz w:val="18"/>
-                <w:szCs w:val="18"/>
-              </w:rPr>
-              <w:t xml:space="preserve">B. </w:t>
-            </w:r>
-            <w:r>
-              <w:rPr>
-                <w:sz w:val="18"/>
-                <w:szCs w:val="18"/>
-              </w:rPr>
-              <w:t xml:space="preserve">60,000</w:t>
-            </w:r>
-          </w:p>
-        </w:tc>
-        <w:tc>
-          <w:tcPr>
-            <w:tcW w:type="pct" w:w="2500"/>
-            <w:tcMar>
-              <w:top w:type="dxa" w:w="30"/>
-              <w:left w:type="dxa" w:w="90"/>
-              <w:bottom w:type="dxa" w:w="30"/>
-              <w:right w:type="dxa" w:w="90"/>
-            </w:tcMar>
-          </w:tcPr>
-          <w:p>
-            <w:pPr>
-              <w:spacing w:before="12" w:after="12"/>
-            </w:pPr>
-            <w:r>
-              <w:rPr>
-                <w:b/>
-                <w:bCs/>
-                <w:color w:val="8186EF"/>
-                <w:sz w:val="18"/>
-                <w:szCs w:val="18"/>
-              </w:rPr>
-              <w:t xml:space="preserve">D. </w:t>
-            </w:r>
-            <w:r>
-              <w:rPr>
-                <w:sz w:val="18"/>
-                <w:szCs w:val="18"/>
-              </w:rPr>
-              <w:t xml:space="preserve">400,000</w:t>
-            </w:r>
-          </w:p>
-        </w:tc>
-      </w:tr>
-    </w:tbl>
-    <w:p>
-      <w:pPr>
-        <w:spacing w:before="40" w:after="16"/>
-        <w:ind w:left="300" w:hanging="300"/>
-      </w:pPr>
-      <w:r>
-        <w:rPr>
-          <w:b/>
-          <w:bCs/>
-          <w:color w:val="353A7C"/>
-          <w:sz w:val="19"/>
-          <w:szCs w:val="19"/>
-        </w:rPr>
-        <w:t xml:space="preserve">8.  </w:t>
-      </w:r>
-      <w:r>
-        <w:rPr>
-          <w:sz w:val="19"/>
-          <w:szCs w:val="19"/>
-        </w:rPr>
-        <w:t xml:space="preserve">Which amount does the book give for Total?</w:t>
-      </w:r>
-    </w:p>
-    <w:tbl>
-      <w:tblPr>
-        <w:tblW w:type="pct" w:w="100%"/>
-        <w:tblLayout w:type="fixed"/>
-      </w:tblPr>
-      <w:tblGrid>
-        <w:gridCol w:w="4800"/>
-        <w:gridCol w:w="4800"/>
-      </w:tblGrid>
-      <w:tr>
-        <w:tc>
-          <w:tcPr>
-            <w:tcW w:type="pct" w:w="2500"/>
-            <w:tcMar>
-              <w:top w:type="dxa" w:w="30"/>
-              <w:left w:type="dxa" w:w="90"/>
-              <w:bottom w:type="dxa" w:w="30"/>
-              <w:right w:type="dxa" w:w="90"/>
-            </w:tcMar>
-          </w:tcPr>
-          <w:p>
-            <w:pPr>
-              <w:spacing w:before="12" w:after="12"/>
-            </w:pPr>
-            <w:r>
-              <w:rPr>
-                <w:b/>
-                <w:bCs/>
-                <w:color w:val="8186EF"/>
-                <w:sz w:val="18"/>
-                <w:szCs w:val="18"/>
-              </w:rPr>
-              <w:t xml:space="preserve">A. </w:t>
-            </w:r>
-            <w:r>
-              <w:rPr>
-                <w:sz w:val="18"/>
-                <w:szCs w:val="18"/>
-              </w:rPr>
-              <w:t xml:space="preserve">30,000</w:t>
-            </w:r>
-          </w:p>
-        </w:tc>
-        <w:tc>
-          <w:tcPr>
-            <w:tcW w:type="pct" w:w="2500"/>
-            <w:tcMar>
-              <w:top w:type="dxa" w:w="30"/>
-              <w:left w:type="dxa" w:w="90"/>
-              <w:bottom w:type="dxa" w:w="30"/>
-              <w:right w:type="dxa" w:w="90"/>
-            </w:tcMar>
-          </w:tcPr>
-          <w:p>
-            <w:pPr>
-              <w:spacing w:before="12" w:after="12"/>
-            </w:pPr>
-            <w:r>
-              <w:rPr>
-                <w:b/>
-                <w:bCs/>
-                <w:color w:val="8186EF"/>
-                <w:sz w:val="18"/>
-                <w:szCs w:val="18"/>
-              </w:rPr>
-              <w:t xml:space="preserve">C. </w:t>
-            </w:r>
-            <w:r>
-              <w:rPr>
-                <w:sz w:val="18"/>
-                <w:szCs w:val="18"/>
-              </w:rPr>
-              <w:t xml:space="preserve">660,000</w:t>
-            </w:r>
-          </w:p>
-        </w:tc>
-      </w:tr>
-      <w:tr>
-        <w:tc>
-          <w:tcPr>
-            <w:tcW w:type="pct" w:w="2500"/>
-            <w:tcMar>
-              <w:top w:type="dxa" w:w="30"/>
-              <w:left w:type="dxa" w:w="90"/>
-              <w:bottom w:type="dxa" w:w="30"/>
-              <w:right w:type="dxa" w:w="90"/>
-            </w:tcMar>
-          </w:tcPr>
-          <w:p>
-            <w:pPr>
-              <w:spacing w:before="12" w:after="12"/>
-            </w:pPr>
-            <w:r>
-              <w:rPr>
-                <w:b/>
-                <w:bCs/>
-                <w:color w:val="8186EF"/>
-                <w:sz w:val="18"/>
-                <w:szCs w:val="18"/>
-              </w:rPr>
-              <w:t xml:space="preserve">B. </w:t>
-            </w:r>
-            <w:r>
-              <w:rPr>
-                <w:sz w:val="18"/>
-                <w:szCs w:val="18"/>
-              </w:rPr>
-              <w:t xml:space="preserve">60,000</w:t>
-            </w:r>
-          </w:p>
-        </w:tc>
-        <w:tc>
-          <w:tcPr>
-            <w:tcW w:type="pct" w:w="2500"/>
-            <w:tcMar>
-              <w:top w:type="dxa" w:w="30"/>
-              <w:left w:type="dxa" w:w="90"/>
-              <w:bottom w:type="dxa" w:w="30"/>
-              <w:right w:type="dxa" w:w="90"/>
-            </w:tcMar>
-          </w:tcPr>
-          <w:p>
-            <w:pPr>
-              <w:spacing w:before="12" w:after="12"/>
-            </w:pPr>
-            <w:r>
-              <w:rPr>
-                <w:b/>
-                <w:bCs/>
-                <w:color w:val="8186EF"/>
-                <w:sz w:val="18"/>
-                <w:szCs w:val="18"/>
-              </w:rPr>
-              <w:t xml:space="preserve">D. </w:t>
-            </w:r>
-            <w:r>
-              <w:rPr>
-                <w:sz w:val="18"/>
-                <w:szCs w:val="18"/>
-              </w:rPr>
-              <w:t xml:space="preserve">400,000</w:t>
-            </w:r>
-          </w:p>
-        </w:tc>
-      </w:tr>
-    </w:tbl>
+          <w:sz w:val="16"/>
+          <w:szCs w:val="16"/>
+        </w:rPr>
+        <w:t xml:space="preserve">amortized cost   ·   write-off   ·   notes receivable   ·   allowance for credit losses</w:t>
+      </w:r>
+    </w:p>
+    <w:p>
+      <w:pPr>
+        <w:spacing w:before="36" w:after="36"/>
+        <w:ind w:left="300"/>
+      </w:pPr>
+      <w:r>
+        <w:rPr>
+          <w:sz w:val="19"/>
+          <w:szCs w:val="19"/>
+        </w:rPr>
+        <w:t xml:space="preserve">GAAP answer, always write </w:t>
+      </w:r>
+      <w:r>
+        <w:rPr>
+          <w:u w:val="single"/>
+          <w:sz w:val="19"/>
+          <w:szCs w:val="19"/>
+        </w:rPr>
+        <w:t xml:space="preserve">                             </w:t>
+      </w:r>
+      <w:r>
+        <w:rPr>
+          <w:sz w:val="19"/>
+          <w:szCs w:val="19"/>
+        </w:rPr>
+        <w:t xml:space="preserve">, never provision for doubtful debts or reserve for bad debts. The aging gives the required ENDING allowance, not the expense. Expense = required balance − unadjusted credit balance, or required balance + unadjusted debit balance. A </w:t>
+      </w:r>
+      <w:r>
+        <w:rPr>
+          <w:u w:val="single"/>
+          <w:sz w:val="19"/>
+          <w:szCs w:val="19"/>
+        </w:rPr>
+        <w:t xml:space="preserve">           </w:t>
+      </w:r>
+      <w:r>
+        <w:rPr>
+          <w:sz w:val="19"/>
+          <w:szCs w:val="19"/>
+        </w:rPr>
+        <w:t xml:space="preserve"> does not change net income or net receivables.</w:t>
+      </w:r>
+    </w:p>
     <w:p>
       <w:pPr>
         <w:pageBreakBefore w:val="true"/>
@@ -9460,7 +8521,7 @@
           <w:sz w:val="19"/>
           <w:szCs w:val="19"/>
         </w:rPr>
-        <w:t xml:space="preserve">9.  </w:t>
+        <w:t xml:space="preserve">4.  </w:t>
       </w:r>
       <w:r>
         <w:rPr>
@@ -10446,7 +9507,7 @@
           <w:sz w:val="19"/>
           <w:szCs w:val="19"/>
         </w:rPr>
-        <w:t xml:space="preserve">10.  </w:t>
+        <w:t xml:space="preserve">5.  </w:t>
       </w:r>
       <w:r>
         <w:rPr>
@@ -10615,7 +9676,7 @@
           <w:sz w:val="19"/>
           <w:szCs w:val="19"/>
         </w:rPr>
-        <w:t xml:space="preserve">11.  </w:t>
+        <w:t xml:space="preserve">6.  </w:t>
       </w:r>
       <w:r>
         <w:rPr>
@@ -10784,7 +9845,7 @@
           <w:sz w:val="19"/>
           <w:szCs w:val="19"/>
         </w:rPr>
-        <w:t xml:space="preserve">12.  </w:t>
+        <w:t xml:space="preserve">7.  </w:t>
       </w:r>
       <w:r>
         <w:rPr>
@@ -10953,7 +10014,7 @@
           <w:sz w:val="19"/>
           <w:szCs w:val="19"/>
         </w:rPr>
-        <w:t xml:space="preserve">13.  </w:t>
+        <w:t xml:space="preserve">8.  </w:t>
       </w:r>
       <w:r>
         <w:rPr>
@@ -11122,7 +10183,7 @@
           <w:sz w:val="19"/>
           <w:szCs w:val="19"/>
         </w:rPr>
-        <w:t xml:space="preserve">14.  </w:t>
+        <w:t xml:space="preserve">9.  </w:t>
       </w:r>
       <w:r>
         <w:rPr>
@@ -11173,7 +10234,7 @@
           <w:sz w:val="19"/>
           <w:szCs w:val="19"/>
         </w:rPr>
-        <w:t xml:space="preserve">15.  </w:t>
+        <w:t xml:space="preserve">10.  </w:t>
       </w:r>
       <w:r>
         <w:rPr>
@@ -11936,18 +10997,6 @@
       </w:tr>
     </w:tbl>
     <w:p/>
-    <w:p>
-      <w:pPr>
-        <w:pageBreakBefore w:val="true"/>
-        <w:spacing w:after="0"/>
-      </w:pPr>
-      <w:r>
-        <w:rPr>
-          <w:sz w:val="2"/>
-        </w:rPr>
-        <w:t xml:space="preserve"> </w:t>
-      </w:r>
-    </w:p>
     <w:tbl>
       <w:tblPr>
         <w:tblW w:type="pct" w:w="100%"/>
@@ -11975,19 +11024,11 @@
               <w:rPr>
                 <w:b/>
                 <w:bCs/>
-                <w:color w:val="6D3F7E"/>
+                <w:color w:val="1F7A6A"/>
                 <w:sz w:val="17"/>
                 <w:szCs w:val="17"/>
               </w:rPr>
-              <w:t xml:space="preserve">APPLY</w:t>
-            </w:r>
-            <w:r>
-              <w:rPr>
-                <w:color w:val="6B7280"/>
-                <w:sz w:val="18"/>
-                <w:szCs w:val="18"/>
-              </w:rPr>
-              <w:t xml:space="preserve">      No help on this move.</w:t>
+              <w:t xml:space="preserve">INVENT THE RULE</w:t>
             </w:r>
           </w:p>
         </w:tc>
@@ -11996,7 +11037,7 @@
     <w:p>
       <w:pPr>
         <w:pBdr>
-          <w:top w:val="single" w:sz="6" w:space="1" w:color="6D3F7E"/>
+          <w:top w:val="single" w:sz="6" w:space="1" w:color="1F7A6A"/>
         </w:pBdr>
         <w:spacing w:after="30"/>
       </w:pPr>
@@ -12006,6 +11047,335 @@
           <w:szCs w:val="2"/>
         </w:rPr>
         <w:t xml:space="preserve"/>
+      </w:r>
+    </w:p>
+    <w:tbl>
+      <w:tblPr>
+        <w:tblW w:type="pct" w:w="100%"/>
+        <w:tblLayout w:type="fixed"/>
+        <w:tblBorders>
+          <w:top w:val="single" w:color="1F7A6A" w:sz="10"/>
+          <w:left w:val="single" w:color="1F7A6A" w:sz="10"/>
+          <w:bottom w:val="single" w:color="1F7A6A" w:sz="10"/>
+          <w:right w:val="single" w:color="1F7A6A" w:sz="10"/>
+          <w:insideH w:val="single" w:color="1F7A6A" w:sz="10"/>
+          <w:insideV w:val="single" w:color="1F7A6A" w:sz="10"/>
+        </w:tblBorders>
+      </w:tblPr>
+      <w:tblGrid>
+        <w:gridCol w:w="9600"/>
+      </w:tblGrid>
+      <w:tr>
+        <w:tc>
+          <w:tcPr>
+            <w:tcW w:type="pct" w:w="5000"/>
+            <w:shd w:fill="EEF6F4" w:val="clear"/>
+            <w:tcMar>
+              <w:top w:type="dxa" w:w="90"/>
+              <w:left w:type="dxa" w:w="150"/>
+              <w:bottom w:type="dxa" w:w="90"/>
+              <w:right w:type="dxa" w:w="150"/>
+            </w:tcMar>
+          </w:tcPr>
+          <w:p>
+            <w:pPr>
+              <w:spacing w:before="46" w:after="26"/>
+            </w:pPr>
+            <w:r>
+              <w:rPr>
+                <w:b/>
+                <w:bCs/>
+                <w:color w:val="1F7A6A"/>
+                <w:sz w:val="19"/>
+                <w:szCs w:val="19"/>
+              </w:rPr>
+              <w:t xml:space="preserve">16.  </w:t>
+            </w:r>
+            <w:r>
+              <w:rPr>
+                <w:sz w:val="19"/>
+                <w:szCs w:val="19"/>
+              </w:rPr>
+              <w:t xml:space="preserve">Complete the book’s own sentence. The list holds more words than there are gaps.</w:t>
+            </w:r>
+          </w:p>
+          <w:p>
+            <w:pPr>
+              <w:spacing w:after="30"/>
+            </w:pPr>
+            <w:r>
+              <w:rPr>
+                <w:color w:val="6B7280"/>
+                <w:sz w:val="16"/>
+                <w:szCs w:val="16"/>
+              </w:rPr>
+              <w:t xml:space="preserve">use every one of these words:  </w:t>
+            </w:r>
+            <w:r>
+              <w:rPr>
+                <w:b/>
+                <w:bCs/>
+                <w:color w:val="1F7A6A"/>
+                <w:sz w:val="16"/>
+                <w:szCs w:val="16"/>
+              </w:rPr>
+              <w:t xml:space="preserve">write-off  ·  credit loss expense  ·  aging schedule  ·  accounts receivable</w:t>
+            </w:r>
+          </w:p>
+          <w:p>
+            <w:pPr>
+              <w:spacing w:before="26" w:after="26"/>
+              <w:ind w:left="200"/>
+            </w:pPr>
+            <w:r>
+              <w:rPr>
+                <w:sz w:val="19"/>
+                <w:szCs w:val="19"/>
+              </w:rPr>
+              <w:t xml:space="preserve">When a customer's balance is clearly uncollectible, the company records a </w:t>
+            </w:r>
+            <w:r>
+              <w:rPr>
+                <w:u w:val="single"/>
+                <w:sz w:val="19"/>
+                <w:szCs w:val="19"/>
+              </w:rPr>
+              <w:t xml:space="preserve">           </w:t>
+            </w:r>
+            <w:r>
+              <w:rPr>
+                <w:sz w:val="19"/>
+                <w:szCs w:val="19"/>
+              </w:rPr>
+              <w:t xml:space="preserve">: debit the allowance and credit </w:t>
+            </w:r>
+            <w:r>
+              <w:rPr>
+                <w:u w:val="single"/>
+                <w:sz w:val="19"/>
+                <w:szCs w:val="19"/>
+              </w:rPr>
+              <w:t xml:space="preserve">                     </w:t>
+            </w:r>
+            <w:r>
+              <w:rPr>
+                <w:sz w:val="19"/>
+                <w:szCs w:val="19"/>
+              </w:rPr>
+              <w:t xml:space="preserve">.</w:t>
+            </w:r>
+          </w:p>
+        </w:tc>
+      </w:tr>
+    </w:tbl>
+    <w:p/>
+    <w:p>
+      <w:pPr>
+        <w:pageBreakBefore w:val="true"/>
+        <w:spacing w:after="0"/>
+      </w:pPr>
+      <w:r>
+        <w:rPr>
+          <w:sz w:val="2"/>
+        </w:rPr>
+        <w:t xml:space="preserve"> </w:t>
+      </w:r>
+    </w:p>
+    <w:p>
+      <w:pPr>
+        <w:spacing w:before="50" w:after="24"/>
+      </w:pPr>
+      <w:r>
+        <w:rPr>
+          <w:b/>
+          <w:bCs/>
+          <w:color w:val="C9762E"/>
+          <w:sz w:val="17"/>
+          <w:szCs w:val="17"/>
+        </w:rPr>
+        <w:t xml:space="preserve">Two of the book’s own cases, side by side</w:t>
+      </w:r>
+    </w:p>
+    <w:tbl>
+      <w:tblPr>
+        <w:tblW w:type="pct" w:w="100%"/>
+        <w:tblLayout w:type="fixed"/>
+        <w:tblBorders>
+          <w:top w:val="single" w:color="C9762E" w:sz="6"/>
+          <w:left w:val="single" w:color="C9762E" w:sz="6"/>
+          <w:bottom w:val="single" w:color="C9762E" w:sz="6"/>
+          <w:right w:val="single" w:color="C9762E" w:sz="6"/>
+          <w:insideH w:val="single" w:color="C9762E" w:sz="6"/>
+          <w:insideV w:val="single" w:color="C9762E" w:sz="6"/>
+        </w:tblBorders>
+      </w:tblPr>
+      <w:tblGrid>
+        <w:gridCol w:w="4800"/>
+        <w:gridCol w:w="4800"/>
+      </w:tblGrid>
+      <w:tr>
+        <w:tc>
+          <w:tcPr>
+            <w:tcW w:type="pct" w:w="2500"/>
+            <w:shd w:fill="FBF4EA" w:val="clear"/>
+            <w:tcMar>
+              <w:top w:type="dxa" w:w="50"/>
+              <w:left w:type="dxa" w:w="110"/>
+              <w:bottom w:type="dxa" w:w="50"/>
+              <w:right w:type="dxa" w:w="110"/>
+            </w:tcMar>
+          </w:tcPr>
+          <w:p>
+            <w:pPr>
+              <w:spacing w:before="34" w:after="34"/>
+            </w:pPr>
+            <w:r>
+              <w:rPr>
+                <w:b/>
+                <w:bCs/>
+                <w:color w:val="C9762E"/>
+                <w:sz w:val="16"/>
+                <w:szCs w:val="16"/>
+              </w:rPr>
+              <w:t xml:space="preserve">Current</w:t>
+            </w:r>
+          </w:p>
+        </w:tc>
+        <w:tc>
+          <w:tcPr>
+            <w:tcW w:type="pct" w:w="2500"/>
+            <w:shd w:fill="FBF4EA" w:val="clear"/>
+            <w:tcMar>
+              <w:top w:type="dxa" w:w="50"/>
+              <w:left w:type="dxa" w:w="110"/>
+              <w:bottom w:type="dxa" w:w="50"/>
+              <w:right w:type="dxa" w:w="110"/>
+            </w:tcMar>
+          </w:tcPr>
+          <w:p>
+            <w:pPr>
+              <w:spacing w:before="34" w:after="34"/>
+            </w:pPr>
+            <w:r>
+              <w:rPr>
+                <w:b/>
+                <w:bCs/>
+                <w:color w:val="C9762E"/>
+                <w:sz w:val="16"/>
+                <w:szCs w:val="16"/>
+              </w:rPr>
+              <w:t xml:space="preserve">1–30 days past due</w:t>
+            </w:r>
+          </w:p>
+        </w:tc>
+      </w:tr>
+      <w:tr>
+        <w:tc>
+          <w:tcPr>
+            <w:tcW w:type="pct" w:w="2500"/>
+            <w:tcMar>
+              <w:top w:type="dxa" w:w="50"/>
+              <w:left w:type="dxa" w:w="110"/>
+              <w:bottom w:type="dxa" w:w="50"/>
+              <w:right w:type="dxa" w:w="110"/>
+            </w:tcMar>
+          </w:tcPr>
+          <w:p>
+            <w:pPr>
+              <w:spacing w:before="26" w:after="26"/>
+            </w:pPr>
+            <w:r>
+              <w:rPr>
+                <w:sz w:val="16"/>
+                <w:szCs w:val="16"/>
+              </w:rPr>
+              <w:t xml:space="preserve">Amount: 400,000</w:t>
+            </w:r>
+          </w:p>
+        </w:tc>
+        <w:tc>
+          <w:tcPr>
+            <w:tcW w:type="pct" w:w="2500"/>
+            <w:tcMar>
+              <w:top w:type="dxa" w:w="50"/>
+              <w:left w:type="dxa" w:w="110"/>
+              <w:bottom w:type="dxa" w:w="50"/>
+              <w:right w:type="dxa" w:w="110"/>
+            </w:tcMar>
+          </w:tcPr>
+          <w:p>
+            <w:pPr>
+              <w:spacing w:before="26" w:after="26"/>
+            </w:pPr>
+            <w:r>
+              <w:rPr>
+                <w:sz w:val="16"/>
+                <w:szCs w:val="16"/>
+              </w:rPr>
+              <w:t xml:space="preserve">Amount: 150,000</w:t>
+            </w:r>
+          </w:p>
+        </w:tc>
+      </w:tr>
+      <w:tr>
+        <w:tc>
+          <w:tcPr>
+            <w:tcW w:type="pct" w:w="2500"/>
+            <w:tcMar>
+              <w:top w:type="dxa" w:w="50"/>
+              <w:left w:type="dxa" w:w="110"/>
+              <w:bottom w:type="dxa" w:w="50"/>
+              <w:right w:type="dxa" w:w="110"/>
+            </w:tcMar>
+          </w:tcPr>
+          <w:p>
+            <w:pPr>
+              <w:spacing w:before="26" w:after="26"/>
+            </w:pPr>
+            <w:r>
+              <w:rPr>
+                <w:sz w:val="16"/>
+                <w:szCs w:val="16"/>
+              </w:rPr>
+              <w:t xml:space="preserve">Expected loss rate: 1%</w:t>
+            </w:r>
+          </w:p>
+        </w:tc>
+        <w:tc>
+          <w:tcPr>
+            <w:tcW w:type="pct" w:w="2500"/>
+            <w:tcMar>
+              <w:top w:type="dxa" w:w="50"/>
+              <w:left w:type="dxa" w:w="110"/>
+              <w:bottom w:type="dxa" w:w="50"/>
+              <w:right w:type="dxa" w:w="110"/>
+            </w:tcMar>
+          </w:tcPr>
+          <w:p>
+            <w:pPr>
+              <w:spacing w:before="26" w:after="26"/>
+            </w:pPr>
+            <w:r>
+              <w:rPr>
+                <w:sz w:val="16"/>
+                <w:szCs w:val="16"/>
+              </w:rPr>
+              <w:t xml:space="preserve">Expected loss rate: 3%</w:t>
+            </w:r>
+          </w:p>
+        </w:tc>
+      </w:tr>
+    </w:tbl>
+    <w:p>
+      <w:pPr>
+        <w:spacing w:before="36" w:after="16"/>
+      </w:pPr>
+      <w:r>
+        <w:rPr>
+          <w:sz w:val="18"/>
+          <w:szCs w:val="18"/>
+        </w:rPr>
+        <w:t xml:space="preserve">Only the facts above differ. What is the required allowance of Current?</w:t>
       </w:r>
     </w:p>
     <w:p>
@@ -12021,244 +11391,14 @@
           <w:sz w:val="19"/>
           <w:szCs w:val="19"/>
         </w:rPr>
-        <w:t xml:space="preserve">21.  </w:t>
-      </w:r>
-      <w:r>
-        <w:rPr>
-          <w:sz w:val="19"/>
-          <w:szCs w:val="19"/>
-        </w:rPr>
-        <w:t xml:space="preserve">Under ASU 2025-05, a practical expedient lets companies assume current conditions will not change when they forecast losses on current receivables. How should a CMA candidate treat it in 2026?</w:t>
-      </w:r>
-    </w:p>
-    <w:p>
-      <w:pPr>
-        <w:spacing w:after="18"/>
-        <w:ind w:left="560" w:hanging="260"/>
-      </w:pPr>
-      <w:r>
-        <w:rPr>
-          <w:b/>
-          <w:bCs/>
-          <w:color w:val="8186EF"/>
-          <w:sz w:val="18"/>
-          <w:szCs w:val="18"/>
-        </w:rPr>
-        <w:t xml:space="preserve">A. </w:t>
-      </w:r>
-      <w:r>
-        <w:rPr>
-          <w:sz w:val="18"/>
-          <w:szCs w:val="18"/>
-        </w:rPr>
-        <w:t xml:space="preserve">As the main CECL rule</w:t>
-      </w:r>
-    </w:p>
-    <w:p>
-      <w:pPr>
-        <w:spacing w:after="18"/>
-        <w:ind w:left="560" w:hanging="260"/>
-      </w:pPr>
-      <w:r>
-        <w:rPr>
-          <w:b/>
-          <w:bCs/>
-          <w:color w:val="8186EF"/>
-          <w:sz w:val="18"/>
-          <w:szCs w:val="18"/>
-        </w:rPr>
-        <w:t xml:space="preserve">B. </w:t>
-      </w:r>
-      <w:r>
-        <w:rPr>
-          <w:sz w:val="18"/>
-          <w:szCs w:val="18"/>
-        </w:rPr>
-        <w:t xml:space="preserve">As a rule that applies only to IFRS companies</w:t>
-      </w:r>
-    </w:p>
-    <w:p>
-      <w:pPr>
-        <w:spacing w:after="18"/>
-        <w:ind w:left="560" w:hanging="260"/>
-      </w:pPr>
-      <w:r>
-        <w:rPr>
-          <w:b/>
-          <w:bCs/>
-          <w:color w:val="8186EF"/>
-          <w:sz w:val="18"/>
-          <w:szCs w:val="18"/>
-        </w:rPr>
-        <w:t xml:space="preserve">C. </w:t>
-      </w:r>
-      <w:r>
-        <w:rPr>
-          <w:sz w:val="18"/>
-          <w:szCs w:val="18"/>
-        </w:rPr>
-        <w:t xml:space="preserve">As a replacement for the aging method</w:t>
-      </w:r>
-    </w:p>
-    <w:p>
-      <w:pPr>
-        <w:spacing w:after="18"/>
-        <w:ind w:left="560" w:hanging="260"/>
-      </w:pPr>
-      <w:r>
-        <w:rPr>
-          <w:b/>
-          <w:bCs/>
-          <w:color w:val="8186EF"/>
-          <w:sz w:val="18"/>
-          <w:szCs w:val="18"/>
-        </w:rPr>
-        <w:t xml:space="preserve">D. </w:t>
-      </w:r>
-      <w:r>
-        <w:rPr>
-          <w:sz w:val="18"/>
-          <w:szCs w:val="18"/>
-        </w:rPr>
-        <w:t xml:space="preserve">As a watch item that is not yet tested</w:t>
-      </w:r>
-    </w:p>
-    <w:p>
-      <w:pPr>
-        <w:spacing w:before="40" w:after="16"/>
-        <w:ind w:left="300" w:hanging="300"/>
-      </w:pPr>
-      <w:r>
-        <w:rPr>
-          <w:b/>
-          <w:bCs/>
-          <w:color w:val="353A7C"/>
-          <w:sz w:val="19"/>
-          <w:szCs w:val="19"/>
-        </w:rPr>
-        <w:t xml:space="preserve">22.  </w:t>
-      </w:r>
-      <w:r>
-        <w:rPr>
-          <w:sz w:val="19"/>
-          <w:szCs w:val="19"/>
-        </w:rPr>
-        <w:t xml:space="preserve">Receivables are transferred with recourse. They are legally isolated, the factor may pledge them, and the seller has no repurchase right or duty. How is the transfer recorded?</w:t>
-      </w:r>
-    </w:p>
-    <w:p>
-      <w:pPr>
-        <w:spacing w:after="18"/>
-        <w:ind w:left="560" w:hanging="260"/>
-      </w:pPr>
-      <w:r>
-        <w:rPr>
-          <w:b/>
-          <w:bCs/>
-          <w:color w:val="8186EF"/>
-          <w:sz w:val="18"/>
-          <w:szCs w:val="18"/>
-        </w:rPr>
-        <w:t xml:space="preserve">A. </w:t>
-      </w:r>
-      <w:r>
-        <w:rPr>
-          <w:sz w:val="18"/>
-          <w:szCs w:val="18"/>
-        </w:rPr>
-        <w:t xml:space="preserve">As a secured borrowing, because there is recourse</w:t>
-      </w:r>
-    </w:p>
-    <w:p>
-      <w:pPr>
-        <w:spacing w:after="18"/>
-        <w:ind w:left="560" w:hanging="260"/>
-      </w:pPr>
-      <w:r>
-        <w:rPr>
-          <w:b/>
-          <w:bCs/>
-          <w:color w:val="8186EF"/>
-          <w:sz w:val="18"/>
-          <w:szCs w:val="18"/>
-        </w:rPr>
-        <w:t xml:space="preserve">B. </w:t>
-      </w:r>
-      <w:r>
-        <w:rPr>
-          <w:sz w:val="18"/>
-          <w:szCs w:val="18"/>
-        </w:rPr>
-        <w:t xml:space="preserve">As a sale, with no liability</w:t>
-      </w:r>
-    </w:p>
-    <w:p>
-      <w:pPr>
-        <w:spacing w:after="18"/>
-        <w:ind w:left="560" w:hanging="260"/>
-      </w:pPr>
-      <w:r>
-        <w:rPr>
-          <w:b/>
-          <w:bCs/>
-          <w:color w:val="8186EF"/>
-          <w:sz w:val="18"/>
-          <w:szCs w:val="18"/>
-        </w:rPr>
-        <w:t xml:space="preserve">C. </w:t>
-      </w:r>
-      <w:r>
-        <w:rPr>
-          <w:sz w:val="18"/>
-          <w:szCs w:val="18"/>
-        </w:rPr>
-        <w:t xml:space="preserve">As a sale, with a recourse liability at fair value</w:t>
-      </w:r>
-    </w:p>
-    <w:p>
-      <w:pPr>
-        <w:spacing w:after="18"/>
-        <w:ind w:left="560" w:hanging="260"/>
-      </w:pPr>
-      <w:r>
-        <w:rPr>
-          <w:b/>
-          <w:bCs/>
-          <w:color w:val="8186EF"/>
-          <w:sz w:val="18"/>
-          <w:szCs w:val="18"/>
-        </w:rPr>
-        <w:t xml:space="preserve">D. </w:t>
-      </w:r>
-      <w:r>
-        <w:rPr>
-          <w:sz w:val="18"/>
-          <w:szCs w:val="18"/>
-        </w:rPr>
-        <w:t xml:space="preserve">As a pledge of receivables</w:t>
-      </w:r>
-    </w:p>
-    <w:p>
-      <w:pPr>
-        <w:spacing w:before="40" w:after="16"/>
-        <w:ind w:left="300" w:hanging="300"/>
-      </w:pPr>
-      <w:r>
-        <w:rPr>
-          <w:b/>
-          <w:bCs/>
-          <w:color w:val="353A7C"/>
-          <w:sz w:val="19"/>
-          <w:szCs w:val="19"/>
-        </w:rPr>
-        <w:t xml:space="preserve">23.  </w:t>
-      </w:r>
-      <w:r>
-        <w:rPr>
-          <w:sz w:val="19"/>
-          <w:szCs w:val="19"/>
-        </w:rPr>
-        <w:t xml:space="preserve">Use the Orontes factoring example. If the transfer with recourse qualifies as a sale, what is the loss (whole USD)?</w:t>
+        <w:t xml:space="preserve">17.  </w:t>
+      </w:r>
+      <w:r>
+        <w:rPr>
+          <w:sz w:val="19"/>
+          <w:szCs w:val="19"/>
+        </w:rPr>
+        <w:t xml:space="preserve">Choose one:</w:t>
       </w:r>
     </w:p>
     <w:tbl>
@@ -12333,7 +11473,7 @@
                 <w:sz w:val="18"/>
                 <w:szCs w:val="18"/>
               </w:rPr>
-              <w:t xml:space="preserve">21,000</w:t>
+              <w:t xml:space="preserve">7,500</w:t>
             </w:r>
           </w:p>
         </w:tc>
@@ -12368,7 +11508,7 @@
                 <w:sz w:val="18"/>
                 <w:szCs w:val="18"/>
               </w:rPr>
-              <w:t xml:space="preserve">15,000</w:t>
+              <w:t xml:space="preserve">4,000</w:t>
             </w:r>
           </w:p>
         </w:tc>
@@ -12401,12 +11541,72 @@
                 <w:sz w:val="18"/>
                 <w:szCs w:val="18"/>
               </w:rPr>
-              <w:t xml:space="preserve">40,000</w:t>
+              <w:t xml:space="preserve">4,500</w:t>
             </w:r>
           </w:p>
         </w:tc>
       </w:tr>
     </w:tbl>
+    <w:tbl>
+      <w:tblPr>
+        <w:tblW w:type="pct" w:w="100%"/>
+        <w:tblLayout w:type="fixed"/>
+      </w:tblPr>
+      <w:tblGrid>
+        <w:gridCol w:w="9600"/>
+      </w:tblGrid>
+      <w:tr>
+        <w:tc>
+          <w:tcPr>
+            <w:tcW w:type="pct" w:w="5000"/>
+            <w:tcMar>
+              <w:top w:type="dxa" w:w="30"/>
+              <w:left w:type="dxa" w:w="90"/>
+              <w:bottom w:type="dxa" w:w="30"/>
+              <w:right w:type="dxa" w:w="90"/>
+            </w:tcMar>
+          </w:tcPr>
+          <w:p>
+            <w:pPr>
+              <w:spacing w:before="30" w:after="30"/>
+            </w:pPr>
+            <w:r>
+              <w:rPr>
+                <w:b/>
+                <w:bCs/>
+                <w:color w:val="6D3F7E"/>
+                <w:sz w:val="17"/>
+                <w:szCs w:val="17"/>
+              </w:rPr>
+              <w:t xml:space="preserve">APPLY</w:t>
+            </w:r>
+            <w:r>
+              <w:rPr>
+                <w:color w:val="6B7280"/>
+                <w:sz w:val="18"/>
+                <w:szCs w:val="18"/>
+              </w:rPr>
+              <w:t xml:space="preserve">      No help on this move.</w:t>
+            </w:r>
+          </w:p>
+        </w:tc>
+      </w:tr>
+    </w:tbl>
+    <w:p>
+      <w:pPr>
+        <w:pBdr>
+          <w:top w:val="single" w:sz="6" w:space="1" w:color="6D3F7E"/>
+        </w:pBdr>
+        <w:spacing w:after="30"/>
+      </w:pPr>
+      <w:r>
+        <w:rPr>
+          <w:sz w:val="2"/>
+          <w:szCs w:val="2"/>
+        </w:rPr>
+        <w:t xml:space="preserve"/>
+      </w:r>
+    </w:p>
     <w:p>
       <w:pPr>
         <w:spacing w:before="40" w:after="16"/>
@@ -12420,7 +11620,406 @@
           <w:sz w:val="19"/>
           <w:szCs w:val="19"/>
         </w:rPr>
-        <w:t xml:space="preserve">24.  </w:t>
+        <w:t xml:space="preserve">18.  </w:t>
+      </w:r>
+      <w:r>
+        <w:rPr>
+          <w:sz w:val="19"/>
+          <w:szCs w:val="19"/>
+        </w:rPr>
+        <w:t xml:space="preserve">Under ASU 2025-05, a practical expedient lets companies assume current conditions will not change when they forecast losses on current receivables. How should a CMA candidate treat it in 2026?</w:t>
+      </w:r>
+    </w:p>
+    <w:p>
+      <w:pPr>
+        <w:spacing w:after="18"/>
+        <w:ind w:left="560" w:hanging="260"/>
+      </w:pPr>
+      <w:r>
+        <w:rPr>
+          <w:b/>
+          <w:bCs/>
+          <w:color w:val="8186EF"/>
+          <w:sz w:val="18"/>
+          <w:szCs w:val="18"/>
+        </w:rPr>
+        <w:t xml:space="preserve">A. </w:t>
+      </w:r>
+      <w:r>
+        <w:rPr>
+          <w:sz w:val="18"/>
+          <w:szCs w:val="18"/>
+        </w:rPr>
+        <w:t xml:space="preserve">As the main CECL rule</w:t>
+      </w:r>
+    </w:p>
+    <w:p>
+      <w:pPr>
+        <w:spacing w:after="18"/>
+        <w:ind w:left="560" w:hanging="260"/>
+      </w:pPr>
+      <w:r>
+        <w:rPr>
+          <w:b/>
+          <w:bCs/>
+          <w:color w:val="8186EF"/>
+          <w:sz w:val="18"/>
+          <w:szCs w:val="18"/>
+        </w:rPr>
+        <w:t xml:space="preserve">B. </w:t>
+      </w:r>
+      <w:r>
+        <w:rPr>
+          <w:sz w:val="18"/>
+          <w:szCs w:val="18"/>
+        </w:rPr>
+        <w:t xml:space="preserve">As a rule that applies only to IFRS companies</w:t>
+      </w:r>
+    </w:p>
+    <w:p>
+      <w:pPr>
+        <w:spacing w:after="18"/>
+        <w:ind w:left="560" w:hanging="260"/>
+      </w:pPr>
+      <w:r>
+        <w:rPr>
+          <w:b/>
+          <w:bCs/>
+          <w:color w:val="8186EF"/>
+          <w:sz w:val="18"/>
+          <w:szCs w:val="18"/>
+        </w:rPr>
+        <w:t xml:space="preserve">C. </w:t>
+      </w:r>
+      <w:r>
+        <w:rPr>
+          <w:sz w:val="18"/>
+          <w:szCs w:val="18"/>
+        </w:rPr>
+        <w:t xml:space="preserve">As a replacement for the aging method</w:t>
+      </w:r>
+    </w:p>
+    <w:p>
+      <w:pPr>
+        <w:spacing w:after="18"/>
+        <w:ind w:left="560" w:hanging="260"/>
+      </w:pPr>
+      <w:r>
+        <w:rPr>
+          <w:b/>
+          <w:bCs/>
+          <w:color w:val="8186EF"/>
+          <w:sz w:val="18"/>
+          <w:szCs w:val="18"/>
+        </w:rPr>
+        <w:t xml:space="preserve">D. </w:t>
+      </w:r>
+      <w:r>
+        <w:rPr>
+          <w:sz w:val="18"/>
+          <w:szCs w:val="18"/>
+        </w:rPr>
+        <w:t xml:space="preserve">As a watch item that is not yet tested</w:t>
+      </w:r>
+    </w:p>
+    <w:p>
+      <w:pPr>
+        <w:spacing w:before="40" w:after="16"/>
+        <w:ind w:left="300" w:hanging="300"/>
+      </w:pPr>
+      <w:r>
+        <w:rPr>
+          <w:b/>
+          <w:bCs/>
+          <w:color w:val="353A7C"/>
+          <w:sz w:val="19"/>
+          <w:szCs w:val="19"/>
+        </w:rPr>
+        <w:t xml:space="preserve">19.  </w:t>
+      </w:r>
+      <w:r>
+        <w:rPr>
+          <w:sz w:val="19"/>
+          <w:szCs w:val="19"/>
+        </w:rPr>
+        <w:t xml:space="preserve">Receivables are transferred with recourse. They are legally isolated, the factor may pledge them, and the seller has no repurchase right or duty. How is the transfer recorded?</w:t>
+      </w:r>
+    </w:p>
+    <w:p>
+      <w:pPr>
+        <w:spacing w:after="18"/>
+        <w:ind w:left="560" w:hanging="260"/>
+      </w:pPr>
+      <w:r>
+        <w:rPr>
+          <w:b/>
+          <w:bCs/>
+          <w:color w:val="8186EF"/>
+          <w:sz w:val="18"/>
+          <w:szCs w:val="18"/>
+        </w:rPr>
+        <w:t xml:space="preserve">A. </w:t>
+      </w:r>
+      <w:r>
+        <w:rPr>
+          <w:sz w:val="18"/>
+          <w:szCs w:val="18"/>
+        </w:rPr>
+        <w:t xml:space="preserve">As a secured borrowing, because there is recourse</w:t>
+      </w:r>
+    </w:p>
+    <w:p>
+      <w:pPr>
+        <w:spacing w:after="18"/>
+        <w:ind w:left="560" w:hanging="260"/>
+      </w:pPr>
+      <w:r>
+        <w:rPr>
+          <w:b/>
+          <w:bCs/>
+          <w:color w:val="8186EF"/>
+          <w:sz w:val="18"/>
+          <w:szCs w:val="18"/>
+        </w:rPr>
+        <w:t xml:space="preserve">B. </w:t>
+      </w:r>
+      <w:r>
+        <w:rPr>
+          <w:sz w:val="18"/>
+          <w:szCs w:val="18"/>
+        </w:rPr>
+        <w:t xml:space="preserve">As a sale, with no liability</w:t>
+      </w:r>
+    </w:p>
+    <w:p>
+      <w:pPr>
+        <w:spacing w:after="18"/>
+        <w:ind w:left="560" w:hanging="260"/>
+      </w:pPr>
+      <w:r>
+        <w:rPr>
+          <w:b/>
+          <w:bCs/>
+          <w:color w:val="8186EF"/>
+          <w:sz w:val="18"/>
+          <w:szCs w:val="18"/>
+        </w:rPr>
+        <w:t xml:space="preserve">C. </w:t>
+      </w:r>
+      <w:r>
+        <w:rPr>
+          <w:sz w:val="18"/>
+          <w:szCs w:val="18"/>
+        </w:rPr>
+        <w:t xml:space="preserve">As a sale, with a recourse liability at fair value</w:t>
+      </w:r>
+    </w:p>
+    <w:p>
+      <w:pPr>
+        <w:spacing w:after="18"/>
+        <w:ind w:left="560" w:hanging="260"/>
+      </w:pPr>
+      <w:r>
+        <w:rPr>
+          <w:b/>
+          <w:bCs/>
+          <w:color w:val="8186EF"/>
+          <w:sz w:val="18"/>
+          <w:szCs w:val="18"/>
+        </w:rPr>
+        <w:t xml:space="preserve">D. </w:t>
+      </w:r>
+      <w:r>
+        <w:rPr>
+          <w:sz w:val="18"/>
+          <w:szCs w:val="18"/>
+        </w:rPr>
+        <w:t xml:space="preserve">As a pledge of receivables</w:t>
+      </w:r>
+    </w:p>
+    <w:p>
+      <w:pPr>
+        <w:spacing w:before="40" w:after="16"/>
+        <w:ind w:left="300" w:hanging="300"/>
+      </w:pPr>
+      <w:r>
+        <w:rPr>
+          <w:b/>
+          <w:bCs/>
+          <w:color w:val="353A7C"/>
+          <w:sz w:val="19"/>
+          <w:szCs w:val="19"/>
+        </w:rPr>
+        <w:t xml:space="preserve">20.  </w:t>
+      </w:r>
+      <w:r>
+        <w:rPr>
+          <w:sz w:val="19"/>
+          <w:szCs w:val="19"/>
+        </w:rPr>
+        <w:t xml:space="preserve">Use the Orontes factoring example. If the transfer with recourse qualifies as a sale, what is the loss (whole USD)?</w:t>
+      </w:r>
+    </w:p>
+    <w:tbl>
+      <w:tblPr>
+        <w:tblW w:type="pct" w:w="100%"/>
+        <w:tblLayout w:type="fixed"/>
+      </w:tblPr>
+      <w:tblGrid>
+        <w:gridCol w:w="4800"/>
+        <w:gridCol w:w="4800"/>
+      </w:tblGrid>
+      <w:tr>
+        <w:tc>
+          <w:tcPr>
+            <w:tcW w:type="pct" w:w="2500"/>
+            <w:tcMar>
+              <w:top w:type="dxa" w:w="30"/>
+              <w:left w:type="dxa" w:w="90"/>
+              <w:bottom w:type="dxa" w:w="30"/>
+              <w:right w:type="dxa" w:w="90"/>
+            </w:tcMar>
+          </w:tcPr>
+          <w:p>
+            <w:pPr>
+              <w:spacing w:before="12" w:after="12"/>
+            </w:pPr>
+            <w:r>
+              <w:rPr>
+                <w:b/>
+                <w:bCs/>
+                <w:color w:val="8186EF"/>
+                <w:sz w:val="18"/>
+                <w:szCs w:val="18"/>
+              </w:rPr>
+              <w:t xml:space="preserve">A. </w:t>
+            </w:r>
+            <w:r>
+              <w:rPr>
+                <w:sz w:val="18"/>
+                <w:szCs w:val="18"/>
+              </w:rPr>
+              <w:t xml:space="preserve">6,000</w:t>
+            </w:r>
+          </w:p>
+        </w:tc>
+        <w:tc>
+          <w:tcPr>
+            <w:tcW w:type="pct" w:w="2500"/>
+            <w:tcMar>
+              <w:top w:type="dxa" w:w="30"/>
+              <w:left w:type="dxa" w:w="90"/>
+              <w:bottom w:type="dxa" w:w="30"/>
+              <w:right w:type="dxa" w:w="90"/>
+            </w:tcMar>
+          </w:tcPr>
+          <w:p>
+            <w:pPr>
+              <w:spacing w:before="12" w:after="12"/>
+            </w:pPr>
+            <w:r>
+              <w:rPr>
+                <w:b/>
+                <w:bCs/>
+                <w:color w:val="8186EF"/>
+                <w:sz w:val="18"/>
+                <w:szCs w:val="18"/>
+              </w:rPr>
+              <w:t xml:space="preserve">C. </w:t>
+            </w:r>
+            <w:r>
+              <w:rPr>
+                <w:sz w:val="18"/>
+                <w:szCs w:val="18"/>
+              </w:rPr>
+              <w:t xml:space="preserve">21,000</w:t>
+            </w:r>
+          </w:p>
+        </w:tc>
+      </w:tr>
+      <w:tr>
+        <w:tc>
+          <w:tcPr>
+            <w:tcW w:type="pct" w:w="2500"/>
+            <w:tcMar>
+              <w:top w:type="dxa" w:w="30"/>
+              <w:left w:type="dxa" w:w="90"/>
+              <w:bottom w:type="dxa" w:w="30"/>
+              <w:right w:type="dxa" w:w="90"/>
+            </w:tcMar>
+          </w:tcPr>
+          <w:p>
+            <w:pPr>
+              <w:spacing w:before="12" w:after="12"/>
+            </w:pPr>
+            <w:r>
+              <w:rPr>
+                <w:b/>
+                <w:bCs/>
+                <w:color w:val="8186EF"/>
+                <w:sz w:val="18"/>
+                <w:szCs w:val="18"/>
+              </w:rPr>
+              <w:t xml:space="preserve">B. </w:t>
+            </w:r>
+            <w:r>
+              <w:rPr>
+                <w:sz w:val="18"/>
+                <w:szCs w:val="18"/>
+              </w:rPr>
+              <w:t xml:space="preserve">15,000</w:t>
+            </w:r>
+          </w:p>
+        </w:tc>
+        <w:tc>
+          <w:tcPr>
+            <w:tcW w:type="pct" w:w="2500"/>
+            <w:tcMar>
+              <w:top w:type="dxa" w:w="30"/>
+              <w:left w:type="dxa" w:w="90"/>
+              <w:bottom w:type="dxa" w:w="30"/>
+              <w:right w:type="dxa" w:w="90"/>
+            </w:tcMar>
+          </w:tcPr>
+          <w:p>
+            <w:pPr>
+              <w:spacing w:before="12" w:after="12"/>
+            </w:pPr>
+            <w:r>
+              <w:rPr>
+                <w:b/>
+                <w:bCs/>
+                <w:color w:val="8186EF"/>
+                <w:sz w:val="18"/>
+                <w:szCs w:val="18"/>
+              </w:rPr>
+              <w:t xml:space="preserve">D. </w:t>
+            </w:r>
+            <w:r>
+              <w:rPr>
+                <w:sz w:val="18"/>
+                <w:szCs w:val="18"/>
+              </w:rPr>
+              <w:t xml:space="preserve">40,000</w:t>
+            </w:r>
+          </w:p>
+        </w:tc>
+      </w:tr>
+    </w:tbl>
+    <w:p>
+      <w:pPr>
+        <w:spacing w:before="40" w:after="16"/>
+        <w:ind w:left="300" w:hanging="300"/>
+      </w:pPr>
+      <w:r>
+        <w:rPr>
+          <w:b/>
+          <w:bCs/>
+          <w:color w:val="353A7C"/>
+          <w:sz w:val="19"/>
+          <w:szCs w:val="19"/>
+        </w:rPr>
+        <w:t xml:space="preserve">21.  </w:t>
       </w:r>
       <w:r>
         <w:rPr>
@@ -12658,7 +12257,7 @@
                 <w:sz w:val="19"/>
                 <w:szCs w:val="19"/>
               </w:rPr>
-              <w:t xml:space="preserve">25.  </w:t>
+              <w:t xml:space="preserve">22.  </w:t>
             </w:r>
             <w:r>
               <w:rPr>
@@ -12917,7 +12516,7 @@
           <w:sz w:val="19"/>
           <w:szCs w:val="19"/>
         </w:rPr>
-        <w:t xml:space="preserve">26.  </w:t>
+        <w:t xml:space="preserve">23.  </w:t>
       </w:r>
       <w:r>
         <w:rPr>
@@ -12953,6 +12552,18 @@
           <w:szCs w:val="19"/>
         </w:rPr>
         <w:t xml:space="preserve">  FALSE  </w:t>
+      </w:r>
+    </w:p>
+    <w:p>
+      <w:pPr>
+        <w:pageBreakBefore w:val="true"/>
+        <w:spacing w:after="0"/>
+      </w:pPr>
+      <w:r>
+        <w:rPr>
+          <w:sz w:val="2"/>
+        </w:rPr>
+        <w:t xml:space="preserve"> </w:t>
       </w:r>
     </w:p>
     <w:tbl>
@@ -13564,18 +13175,6 @@
       </w:tr>
     </w:tbl>
     <w:p/>
-    <w:p>
-      <w:pPr>
-        <w:pageBreakBefore w:val="true"/>
-        <w:spacing w:after="0"/>
-      </w:pPr>
-      <w:r>
-        <w:rPr>
-          <w:sz w:val="2"/>
-        </w:rPr>
-        <w:t xml:space="preserve"> </w:t>
-      </w:r>
-    </w:p>
     <w:tbl>
       <w:tblPr>
         <w:tblW w:type="pct" w:w="100%"/>
@@ -14341,7 +13940,7 @@
           <w:sz w:val="18"/>
           <w:szCs w:val="18"/>
         </w:rPr>
-        <w:t xml:space="preserve">27.  </w:t>
+        <w:t xml:space="preserve">24.  </w:t>
       </w:r>
       <w:r>
         <w:rPr>
@@ -14379,7 +13978,7 @@
           <w:sz w:val="18"/>
           <w:szCs w:val="18"/>
         </w:rPr>
-        <w:t xml:space="preserve">28.  </w:t>
+        <w:t xml:space="preserve">25.  </w:t>
       </w:r>
       <w:r>
         <w:rPr>
@@ -14417,7 +14016,7 @@
           <w:sz w:val="18"/>
           <w:szCs w:val="18"/>
         </w:rPr>
-        <w:t xml:space="preserve">29.  </w:t>
+        <w:t xml:space="preserve">26.  </w:t>
       </w:r>
       <w:r>
         <w:rPr>
@@ -14455,7 +14054,7 @@
           <w:sz w:val="18"/>
           <w:szCs w:val="18"/>
         </w:rPr>
-        <w:t xml:space="preserve">30.  </w:t>
+        <w:t xml:space="preserve">27.  </w:t>
       </w:r>
       <w:r>
         <w:rPr>
@@ -14493,7 +14092,7 @@
           <w:sz w:val="18"/>
           <w:szCs w:val="18"/>
         </w:rPr>
-        <w:t xml:space="preserve">31.  </w:t>
+        <w:t xml:space="preserve">28.  </w:t>
       </w:r>
       <w:r>
         <w:rPr>
@@ -14531,7 +14130,7 @@
           <w:sz w:val="18"/>
           <w:szCs w:val="18"/>
         </w:rPr>
-        <w:t xml:space="preserve">32.  </w:t>
+        <w:t xml:space="preserve">29.  </w:t>
       </w:r>
       <w:r>
         <w:rPr>
@@ -14570,7 +14169,7 @@
           <w:sz w:val="19"/>
           <w:szCs w:val="19"/>
         </w:rPr>
-        <w:t xml:space="preserve">33.  </w:t>
+        <w:t xml:space="preserve">30.  </w:t>
       </w:r>
       <w:r>
         <w:rPr>
@@ -14739,7 +14338,7 @@
           <w:sz w:val="19"/>
           <w:szCs w:val="19"/>
         </w:rPr>
-        <w:t xml:space="preserve">34.  </w:t>
+        <w:t xml:space="preserve">31.  </w:t>
       </w:r>
       <w:r>
         <w:rPr>
@@ -14908,7 +14507,7 @@
           <w:sz w:val="19"/>
           <w:szCs w:val="19"/>
         </w:rPr>
-        <w:t xml:space="preserve">35.  </w:t>
+        <w:t xml:space="preserve">32.  </w:t>
       </w:r>
       <w:r>
         <w:rPr>
@@ -15064,6 +14663,18 @@
         </w:tc>
       </w:tr>
     </w:tbl>
+    <w:p>
+      <w:pPr>
+        <w:pageBreakBefore w:val="true"/>
+        <w:spacing w:after="0"/>
+      </w:pPr>
+      <w:r>
+        <w:rPr>
+          <w:sz w:val="2"/>
+        </w:rPr>
+        <w:t xml:space="preserve"> </w:t>
+      </w:r>
+    </w:p>
     <w:tbl>
       <w:tblPr>
         <w:tblW w:type="pct" w:w="100%"/>
@@ -15129,7 +14740,7 @@
           <w:sz w:val="19"/>
           <w:szCs w:val="19"/>
         </w:rPr>
-        <w:t xml:space="preserve">36.  </w:t>
+        <w:t xml:space="preserve">33.  </w:t>
       </w:r>
       <w:r>
         <w:rPr>
@@ -15244,7 +14855,7 @@
           <w:sz w:val="19"/>
           <w:szCs w:val="19"/>
         </w:rPr>
-        <w:t xml:space="preserve">37.  </w:t>
+        <w:t xml:space="preserve">34.  </w:t>
       </w:r>
       <w:r>
         <w:rPr>
@@ -15344,18 +14955,6 @@
           <w:szCs w:val="18"/>
         </w:rPr>
         <w:t xml:space="preserve">Always at lifetime expected losses</w:t>
-      </w:r>
-    </w:p>
-    <w:p>
-      <w:pPr>
-        <w:pageBreakBefore w:val="true"/>
-        <w:spacing w:after="0"/>
-      </w:pPr>
-      <w:r>
-        <w:rPr>
-          <w:sz w:val="2"/>
-        </w:rPr>
-        <w:t xml:space="preserve"> </w:t>
       </w:r>
     </w:p>
     <w:tbl>
@@ -15408,7 +15007,7 @@
                 <w:sz w:val="19"/>
                 <w:szCs w:val="19"/>
               </w:rPr>
-              <w:t xml:space="preserve">38.  </w:t>
+              <w:t xml:space="preserve">35.  </w:t>
             </w:r>
             <w:r>
               <w:rPr>
@@ -15527,6 +15126,18 @@
       </w:tr>
     </w:tbl>
     <w:p/>
+    <w:p>
+      <w:pPr>
+        <w:pageBreakBefore w:val="true"/>
+        <w:spacing w:after="0"/>
+      </w:pPr>
+      <w:r>
+        <w:rPr>
+          <w:sz w:val="2"/>
+        </w:rPr>
+        <w:t xml:space="preserve"> </w:t>
+      </w:r>
+    </w:p>
     <w:tbl>
       <w:tblPr>
         <w:tblW w:type="pct" w:w="100%"/>
@@ -15602,7 +15213,7 @@
           <w:sz w:val="19"/>
           <w:szCs w:val="19"/>
         </w:rPr>
-        <w:t xml:space="preserve">39.  </w:t>
+        <w:t xml:space="preserve">36.  </w:t>
       </w:r>
       <w:r>
         <w:rPr>
@@ -15761,7 +15372,7 @@
                 <w:sz w:val="19"/>
                 <w:szCs w:val="19"/>
               </w:rPr>
-              <w:t xml:space="preserve">40.  </w:t>
+              <w:t xml:space="preserve">37.  </w:t>
             </w:r>
             <w:r>
               <w:rPr>
@@ -15983,7 +15594,288 @@
                 <w:sz w:val="16"/>
                 <w:szCs w:val="16"/>
               </w:rPr>
-              <w:t xml:space="preserve">Answer every one of these now, from what you already know or by guessing. You are not expected to get them right: you are about to be shown where each answer comes from.</w:t>
+              <w:t xml:space="preserve">Three summaries of this handout, in the book’s own words. Read all three first: together they are the whole session. Then fill the gaps, guessing where you have to.</w:t>
+            </w:r>
+          </w:p>
+        </w:tc>
+      </w:tr>
+    </w:tbl>
+    <w:p/>
+    <w:tbl>
+      <w:tblPr>
+        <w:tblW w:type="pct" w:w="100%"/>
+        <w:tblLayout w:type="fixed"/>
+        <w:tblBorders>
+          <w:top w:val="single" w:color="353A7C" w:sz="6"/>
+          <w:left w:val="single" w:color="353A7C" w:sz="6"/>
+          <w:bottom w:val="single" w:color="353A7C" w:sz="6"/>
+          <w:right w:val="single" w:color="353A7C" w:sz="6"/>
+          <w:insideH w:val="single" w:color="353A7C" w:sz="6"/>
+          <w:insideV w:val="single" w:color="353A7C" w:sz="6"/>
+        </w:tblBorders>
+      </w:tblPr>
+      <w:tblGrid>
+        <w:gridCol w:w="2215"/>
+        <w:gridCol w:w="2393"/>
+        <w:gridCol w:w="4992"/>
+      </w:tblGrid>
+      <w:tr>
+        <w:tc>
+          <w:tcPr>
+            <w:tcW w:type="pct" w:w="5000"/>
+            <w:gridSpan w:val="3"/>
+            <w:shd w:fill="353A7C" w:val="clear"/>
+            <w:tcMar>
+              <w:top w:type="dxa" w:w="60"/>
+              <w:left w:type="dxa" w:w="120"/>
+              <w:bottom w:type="dxa" w:w="60"/>
+              <w:right w:type="dxa" w:w="120"/>
+            </w:tcMar>
+          </w:tcPr>
+          <w:p>
+            <w:pPr>
+              <w:spacing w:before="40" w:after="40"/>
+            </w:pPr>
+            <w:r>
+              <w:rPr>
+                <w:b/>
+                <w:bCs/>
+                <w:color w:val="FFFFFF"/>
+                <w:sz w:val="17"/>
+                <w:szCs w:val="17"/>
+              </w:rPr>
+              <w:t xml:space="preserve">What this handout settles, cycle by cycle</w:t>
+            </w:r>
+          </w:p>
+        </w:tc>
+      </w:tr>
+      <w:tr>
+        <w:tc>
+          <w:tcPr>
+            <w:tcW w:type="pct" w:w="1154"/>
+            <w:tcMar>
+              <w:top w:type="dxa" w:w="50"/>
+              <w:left w:type="dxa" w:w="110"/>
+              <w:bottom w:type="dxa" w:w="50"/>
+              <w:right w:type="dxa" w:w="110"/>
+            </w:tcMar>
+          </w:tcPr>
+          <w:p>
+            <w:pPr>
+              <w:spacing w:before="26" w:after="26"/>
+            </w:pPr>
+            <w:r>
+              <w:rPr>
+                <w:b/>
+                <w:bCs/>
+                <w:color w:val="353A7C"/>
+                <w:sz w:val="15"/>
+                <w:szCs w:val="15"/>
+              </w:rPr>
+              <w:t xml:space="preserve">In this handout</w:t>
+            </w:r>
+          </w:p>
+        </w:tc>
+        <w:tc>
+          <w:tcPr>
+            <w:tcW w:type="pct" w:w="1246"/>
+            <w:tcMar>
+              <w:top w:type="dxa" w:w="50"/>
+              <w:left w:type="dxa" w:w="110"/>
+              <w:bottom w:type="dxa" w:w="50"/>
+              <w:right w:type="dxa" w:w="110"/>
+            </w:tcMar>
+          </w:tcPr>
+          <w:p>
+            <w:pPr>
+              <w:spacing w:before="26" w:after="26"/>
+            </w:pPr>
+            <w:r>
+              <w:rPr>
+                <w:b/>
+                <w:bCs/>
+                <w:color w:val="353A7C"/>
+                <w:sz w:val="15"/>
+                <w:szCs w:val="15"/>
+              </w:rPr>
+              <w:t xml:space="preserve">What you will read</w:t>
+            </w:r>
+          </w:p>
+        </w:tc>
+        <w:tc>
+          <w:tcPr>
+            <w:tcW w:type="pct" w:w="2600"/>
+            <w:tcMar>
+              <w:top w:type="dxa" w:w="50"/>
+              <w:left w:type="dxa" w:w="110"/>
+              <w:bottom w:type="dxa" w:w="50"/>
+              <w:right w:type="dxa" w:w="110"/>
+            </w:tcMar>
+          </w:tcPr>
+          <w:p>
+            <w:pPr>
+              <w:spacing w:before="26" w:after="26"/>
+            </w:pPr>
+            <w:r>
+              <w:rPr>
+                <w:b/>
+                <w:bCs/>
+                <w:color w:val="353A7C"/>
+                <w:sz w:val="15"/>
+                <w:szCs w:val="15"/>
+              </w:rPr>
+              <w:t xml:space="preserve">How you check it</w:t>
+            </w:r>
+          </w:p>
+        </w:tc>
+      </w:tr>
+      <w:tr>
+        <w:tc>
+          <w:tcPr>
+            <w:tcW w:type="pct" w:w="1154"/>
+            <w:tcMar>
+              <w:top w:type="dxa" w:w="50"/>
+              <w:left w:type="dxa" w:w="110"/>
+              <w:bottom w:type="dxa" w:w="50"/>
+              <w:right w:type="dxa" w:w="110"/>
+            </w:tcMar>
+          </w:tcPr>
+          <w:p>
+            <w:pPr>
+              <w:spacing w:before="26" w:after="26"/>
+            </w:pPr>
+            <w:r>
+              <w:rPr>
+                <w:color w:val="232733"/>
+                <w:sz w:val="16"/>
+                <w:szCs w:val="16"/>
+              </w:rPr>
+              <w:t xml:space="preserve">Transferring receivables: sale or secured borrowing?</w:t>
+            </w:r>
+          </w:p>
+        </w:tc>
+        <w:tc>
+          <w:tcPr>
+            <w:tcW w:type="pct" w:w="1246"/>
+            <w:tcMar>
+              <w:top w:type="dxa" w:w="50"/>
+              <w:left w:type="dxa" w:w="110"/>
+              <w:bottom w:type="dxa" w:w="50"/>
+              <w:right w:type="dxa" w:w="110"/>
+            </w:tcMar>
+          </w:tcPr>
+          <w:p>
+            <w:pPr>
+              <w:spacing w:before="26" w:after="26"/>
+            </w:pPr>
+            <w:r>
+              <w:rPr>
+                <w:color w:val="232733"/>
+                <w:sz w:val="16"/>
+                <w:szCs w:val="16"/>
+              </w:rPr>
+              <w:t xml:space="preserve">a figure to read · Item</w:t>
+            </w:r>
+          </w:p>
+        </w:tc>
+        <w:tc>
+          <w:tcPr>
+            <w:tcW w:type="pct" w:w="2600"/>
+            <w:tcMar>
+              <w:top w:type="dxa" w:w="50"/>
+              <w:left w:type="dxa" w:w="110"/>
+              <w:bottom w:type="dxa" w:w="50"/>
+              <w:right w:type="dxa" w:w="110"/>
+            </w:tcMar>
+          </w:tcPr>
+          <w:p>
+            <w:pPr>
+              <w:spacing w:before="26" w:after="26"/>
+            </w:pPr>
+            <w:r>
+              <w:rPr>
+                <w:color w:val="232733"/>
+                <w:sz w:val="16"/>
+                <w:szCs w:val="16"/>
+              </w:rPr>
+              <w:t xml:space="preserve">Receivables are factored with substantial recourse. The transfer meets the three ASC 860 conditions. Which statement is MOST likely correct?</w:t>
+            </w:r>
+          </w:p>
+        </w:tc>
+      </w:tr>
+      <w:tr>
+        <w:tc>
+          <w:tcPr>
+            <w:tcW w:type="pct" w:w="1154"/>
+            <w:shd w:fill="FBFAF6" w:val="clear"/>
+            <w:tcMar>
+              <w:top w:type="dxa" w:w="50"/>
+              <w:left w:type="dxa" w:w="110"/>
+              <w:bottom w:type="dxa" w:w="50"/>
+              <w:right w:type="dxa" w:w="110"/>
+            </w:tcMar>
+          </w:tcPr>
+          <w:p>
+            <w:pPr>
+              <w:spacing w:before="26" w:after="26"/>
+            </w:pPr>
+            <w:r>
+              <w:rPr>
+                <w:color w:val="232733"/>
+                <w:sz w:val="16"/>
+                <w:szCs w:val="16"/>
+              </w:rPr>
+              <w:t xml:space="preserve">The words this section uses precisely</w:t>
+            </w:r>
+          </w:p>
+        </w:tc>
+        <w:tc>
+          <w:tcPr>
+            <w:tcW w:type="pct" w:w="1246"/>
+            <w:shd w:fill="FBFAF6" w:val="clear"/>
+            <w:tcMar>
+              <w:top w:type="dxa" w:w="50"/>
+              <w:left w:type="dxa" w:w="110"/>
+              <w:bottom w:type="dxa" w:w="50"/>
+              <w:right w:type="dxa" w:w="110"/>
+            </w:tcMar>
+          </w:tcPr>
+          <w:p>
+            <w:pPr>
+              <w:spacing w:before="26" w:after="26"/>
+            </w:pPr>
+            <w:r>
+              <w:rPr>
+                <w:color w:val="232733"/>
+                <w:sz w:val="16"/>
+                <w:szCs w:val="16"/>
+              </w:rPr>
+              <w:t xml:space="preserve">Transfer · The English the exam uses, and what it translates</w:t>
+            </w:r>
+          </w:p>
+        </w:tc>
+        <w:tc>
+          <w:tcPr>
+            <w:tcW w:type="pct" w:w="2600"/>
+            <w:shd w:fill="FBFAF6" w:val="clear"/>
+            <w:tcMar>
+              <w:top w:type="dxa" w:w="50"/>
+              <w:left w:type="dxa" w:w="110"/>
+              <w:bottom w:type="dxa" w:w="50"/>
+              <w:right w:type="dxa" w:w="110"/>
+            </w:tcMar>
+          </w:tcPr>
+          <w:p>
+            <w:pPr>
+              <w:spacing w:before="26" w:after="26"/>
+            </w:pPr>
+            <w:r>
+              <w:rPr>
+                <w:color w:val="232733"/>
+                <w:sz w:val="16"/>
+                <w:szCs w:val="16"/>
+              </w:rPr>
+              <w:t xml:space="preserve">What is the safest way to settle a disagreement about an answer on this sheet?</w:t>
             </w:r>
           </w:p>
         </w:tc>
@@ -16032,7 +15924,7 @@
                 <w:sz w:val="17"/>
                 <w:szCs w:val="17"/>
               </w:rPr>
-              <w:t xml:space="preserve">What this handout settles</w:t>
+              <w:t xml:space="preserve">Words this handout uses precisely</w:t>
             </w:r>
           </w:p>
         </w:tc>
@@ -16060,7 +15952,7 @@
                 <w:sz w:val="15"/>
                 <w:szCs w:val="15"/>
               </w:rPr>
-              <w:t xml:space="preserve">This handout settles</w:t>
+              <w:t xml:space="preserve">Words this handout uses precisely</w:t>
             </w:r>
           </w:p>
         </w:tc>
@@ -16086,7 +15978,7 @@
                 <w:sz w:val="15"/>
                 <w:szCs w:val="15"/>
               </w:rPr>
-              <w:t xml:space="preserve">where it is answered</w:t>
+              <w:t xml:space="preserve">tick it if you could already use it in a sentence</w:t>
             </w:r>
           </w:p>
         </w:tc>
@@ -16112,7 +16004,7 @@
                 <w:sz w:val="16"/>
                 <w:szCs w:val="16"/>
               </w:rPr>
-              <w:t xml:space="preserve">Transferring receivables: sale or secured borrowing?</w:t>
+              <w:t xml:space="preserve">current expected credit losses (CECL)</w:t>
             </w:r>
           </w:p>
         </w:tc>
@@ -16136,7 +16028,7 @@
                 <w:sz w:val="16"/>
                 <w:szCs w:val="16"/>
               </w:rPr>
-              <w:t xml:space="preserve">cycle A</w:t>
+              <w:t xml:space="preserve"/>
             </w:r>
           </w:p>
         </w:tc>
@@ -16163,7 +16055,7 @@
                 <w:sz w:val="16"/>
                 <w:szCs w:val="16"/>
               </w:rPr>
-              <w:t xml:space="preserve">Transfer and what goes with it</w:t>
+              <w:t xml:space="preserve">write-off</w:t>
             </w:r>
           </w:p>
         </w:tc>
@@ -16188,7 +16080,7 @@
                 <w:sz w:val="16"/>
                 <w:szCs w:val="16"/>
               </w:rPr>
-              <w:t xml:space="preserve">cycle B</w:t>
+              <w:t xml:space="preserve"/>
             </w:r>
           </w:p>
         </w:tc>
@@ -16214,7 +16106,7 @@
                 <w:sz w:val="16"/>
                 <w:szCs w:val="16"/>
               </w:rPr>
-              <w:t xml:space="preserve">and you mark your own answers</w:t>
+              <w:t xml:space="preserve">secured borrowing</w:t>
             </w:r>
           </w:p>
         </w:tc>
@@ -16238,7 +16130,211 @@
                 <w:sz w:val="16"/>
                 <w:szCs w:val="16"/>
               </w:rPr>
-              <w:t xml:space="preserve">at every checkpoint</w:t>
+              <w:t xml:space="preserve"/>
+            </w:r>
+          </w:p>
+        </w:tc>
+      </w:tr>
+      <w:tr>
+        <w:tc>
+          <w:tcPr>
+            <w:tcW w:type="pct" w:w="2600"/>
+            <w:shd w:fill="FBFAF6" w:val="clear"/>
+            <w:tcMar>
+              <w:top w:type="dxa" w:w="50"/>
+              <w:left w:type="dxa" w:w="110"/>
+              <w:bottom w:type="dxa" w:w="50"/>
+              <w:right w:type="dxa" w:w="110"/>
+            </w:tcMar>
+          </w:tcPr>
+          <w:p>
+            <w:pPr>
+              <w:spacing w:before="26" w:after="26"/>
+            </w:pPr>
+            <w:r>
+              <w:rPr>
+                <w:color w:val="232733"/>
+                <w:sz w:val="16"/>
+                <w:szCs w:val="16"/>
+              </w:rPr>
+              <w:t xml:space="preserve">notes receivable</w:t>
+            </w:r>
+          </w:p>
+        </w:tc>
+        <w:tc>
+          <w:tcPr>
+            <w:tcW w:type="pct" w:w="2400"/>
+            <w:shd w:fill="FBFAF6" w:val="clear"/>
+            <w:tcMar>
+              <w:top w:type="dxa" w:w="50"/>
+              <w:left w:type="dxa" w:w="110"/>
+              <w:bottom w:type="dxa" w:w="50"/>
+              <w:right w:type="dxa" w:w="110"/>
+            </w:tcMar>
+          </w:tcPr>
+          <w:p>
+            <w:pPr>
+              <w:spacing w:before="26" w:after="26"/>
+            </w:pPr>
+            <w:r>
+              <w:rPr>
+                <w:color w:val="232733"/>
+                <w:sz w:val="16"/>
+                <w:szCs w:val="16"/>
+              </w:rPr>
+              <w:t xml:space="preserve"/>
+            </w:r>
+          </w:p>
+        </w:tc>
+      </w:tr>
+      <w:tr>
+        <w:tc>
+          <w:tcPr>
+            <w:tcW w:type="pct" w:w="2600"/>
+            <w:tcMar>
+              <w:top w:type="dxa" w:w="50"/>
+              <w:left w:type="dxa" w:w="110"/>
+              <w:bottom w:type="dxa" w:w="50"/>
+              <w:right w:type="dxa" w:w="110"/>
+            </w:tcMar>
+          </w:tcPr>
+          <w:p>
+            <w:pPr>
+              <w:spacing w:before="26" w:after="26"/>
+            </w:pPr>
+            <w:r>
+              <w:rPr>
+                <w:color w:val="232733"/>
+                <w:sz w:val="16"/>
+                <w:szCs w:val="16"/>
+              </w:rPr>
+              <w:t xml:space="preserve">direct write-off method</w:t>
+            </w:r>
+          </w:p>
+        </w:tc>
+        <w:tc>
+          <w:tcPr>
+            <w:tcW w:type="pct" w:w="2400"/>
+            <w:tcMar>
+              <w:top w:type="dxa" w:w="50"/>
+              <w:left w:type="dxa" w:w="110"/>
+              <w:bottom w:type="dxa" w:w="50"/>
+              <w:right w:type="dxa" w:w="110"/>
+            </w:tcMar>
+          </w:tcPr>
+          <w:p>
+            <w:pPr>
+              <w:spacing w:before="26" w:after="26"/>
+            </w:pPr>
+            <w:r>
+              <w:rPr>
+                <w:color w:val="232733"/>
+                <w:sz w:val="16"/>
+                <w:szCs w:val="16"/>
+              </w:rPr>
+              <w:t xml:space="preserve"/>
+            </w:r>
+          </w:p>
+        </w:tc>
+      </w:tr>
+      <w:tr>
+        <w:tc>
+          <w:tcPr>
+            <w:tcW w:type="pct" w:w="2600"/>
+            <w:shd w:fill="FBFAF6" w:val="clear"/>
+            <w:tcMar>
+              <w:top w:type="dxa" w:w="50"/>
+              <w:left w:type="dxa" w:w="110"/>
+              <w:bottom w:type="dxa" w:w="50"/>
+              <w:right w:type="dxa" w:w="110"/>
+            </w:tcMar>
+          </w:tcPr>
+          <w:p>
+            <w:pPr>
+              <w:spacing w:before="26" w:after="26"/>
+            </w:pPr>
+            <w:r>
+              <w:rPr>
+                <w:color w:val="232733"/>
+                <w:sz w:val="16"/>
+                <w:szCs w:val="16"/>
+              </w:rPr>
+              <w:t xml:space="preserve">holdback (due from factor)</w:t>
+            </w:r>
+          </w:p>
+        </w:tc>
+        <w:tc>
+          <w:tcPr>
+            <w:tcW w:type="pct" w:w="2400"/>
+            <w:shd w:fill="FBFAF6" w:val="clear"/>
+            <w:tcMar>
+              <w:top w:type="dxa" w:w="50"/>
+              <w:left w:type="dxa" w:w="110"/>
+              <w:bottom w:type="dxa" w:w="50"/>
+              <w:right w:type="dxa" w:w="110"/>
+            </w:tcMar>
+          </w:tcPr>
+          <w:p>
+            <w:pPr>
+              <w:spacing w:before="26" w:after="26"/>
+            </w:pPr>
+            <w:r>
+              <w:rPr>
+                <w:color w:val="232733"/>
+                <w:sz w:val="16"/>
+                <w:szCs w:val="16"/>
+              </w:rPr>
+              <w:t xml:space="preserve"/>
+            </w:r>
+          </w:p>
+        </w:tc>
+      </w:tr>
+      <w:tr>
+        <w:tc>
+          <w:tcPr>
+            <w:tcW w:type="pct" w:w="2600"/>
+            <w:tcMar>
+              <w:top w:type="dxa" w:w="50"/>
+              <w:left w:type="dxa" w:w="110"/>
+              <w:bottom w:type="dxa" w:w="50"/>
+              <w:right w:type="dxa" w:w="110"/>
+            </w:tcMar>
+          </w:tcPr>
+          <w:p>
+            <w:pPr>
+              <w:spacing w:before="26" w:after="26"/>
+            </w:pPr>
+            <w:r>
+              <w:rPr>
+                <w:color w:val="232733"/>
+                <w:sz w:val="16"/>
+                <w:szCs w:val="16"/>
+              </w:rPr>
+              <w:t xml:space="preserve">legal isolation</w:t>
+            </w:r>
+          </w:p>
+        </w:tc>
+        <w:tc>
+          <w:tcPr>
+            <w:tcW w:type="pct" w:w="2400"/>
+            <w:tcMar>
+              <w:top w:type="dxa" w:w="50"/>
+              <w:left w:type="dxa" w:w="110"/>
+              <w:bottom w:type="dxa" w:w="50"/>
+              <w:right w:type="dxa" w:w="110"/>
+            </w:tcMar>
+          </w:tcPr>
+          <w:p>
+            <w:pPr>
+              <w:spacing w:before="26" w:after="26"/>
+            </w:pPr>
+            <w:r>
+              <w:rPr>
+                <w:color w:val="232733"/>
+                <w:sz w:val="16"/>
+                <w:szCs w:val="16"/>
+              </w:rPr>
+              <w:t xml:space="preserve"/>
             </w:r>
           </w:p>
         </w:tc>
@@ -16247,7 +16343,7 @@
     <w:p/>
     <w:p>
       <w:pPr>
-        <w:spacing w:before="40" w:after="16"/>
+        <w:spacing w:before="40" w:after="10"/>
         <w:ind w:left="300" w:hanging="300"/>
       </w:pPr>
       <w:r>
@@ -16265,327 +16361,94 @@
           <w:sz w:val="19"/>
           <w:szCs w:val="19"/>
         </w:rPr>
-        <w:t xml:space="preserve">Which item does the book pair with “Current: 250,000 at an expected loss rate of 2%”?</w:t>
-      </w:r>
-    </w:p>
-    <w:tbl>
-      <w:tblPr>
-        <w:tblW w:type="pct" w:w="100%"/>
-        <w:tblLayout w:type="fixed"/>
-      </w:tblPr>
-      <w:tblGrid>
-        <w:gridCol w:w="4800"/>
-        <w:gridCol w:w="4800"/>
-      </w:tblGrid>
-      <w:tr>
-        <w:tc>
-          <w:tcPr>
-            <w:tcW w:type="pct" w:w="2500"/>
-            <w:tcMar>
-              <w:top w:type="dxa" w:w="30"/>
-              <w:left w:type="dxa" w:w="90"/>
-              <w:bottom w:type="dxa" w:w="30"/>
-              <w:right w:type="dxa" w:w="90"/>
-            </w:tcMar>
-          </w:tcPr>
-          <w:p>
-            <w:pPr>
-              <w:spacing w:before="12" w:after="12"/>
-            </w:pPr>
-            <w:r>
-              <w:rPr>
-                <w:b/>
-                <w:bCs/>
-                <w:color w:val="8186EF"/>
-                <w:sz w:val="18"/>
-                <w:szCs w:val="18"/>
-              </w:rPr>
-              <w:t xml:space="preserve">A. </w:t>
-            </w:r>
-            <w:r>
-              <w:rPr>
-                <w:sz w:val="18"/>
-                <w:szCs w:val="18"/>
-              </w:rPr>
-              <w:t xml:space="preserve">Aging</w:t>
-            </w:r>
-          </w:p>
-        </w:tc>
-        <w:tc>
-          <w:tcPr>
-            <w:tcW w:type="pct" w:w="2500"/>
-            <w:tcMar>
-              <w:top w:type="dxa" w:w="30"/>
-              <w:left w:type="dxa" w:w="90"/>
-              <w:bottom w:type="dxa" w:w="30"/>
-              <w:right w:type="dxa" w:w="90"/>
-            </w:tcMar>
-          </w:tcPr>
-          <w:p>
-            <w:pPr>
-              <w:spacing w:before="12" w:after="12"/>
-            </w:pPr>
-            <w:r>
-              <w:rPr>
-                <w:b/>
-                <w:bCs/>
-                <w:color w:val="8186EF"/>
-                <w:sz w:val="18"/>
-                <w:szCs w:val="18"/>
-              </w:rPr>
-              <w:t xml:space="preserve">C. </w:t>
-            </w:r>
-            <w:r>
-              <w:rPr>
-                <w:sz w:val="18"/>
-                <w:szCs w:val="18"/>
-              </w:rPr>
-              <w:t xml:space="preserve">Transfer T1</w:t>
-            </w:r>
-          </w:p>
-        </w:tc>
-      </w:tr>
-      <w:tr>
-        <w:tc>
-          <w:tcPr>
-            <w:tcW w:type="pct" w:w="2500"/>
-            <w:tcMar>
-              <w:top w:type="dxa" w:w="30"/>
-              <w:left w:type="dxa" w:w="90"/>
-              <w:bottom w:type="dxa" w:w="30"/>
-              <w:right w:type="dxa" w:w="90"/>
-            </w:tcMar>
-          </w:tcPr>
-          <w:p>
-            <w:pPr>
-              <w:spacing w:before="12" w:after="12"/>
-            </w:pPr>
-            <w:r>
-              <w:rPr>
-                <w:b/>
-                <w:bCs/>
-                <w:color w:val="8186EF"/>
-                <w:sz w:val="18"/>
-                <w:szCs w:val="18"/>
-              </w:rPr>
-              <w:t xml:space="preserve">B. </w:t>
-            </w:r>
-            <w:r>
-              <w:rPr>
-                <w:sz w:val="18"/>
-                <w:szCs w:val="18"/>
-              </w:rPr>
-              <w:t xml:space="preserve">Transfer T4</w:t>
-            </w:r>
-          </w:p>
-        </w:tc>
-        <w:tc>
-          <w:tcPr>
-            <w:tcW w:type="pct" w:w="2500"/>
-            <w:tcMar>
-              <w:top w:type="dxa" w:w="30"/>
-              <w:left w:type="dxa" w:w="90"/>
-              <w:bottom w:type="dxa" w:w="30"/>
-              <w:right w:type="dxa" w:w="90"/>
-            </w:tcMar>
-          </w:tcPr>
-          <w:p>
-            <w:pPr>
-              <w:spacing w:before="12" w:after="12"/>
-            </w:pPr>
-            <w:r>
-              <w:rPr>
-                <w:b/>
-                <w:bCs/>
-                <w:color w:val="8186EF"/>
-                <w:sz w:val="18"/>
-                <w:szCs w:val="18"/>
-              </w:rPr>
-              <w:t xml:space="preserve">D. </w:t>
-            </w:r>
-            <w:r>
-              <w:rPr>
-                <w:sz w:val="18"/>
-                <w:szCs w:val="18"/>
-              </w:rPr>
-              <w:t xml:space="preserve">Allowance account</w:t>
-            </w:r>
-          </w:p>
-        </w:tc>
-      </w:tr>
-    </w:tbl>
-    <w:p>
-      <w:pPr>
-        <w:spacing w:before="40" w:after="16"/>
-        <w:ind w:left="300" w:hanging="300"/>
-      </w:pPr>
+        <w:t xml:space="preserve">Where the section starts — Fill every gap. The list holds more words than there are gaps, so one or two of them are not used.</w:t>
+      </w:r>
+    </w:p>
+    <w:p>
+      <w:pPr>
+        <w:spacing w:before="20" w:after="26"/>
+        <w:ind w:left="300"/>
+      </w:pPr>
+      <w:r>
+        <w:rPr>
+          <w:color w:val="6B7280"/>
+          <w:sz w:val="16"/>
+          <w:szCs w:val="16"/>
+        </w:rPr>
+        <w:t xml:space="preserve">choose from:  </w:t>
+      </w:r>
       <w:r>
         <w:rPr>
           <w:b/>
           <w:bCs/>
           <w:color w:val="353A7C"/>
-          <w:sz w:val="19"/>
-          <w:szCs w:val="19"/>
-        </w:rPr>
-        <w:t xml:space="preserve">2.  </w:t>
-      </w:r>
-      <w:r>
-        <w:rPr>
-          <w:sz w:val="19"/>
-          <w:szCs w:val="19"/>
-        </w:rPr>
-        <w:t xml:space="preserve">Which item does the book pair with “1–60 days past due: 90,000 at an expected loss rate of 10%”?</w:t>
-      </w:r>
-    </w:p>
-    <w:tbl>
-      <w:tblPr>
-        <w:tblW w:type="pct" w:w="100%"/>
-        <w:tblLayout w:type="fixed"/>
-      </w:tblPr>
-      <w:tblGrid>
-        <w:gridCol w:w="4800"/>
-        <w:gridCol w:w="4800"/>
-      </w:tblGrid>
-      <w:tr>
-        <w:tc>
-          <w:tcPr>
-            <w:tcW w:type="pct" w:w="2500"/>
-            <w:tcMar>
-              <w:top w:type="dxa" w:w="30"/>
-              <w:left w:type="dxa" w:w="90"/>
-              <w:bottom w:type="dxa" w:w="30"/>
-              <w:right w:type="dxa" w:w="90"/>
-            </w:tcMar>
-          </w:tcPr>
-          <w:p>
-            <w:pPr>
-              <w:spacing w:before="12" w:after="12"/>
-            </w:pPr>
-            <w:r>
-              <w:rPr>
-                <w:b/>
-                <w:bCs/>
-                <w:color w:val="8186EF"/>
-                <w:sz w:val="18"/>
-                <w:szCs w:val="18"/>
-              </w:rPr>
-              <w:t xml:space="preserve">A. </w:t>
-            </w:r>
-            <w:r>
-              <w:rPr>
-                <w:sz w:val="18"/>
-                <w:szCs w:val="18"/>
-              </w:rPr>
-              <w:t xml:space="preserve">Transfer T4</w:t>
-            </w:r>
-          </w:p>
-        </w:tc>
-        <w:tc>
-          <w:tcPr>
-            <w:tcW w:type="pct" w:w="2500"/>
-            <w:tcMar>
-              <w:top w:type="dxa" w:w="30"/>
-              <w:left w:type="dxa" w:w="90"/>
-              <w:bottom w:type="dxa" w:w="30"/>
-              <w:right w:type="dxa" w:w="90"/>
-            </w:tcMar>
-          </w:tcPr>
-          <w:p>
-            <w:pPr>
-              <w:spacing w:before="12" w:after="12"/>
-            </w:pPr>
-            <w:r>
-              <w:rPr>
-                <w:b/>
-                <w:bCs/>
-                <w:color w:val="8186EF"/>
-                <w:sz w:val="18"/>
-                <w:szCs w:val="18"/>
-              </w:rPr>
-              <w:t xml:space="preserve">C. </w:t>
-            </w:r>
-            <w:r>
-              <w:rPr>
-                <w:sz w:val="18"/>
-                <w:szCs w:val="18"/>
-              </w:rPr>
-              <w:t xml:space="preserve">Aging</w:t>
-            </w:r>
-          </w:p>
-        </w:tc>
-      </w:tr>
-      <w:tr>
-        <w:tc>
-          <w:tcPr>
-            <w:tcW w:type="pct" w:w="2500"/>
-            <w:tcMar>
-              <w:top w:type="dxa" w:w="30"/>
-              <w:left w:type="dxa" w:w="90"/>
-              <w:bottom w:type="dxa" w:w="30"/>
-              <w:right w:type="dxa" w:w="90"/>
-            </w:tcMar>
-          </w:tcPr>
-          <w:p>
-            <w:pPr>
-              <w:spacing w:before="12" w:after="12"/>
-            </w:pPr>
-            <w:r>
-              <w:rPr>
-                <w:b/>
-                <w:bCs/>
-                <w:color w:val="8186EF"/>
-                <w:sz w:val="18"/>
-                <w:szCs w:val="18"/>
-              </w:rPr>
-              <w:t xml:space="preserve">B. </w:t>
-            </w:r>
-            <w:r>
-              <w:rPr>
-                <w:sz w:val="18"/>
-                <w:szCs w:val="18"/>
-              </w:rPr>
-              <w:t xml:space="preserve">Allowance account</w:t>
-            </w:r>
-          </w:p>
-        </w:tc>
-        <w:tc>
-          <w:tcPr>
-            <w:tcW w:type="pct" w:w="2500"/>
-            <w:tcMar>
-              <w:top w:type="dxa" w:w="30"/>
-              <w:left w:type="dxa" w:w="90"/>
-              <w:bottom w:type="dxa" w:w="30"/>
-              <w:right w:type="dxa" w:w="90"/>
-            </w:tcMar>
-          </w:tcPr>
-          <w:p>
-            <w:pPr>
-              <w:spacing w:before="12" w:after="12"/>
-            </w:pPr>
-            <w:r>
-              <w:rPr>
-                <w:b/>
-                <w:bCs/>
-                <w:color w:val="8186EF"/>
-                <w:sz w:val="18"/>
-                <w:szCs w:val="18"/>
-              </w:rPr>
-              <w:t xml:space="preserve">D. </w:t>
-            </w:r>
-            <w:r>
-              <w:rPr>
-                <w:sz w:val="18"/>
-                <w:szCs w:val="18"/>
-              </w:rPr>
-              <w:t xml:space="preserve">Transfer T2 details</w:t>
-            </w:r>
-          </w:p>
-        </w:tc>
-      </w:tr>
-    </w:tbl>
-    <w:p>
-      <w:pPr>
-        <w:spacing w:before="40" w:after="16"/>
+          <w:sz w:val="16"/>
+          <w:szCs w:val="16"/>
+        </w:rPr>
+        <w:t xml:space="preserve">effective control   ·   factor   ·   factoring   ·   write-off   ·   secured borrowing</w:t>
+      </w:r>
+    </w:p>
+    <w:p>
+      <w:pPr>
+        <w:spacing w:before="36" w:after="36"/>
+        <w:ind w:left="300"/>
+      </w:pPr>
+      <w:r>
+        <w:rPr>
+          <w:sz w:val="19"/>
+          <w:szCs w:val="19"/>
+        </w:rPr>
+        <w:t xml:space="preserve">Second, the </w:t>
+      </w:r>
+      <w:r>
+        <w:rPr>
+          <w:u w:val="single"/>
+          <w:sz w:val="19"/>
+          <w:szCs w:val="19"/>
+        </w:rPr>
+        <w:t xml:space="preserve">           </w:t>
+      </w:r>
+      <w:r>
+        <w:rPr>
+          <w:sz w:val="19"/>
+          <w:szCs w:val="19"/>
+        </w:rPr>
+        <w:t xml:space="preserve"> can pledge or exchange the receivables. Third, the seller does not keep </w:t>
+      </w:r>
+      <w:r>
+        <w:rPr>
+          <w:u w:val="single"/>
+          <w:sz w:val="19"/>
+          <w:szCs w:val="19"/>
+        </w:rPr>
+        <w:t xml:space="preserve">                   </w:t>
+      </w:r>
+      <w:r>
+        <w:rPr>
+          <w:sz w:val="19"/>
+          <w:szCs w:val="19"/>
+        </w:rPr>
+        <w:t xml:space="preserve">, for example through an agreement to buy the receivables back before they mature. If any condition fails, the transfer is a </w:t>
+      </w:r>
+      <w:r>
+        <w:rPr>
+          <w:u w:val="single"/>
+          <w:sz w:val="19"/>
+          <w:szCs w:val="19"/>
+        </w:rPr>
+        <w:t xml:space="preserve">                   </w:t>
+      </w:r>
+      <w:r>
+        <w:rPr>
+          <w:sz w:val="19"/>
+          <w:szCs w:val="19"/>
+        </w:rPr>
+        <w:t xml:space="preserve">.</w:t>
+      </w:r>
+    </w:p>
+    <w:p>
+      <w:pPr>
+        <w:spacing w:before="40" w:after="10"/>
         <w:ind w:left="300" w:hanging="300"/>
       </w:pPr>
       <w:r>
@@ -16596,334 +16459,101 @@
           <w:sz w:val="19"/>
           <w:szCs w:val="19"/>
         </w:rPr>
-        <w:t xml:space="preserve">3.  </w:t>
-      </w:r>
-      <w:r>
-        <w:rPr>
-          <w:sz w:val="19"/>
-          <w:szCs w:val="19"/>
-        </w:rPr>
-        <w:t xml:space="preserve">Which item does the book pair with “Over 60 days past due: 40,000 at an expected loss rate of 40%”?</w:t>
-      </w:r>
-    </w:p>
-    <w:tbl>
-      <w:tblPr>
-        <w:tblW w:type="pct" w:w="100%"/>
-        <w:tblLayout w:type="fixed"/>
-      </w:tblPr>
-      <w:tblGrid>
-        <w:gridCol w:w="4800"/>
-        <w:gridCol w:w="4800"/>
-      </w:tblGrid>
-      <w:tr>
-        <w:tc>
-          <w:tcPr>
-            <w:tcW w:type="pct" w:w="2500"/>
-            <w:tcMar>
-              <w:top w:type="dxa" w:w="30"/>
-              <w:left w:type="dxa" w:w="90"/>
-              <w:bottom w:type="dxa" w:w="30"/>
-              <w:right w:type="dxa" w:w="90"/>
-            </w:tcMar>
-          </w:tcPr>
-          <w:p>
-            <w:pPr>
-              <w:spacing w:before="12" w:after="12"/>
-            </w:pPr>
-            <w:r>
-              <w:rPr>
-                <w:b/>
-                <w:bCs/>
-                <w:color w:val="8186EF"/>
-                <w:sz w:val="18"/>
-                <w:szCs w:val="18"/>
-              </w:rPr>
-              <w:t xml:space="preserve">A. </w:t>
-            </w:r>
-            <w:r>
-              <w:rPr>
-                <w:sz w:val="18"/>
-                <w:szCs w:val="18"/>
-              </w:rPr>
-              <w:t xml:space="preserve">Aging</w:t>
-            </w:r>
-          </w:p>
-        </w:tc>
-        <w:tc>
-          <w:tcPr>
-            <w:tcW w:type="pct" w:w="2500"/>
-            <w:tcMar>
-              <w:top w:type="dxa" w:w="30"/>
-              <w:left w:type="dxa" w:w="90"/>
-              <w:bottom w:type="dxa" w:w="30"/>
-              <w:right w:type="dxa" w:w="90"/>
-            </w:tcMar>
-          </w:tcPr>
-          <w:p>
-            <w:pPr>
-              <w:spacing w:before="12" w:after="12"/>
-            </w:pPr>
-            <w:r>
-              <w:rPr>
-                <w:b/>
-                <w:bCs/>
-                <w:color w:val="8186EF"/>
-                <w:sz w:val="18"/>
-                <w:szCs w:val="18"/>
-              </w:rPr>
-              <w:t xml:space="preserve">C. </w:t>
-            </w:r>
-            <w:r>
-              <w:rPr>
-                <w:sz w:val="18"/>
-                <w:szCs w:val="18"/>
-              </w:rPr>
-              <w:t xml:space="preserve">Transfer T1</w:t>
-            </w:r>
-          </w:p>
-        </w:tc>
-      </w:tr>
-      <w:tr>
-        <w:tc>
-          <w:tcPr>
-            <w:tcW w:type="pct" w:w="2500"/>
-            <w:tcMar>
-              <w:top w:type="dxa" w:w="30"/>
-              <w:left w:type="dxa" w:w="90"/>
-              <w:bottom w:type="dxa" w:w="30"/>
-              <w:right w:type="dxa" w:w="90"/>
-            </w:tcMar>
-          </w:tcPr>
-          <w:p>
-            <w:pPr>
-              <w:spacing w:before="12" w:after="12"/>
-            </w:pPr>
-            <w:r>
-              <w:rPr>
-                <w:b/>
-                <w:bCs/>
-                <w:color w:val="8186EF"/>
-                <w:sz w:val="18"/>
-                <w:szCs w:val="18"/>
-              </w:rPr>
-              <w:t xml:space="preserve">B. </w:t>
-            </w:r>
-            <w:r>
-              <w:rPr>
-                <w:sz w:val="18"/>
-                <w:szCs w:val="18"/>
-              </w:rPr>
-              <w:t xml:space="preserve">Transfer T3</w:t>
-            </w:r>
-          </w:p>
-        </w:tc>
-        <w:tc>
-          <w:tcPr>
-            <w:tcW w:type="pct" w:w="2500"/>
-            <w:tcMar>
-              <w:top w:type="dxa" w:w="30"/>
-              <w:left w:type="dxa" w:w="90"/>
-              <w:bottom w:type="dxa" w:w="30"/>
-              <w:right w:type="dxa" w:w="90"/>
-            </w:tcMar>
-          </w:tcPr>
-          <w:p>
-            <w:pPr>
-              <w:spacing w:before="12" w:after="12"/>
-            </w:pPr>
-            <w:r>
-              <w:rPr>
-                <w:b/>
-                <w:bCs/>
-                <w:color w:val="8186EF"/>
-                <w:sz w:val="18"/>
-                <w:szCs w:val="18"/>
-              </w:rPr>
-              <w:t xml:space="preserve">D. </w:t>
-            </w:r>
-            <w:r>
-              <w:rPr>
-                <w:sz w:val="18"/>
-                <w:szCs w:val="18"/>
-              </w:rPr>
-              <w:t xml:space="preserve">Transfer T4</w:t>
-            </w:r>
-          </w:p>
-        </w:tc>
-      </w:tr>
-    </w:tbl>
-    <w:p>
-      <w:pPr>
-        <w:spacing w:before="40" w:after="16"/>
-        <w:ind w:left="300" w:hanging="300"/>
-      </w:pPr>
+        <w:t xml:space="preserve">2.  </w:t>
+      </w:r>
+      <w:r>
+        <w:rPr>
+          <w:sz w:val="19"/>
+          <w:szCs w:val="19"/>
+        </w:rPr>
+        <w:t xml:space="preserve">What it settles in the middle — Fill every gap. The list holds more words than there are gaps, so one or two of them are not used.</w:t>
+      </w:r>
+    </w:p>
+    <w:p>
+      <w:pPr>
+        <w:spacing w:before="20" w:after="26"/>
+        <w:ind w:left="300"/>
+      </w:pPr>
+      <w:r>
+        <w:rPr>
+          <w:color w:val="6B7280"/>
+          <w:sz w:val="16"/>
+          <w:szCs w:val="16"/>
+        </w:rPr>
+        <w:t xml:space="preserve">choose from:  </w:t>
+      </w:r>
       <w:r>
         <w:rPr>
           <w:b/>
           <w:bCs/>
           <w:color w:val="353A7C"/>
-          <w:sz w:val="19"/>
-          <w:szCs w:val="19"/>
-        </w:rPr>
-        <w:t xml:space="preserve">4.  </w:t>
-      </w:r>
-      <w:r>
-        <w:rPr>
-          <w:sz w:val="19"/>
-          <w:szCs w:val="19"/>
-        </w:rPr>
-        <w:t xml:space="preserve">Which item does the book pair with “Beginning balance 18,000 (credit). Write-offs during 2025: 24,000. Recoveries: 1,000.”?</w:t>
-      </w:r>
-    </w:p>
-    <w:tbl>
-      <w:tblPr>
-        <w:tblW w:type="pct" w:w="100%"/>
-        <w:tblLayout w:type="fixed"/>
-      </w:tblPr>
-      <w:tblGrid>
-        <w:gridCol w:w="4800"/>
-        <w:gridCol w:w="4800"/>
-      </w:tblGrid>
-      <w:tr>
-        <w:tc>
-          <w:tcPr>
-            <w:tcW w:type="pct" w:w="2500"/>
-            <w:tcMar>
-              <w:top w:type="dxa" w:w="30"/>
-              <w:left w:type="dxa" w:w="90"/>
-              <w:bottom w:type="dxa" w:w="30"/>
-              <w:right w:type="dxa" w:w="90"/>
-            </w:tcMar>
-          </w:tcPr>
-          <w:p>
-            <w:pPr>
-              <w:spacing w:before="12" w:after="12"/>
-            </w:pPr>
-            <w:r>
-              <w:rPr>
-                <w:b/>
-                <w:bCs/>
-                <w:color w:val="8186EF"/>
-                <w:sz w:val="18"/>
-                <w:szCs w:val="18"/>
-              </w:rPr>
-              <w:t xml:space="preserve">A. </w:t>
-            </w:r>
-            <w:r>
-              <w:rPr>
-                <w:sz w:val="18"/>
-                <w:szCs w:val="18"/>
-              </w:rPr>
-              <w:t xml:space="preserve">Transfer T1</w:t>
-            </w:r>
-          </w:p>
-        </w:tc>
-        <w:tc>
-          <w:tcPr>
-            <w:tcW w:type="pct" w:w="2500"/>
-            <w:tcMar>
-              <w:top w:type="dxa" w:w="30"/>
-              <w:left w:type="dxa" w:w="90"/>
-              <w:bottom w:type="dxa" w:w="30"/>
-              <w:right w:type="dxa" w:w="90"/>
-            </w:tcMar>
-          </w:tcPr>
-          <w:p>
-            <w:pPr>
-              <w:spacing w:before="12" w:after="12"/>
-            </w:pPr>
-            <w:r>
-              <w:rPr>
-                <w:b/>
-                <w:bCs/>
-                <w:color w:val="8186EF"/>
-                <w:sz w:val="18"/>
-                <w:szCs w:val="18"/>
-              </w:rPr>
-              <w:t xml:space="preserve">C. </w:t>
-            </w:r>
-            <w:r>
-              <w:rPr>
-                <w:sz w:val="18"/>
-                <w:szCs w:val="18"/>
-              </w:rPr>
-              <w:t xml:space="preserve">Allowance account</w:t>
-            </w:r>
-          </w:p>
-        </w:tc>
-      </w:tr>
-      <w:tr>
-        <w:tc>
-          <w:tcPr>
-            <w:tcW w:type="pct" w:w="2500"/>
-            <w:tcMar>
-              <w:top w:type="dxa" w:w="30"/>
-              <w:left w:type="dxa" w:w="90"/>
-              <w:bottom w:type="dxa" w:w="30"/>
-              <w:right w:type="dxa" w:w="90"/>
-            </w:tcMar>
-          </w:tcPr>
-          <w:p>
-            <w:pPr>
-              <w:spacing w:before="12" w:after="12"/>
-            </w:pPr>
-            <w:r>
-              <w:rPr>
-                <w:b/>
-                <w:bCs/>
-                <w:color w:val="8186EF"/>
-                <w:sz w:val="18"/>
-                <w:szCs w:val="18"/>
-              </w:rPr>
-              <w:t xml:space="preserve">B. </w:t>
-            </w:r>
-            <w:r>
-              <w:rPr>
-                <w:sz w:val="18"/>
-                <w:szCs w:val="18"/>
-              </w:rPr>
-              <w:t xml:space="preserve">Transfer T3</w:t>
-            </w:r>
-          </w:p>
-        </w:tc>
-        <w:tc>
-          <w:tcPr>
-            <w:tcW w:type="pct" w:w="2500"/>
-            <w:tcMar>
-              <w:top w:type="dxa" w:w="30"/>
-              <w:left w:type="dxa" w:w="90"/>
-              <w:bottom w:type="dxa" w:w="30"/>
-              <w:right w:type="dxa" w:w="90"/>
-            </w:tcMar>
-          </w:tcPr>
-          <w:p>
-            <w:pPr>
-              <w:spacing w:before="12" w:after="12"/>
-            </w:pPr>
-            <w:r>
-              <w:rPr>
-                <w:b/>
-                <w:bCs/>
-                <w:color w:val="8186EF"/>
-                <w:sz w:val="18"/>
-                <w:szCs w:val="18"/>
-              </w:rPr>
-              <w:t xml:space="preserve">D. </w:t>
-            </w:r>
-            <w:r>
-              <w:rPr>
-                <w:sz w:val="18"/>
-                <w:szCs w:val="18"/>
-              </w:rPr>
-              <w:t xml:space="preserve">Aging</w:t>
-            </w:r>
-          </w:p>
-        </w:tc>
-      </w:tr>
-    </w:tbl>
-    <w:p>
-      <w:pPr>
-        <w:spacing w:before="40" w:after="16"/>
+          <w:sz w:val="16"/>
+          <w:szCs w:val="16"/>
+        </w:rPr>
+        <w:t xml:space="preserve">secured borrowing   ·   factor   ·   write-off   ·   effective control   ·   recourse liability</w:t>
+      </w:r>
+    </w:p>
+    <w:p>
+      <w:pPr>
+        <w:spacing w:before="36" w:after="36"/>
+        <w:ind w:left="300"/>
+      </w:pPr>
+      <w:r>
+        <w:rPr>
+          <w:sz w:val="19"/>
+          <w:szCs w:val="19"/>
+        </w:rPr>
+        <w:t xml:space="preserve">The receivables stay on the balance sheet, marked as pledged. Loss on a sale = carrying amount − (cash + due from </w:t>
+      </w:r>
+      <w:r>
+        <w:rPr>
+          <w:u w:val="single"/>
+          <w:sz w:val="19"/>
+          <w:szCs w:val="19"/>
+        </w:rPr>
+        <w:t xml:space="preserve">           </w:t>
+      </w:r>
+      <w:r>
+        <w:rPr>
+          <w:sz w:val="19"/>
+          <w:szCs w:val="19"/>
+        </w:rPr>
+        <w:t xml:space="preserve"> − </w:t>
+      </w:r>
+      <w:r>
+        <w:rPr>
+          <w:u w:val="single"/>
+          <w:sz w:val="19"/>
+          <w:szCs w:val="19"/>
+        </w:rPr>
+        <w:t xml:space="preserve">                    </w:t>
+      </w:r>
+      <w:r>
+        <w:rPr>
+          <w:sz w:val="19"/>
+          <w:szCs w:val="19"/>
+        </w:rPr>
+        <w:t xml:space="preserve">). Effects of one transfer as a sale without recourse, a sale with recourse, or a </w:t>
+      </w:r>
+      <w:r>
+        <w:rPr>
+          <w:u w:val="single"/>
+          <w:sz w:val="19"/>
+          <w:szCs w:val="19"/>
+        </w:rPr>
+        <w:t xml:space="preserve">                   </w:t>
+      </w:r>
+      <w:r>
+        <w:rPr>
+          <w:sz w:val="19"/>
+          <w:szCs w:val="19"/>
+        </w:rPr>
+        <w:t xml:space="preserve">.</w:t>
+      </w:r>
+    </w:p>
+    <w:p>
+      <w:pPr>
+        <w:spacing w:before="40" w:after="10"/>
         <w:ind w:left="300" w:hanging="300"/>
       </w:pPr>
       <w:r>
@@ -16934,651 +16564,81 @@
           <w:sz w:val="19"/>
           <w:szCs w:val="19"/>
         </w:rPr>
-        <w:t xml:space="preserve">5.  </w:t>
-      </w:r>
-      <w:r>
-        <w:rPr>
-          <w:sz w:val="19"/>
-          <w:szCs w:val="19"/>
-        </w:rPr>
-        <w:t xml:space="preserve">Which item does the book pair with “Receivables transferred to a bank, but Orontes must repurchase them before they mature.”?</w:t>
-      </w:r>
-    </w:p>
-    <w:tbl>
-      <w:tblPr>
-        <w:tblW w:type="pct" w:w="100%"/>
-        <w:tblLayout w:type="fixed"/>
-      </w:tblPr>
-      <w:tblGrid>
-        <w:gridCol w:w="4800"/>
-        <w:gridCol w:w="4800"/>
-      </w:tblGrid>
-      <w:tr>
-        <w:tc>
-          <w:tcPr>
-            <w:tcW w:type="pct" w:w="2500"/>
-            <w:tcMar>
-              <w:top w:type="dxa" w:w="30"/>
-              <w:left w:type="dxa" w:w="90"/>
-              <w:bottom w:type="dxa" w:w="30"/>
-              <w:right w:type="dxa" w:w="90"/>
-            </w:tcMar>
-          </w:tcPr>
-          <w:p>
-            <w:pPr>
-              <w:spacing w:before="12" w:after="12"/>
-            </w:pPr>
-            <w:r>
-              <w:rPr>
-                <w:b/>
-                <w:bCs/>
-                <w:color w:val="8186EF"/>
-                <w:sz w:val="18"/>
-                <w:szCs w:val="18"/>
-              </w:rPr>
-              <w:t xml:space="preserve">A. </w:t>
-            </w:r>
-            <w:r>
-              <w:rPr>
-                <w:sz w:val="18"/>
-                <w:szCs w:val="18"/>
-              </w:rPr>
-              <w:t xml:space="preserve">Transfer T3</w:t>
-            </w:r>
-          </w:p>
-        </w:tc>
-        <w:tc>
-          <w:tcPr>
-            <w:tcW w:type="pct" w:w="2500"/>
-            <w:tcMar>
-              <w:top w:type="dxa" w:w="30"/>
-              <w:left w:type="dxa" w:w="90"/>
-              <w:bottom w:type="dxa" w:w="30"/>
-              <w:right w:type="dxa" w:w="90"/>
-            </w:tcMar>
-          </w:tcPr>
-          <w:p>
-            <w:pPr>
-              <w:spacing w:before="12" w:after="12"/>
-            </w:pPr>
-            <w:r>
-              <w:rPr>
-                <w:b/>
-                <w:bCs/>
-                <w:color w:val="8186EF"/>
-                <w:sz w:val="18"/>
-                <w:szCs w:val="18"/>
-              </w:rPr>
-              <w:t xml:space="preserve">C. </w:t>
-            </w:r>
-            <w:r>
-              <w:rPr>
-                <w:sz w:val="18"/>
-                <w:szCs w:val="18"/>
-              </w:rPr>
-              <w:t xml:space="preserve">Transfer T2 details</w:t>
-            </w:r>
-          </w:p>
-        </w:tc>
-      </w:tr>
-      <w:tr>
-        <w:tc>
-          <w:tcPr>
-            <w:tcW w:type="pct" w:w="2500"/>
-            <w:tcMar>
-              <w:top w:type="dxa" w:w="30"/>
-              <w:left w:type="dxa" w:w="90"/>
-              <w:bottom w:type="dxa" w:w="30"/>
-              <w:right w:type="dxa" w:w="90"/>
-            </w:tcMar>
-          </w:tcPr>
-          <w:p>
-            <w:pPr>
-              <w:spacing w:before="12" w:after="12"/>
-            </w:pPr>
-            <w:r>
-              <w:rPr>
-                <w:b/>
-                <w:bCs/>
-                <w:color w:val="8186EF"/>
-                <w:sz w:val="18"/>
-                <w:szCs w:val="18"/>
-              </w:rPr>
-              <w:t xml:space="preserve">B. </w:t>
-            </w:r>
-            <w:r>
-              <w:rPr>
-                <w:sz w:val="18"/>
-                <w:szCs w:val="18"/>
-              </w:rPr>
-              <w:t xml:space="preserve">Aging</w:t>
-            </w:r>
-          </w:p>
-        </w:tc>
-        <w:tc>
-          <w:tcPr>
-            <w:tcW w:type="pct" w:w="2500"/>
-            <w:tcMar>
-              <w:top w:type="dxa" w:w="30"/>
-              <w:left w:type="dxa" w:w="90"/>
-              <w:bottom w:type="dxa" w:w="30"/>
-              <w:right w:type="dxa" w:w="90"/>
-            </w:tcMar>
-          </w:tcPr>
-          <w:p>
-            <w:pPr>
-              <w:spacing w:before="12" w:after="12"/>
-            </w:pPr>
-            <w:r>
-              <w:rPr>
-                <w:b/>
-                <w:bCs/>
-                <w:color w:val="8186EF"/>
-                <w:sz w:val="18"/>
-                <w:szCs w:val="18"/>
-              </w:rPr>
-              <w:t xml:space="preserve">D. </w:t>
-            </w:r>
-            <w:r>
-              <w:rPr>
-                <w:sz w:val="18"/>
-                <w:szCs w:val="18"/>
-              </w:rPr>
-              <w:t xml:space="preserve">Allowance account</w:t>
-            </w:r>
-          </w:p>
-        </w:tc>
-      </w:tr>
-    </w:tbl>
-    <w:p>
-      <w:pPr>
-        <w:spacing w:before="40" w:after="16"/>
-        <w:ind w:left="300" w:hanging="300"/>
-      </w:pPr>
+        <w:t xml:space="preserve">3.  </w:t>
+      </w:r>
+      <w:r>
+        <w:rPr>
+          <w:sz w:val="19"/>
+          <w:szCs w:val="19"/>
+        </w:rPr>
+        <w:t xml:space="preserve">Where it ends — Fill every gap. The list holds more words than there are gaps, so one or two of them are not used.</w:t>
+      </w:r>
+    </w:p>
+    <w:p>
+      <w:pPr>
+        <w:spacing w:before="20" w:after="26"/>
+        <w:ind w:left="300"/>
+      </w:pPr>
+      <w:r>
+        <w:rPr>
+          <w:color w:val="6B7280"/>
+          <w:sz w:val="16"/>
+          <w:szCs w:val="16"/>
+        </w:rPr>
+        <w:t xml:space="preserve">choose from:  </w:t>
+      </w:r>
       <w:r>
         <w:rPr>
           <w:b/>
           <w:bCs/>
           <w:color w:val="353A7C"/>
-          <w:sz w:val="19"/>
-          <w:szCs w:val="19"/>
-        </w:rPr>
-        <w:t xml:space="preserve">6.  </w:t>
-      </w:r>
-      <w:r>
-        <w:rPr>
-          <w:sz w:val="19"/>
-          <w:szCs w:val="19"/>
-        </w:rPr>
-        <w:t xml:space="preserve">Which item does the book pair with “Receivables pledged as collateral for a bank loan; Orontes still collects them.”?</w:t>
-      </w:r>
-    </w:p>
-    <w:tbl>
-      <w:tblPr>
-        <w:tblW w:type="pct" w:w="100%"/>
-        <w:tblLayout w:type="fixed"/>
-      </w:tblPr>
-      <w:tblGrid>
-        <w:gridCol w:w="4800"/>
-        <w:gridCol w:w="4800"/>
-      </w:tblGrid>
-      <w:tr>
-        <w:tc>
-          <w:tcPr>
-            <w:tcW w:type="pct" w:w="2500"/>
-            <w:tcMar>
-              <w:top w:type="dxa" w:w="30"/>
-              <w:left w:type="dxa" w:w="90"/>
-              <w:bottom w:type="dxa" w:w="30"/>
-              <w:right w:type="dxa" w:w="90"/>
-            </w:tcMar>
-          </w:tcPr>
-          <w:p>
-            <w:pPr>
-              <w:spacing w:before="12" w:after="12"/>
-            </w:pPr>
-            <w:r>
-              <w:rPr>
-                <w:b/>
-                <w:bCs/>
-                <w:color w:val="8186EF"/>
-                <w:sz w:val="18"/>
-                <w:szCs w:val="18"/>
-              </w:rPr>
-              <w:t xml:space="preserve">A. </w:t>
-            </w:r>
-            <w:r>
-              <w:rPr>
-                <w:sz w:val="18"/>
-                <w:szCs w:val="18"/>
-              </w:rPr>
-              <w:t xml:space="preserve">Aging</w:t>
-            </w:r>
-          </w:p>
-        </w:tc>
-        <w:tc>
-          <w:tcPr>
-            <w:tcW w:type="pct" w:w="2500"/>
-            <w:tcMar>
-              <w:top w:type="dxa" w:w="30"/>
-              <w:left w:type="dxa" w:w="90"/>
-              <w:bottom w:type="dxa" w:w="30"/>
-              <w:right w:type="dxa" w:w="90"/>
-            </w:tcMar>
-          </w:tcPr>
-          <w:p>
-            <w:pPr>
-              <w:spacing w:before="12" w:after="12"/>
-            </w:pPr>
-            <w:r>
-              <w:rPr>
-                <w:b/>
-                <w:bCs/>
-                <w:color w:val="8186EF"/>
-                <w:sz w:val="18"/>
-                <w:szCs w:val="18"/>
-              </w:rPr>
-              <w:t xml:space="preserve">C. </w:t>
-            </w:r>
-            <w:r>
-              <w:rPr>
-                <w:sz w:val="18"/>
-                <w:szCs w:val="18"/>
-              </w:rPr>
-              <w:t xml:space="preserve">Transfer T2 details</w:t>
-            </w:r>
-          </w:p>
-        </w:tc>
-      </w:tr>
-      <w:tr>
-        <w:tc>
-          <w:tcPr>
-            <w:tcW w:type="pct" w:w="2500"/>
-            <w:tcMar>
-              <w:top w:type="dxa" w:w="30"/>
-              <w:left w:type="dxa" w:w="90"/>
-              <w:bottom w:type="dxa" w:w="30"/>
-              <w:right w:type="dxa" w:w="90"/>
-            </w:tcMar>
-          </w:tcPr>
-          <w:p>
-            <w:pPr>
-              <w:spacing w:before="12" w:after="12"/>
-            </w:pPr>
-            <w:r>
-              <w:rPr>
-                <w:b/>
-                <w:bCs/>
-                <w:color w:val="8186EF"/>
-                <w:sz w:val="18"/>
-                <w:szCs w:val="18"/>
-              </w:rPr>
-              <w:t xml:space="preserve">B. </w:t>
-            </w:r>
-            <w:r>
-              <w:rPr>
-                <w:sz w:val="18"/>
-                <w:szCs w:val="18"/>
-              </w:rPr>
-              <w:t xml:space="preserve">Transfer T4</w:t>
-            </w:r>
-          </w:p>
-        </w:tc>
-        <w:tc>
-          <w:tcPr>
-            <w:tcW w:type="pct" w:w="2500"/>
-            <w:tcMar>
-              <w:top w:type="dxa" w:w="30"/>
-              <w:left w:type="dxa" w:w="90"/>
-              <w:bottom w:type="dxa" w:w="30"/>
-              <w:right w:type="dxa" w:w="90"/>
-            </w:tcMar>
-          </w:tcPr>
-          <w:p>
-            <w:pPr>
-              <w:spacing w:before="12" w:after="12"/>
-            </w:pPr>
-            <w:r>
-              <w:rPr>
-                <w:b/>
-                <w:bCs/>
-                <w:color w:val="8186EF"/>
-                <w:sz w:val="18"/>
-                <w:szCs w:val="18"/>
-              </w:rPr>
-              <w:t xml:space="preserve">D. </w:t>
-            </w:r>
-            <w:r>
-              <w:rPr>
-                <w:sz w:val="18"/>
-                <w:szCs w:val="18"/>
-              </w:rPr>
-              <w:t xml:space="preserve">Transfer T1</w:t>
-            </w:r>
-          </w:p>
-        </w:tc>
-      </w:tr>
-    </w:tbl>
-    <w:p>
-      <w:pPr>
-        <w:spacing w:before="40" w:after="16"/>
-        <w:ind w:left="300" w:hanging="300"/>
-      </w:pPr>
-      <w:r>
-        <w:rPr>
-          <w:b/>
-          <w:bCs/>
-          <w:color w:val="353A7C"/>
-          <w:sz w:val="19"/>
-          <w:szCs w:val="19"/>
-        </w:rPr>
-        <w:t xml:space="preserve">7.  </w:t>
-      </w:r>
-      <w:r>
-        <w:rPr>
-          <w:sz w:val="19"/>
-          <w:szCs w:val="19"/>
-        </w:rPr>
-        <w:t xml:space="preserve">Which item does the book pair with “Carrying amount 200,000; factor's fee 2%; holdback 4%; fair value of the recourse obligation 3,000.”?</w:t>
-      </w:r>
-    </w:p>
-    <w:tbl>
-      <w:tblPr>
-        <w:tblW w:type="pct" w:w="100%"/>
-        <w:tblLayout w:type="fixed"/>
-      </w:tblPr>
-      <w:tblGrid>
-        <w:gridCol w:w="4800"/>
-        <w:gridCol w:w="4800"/>
-      </w:tblGrid>
-      <w:tr>
-        <w:tc>
-          <w:tcPr>
-            <w:tcW w:type="pct" w:w="2500"/>
-            <w:tcMar>
-              <w:top w:type="dxa" w:w="30"/>
-              <w:left w:type="dxa" w:w="90"/>
-              <w:bottom w:type="dxa" w:w="30"/>
-              <w:right w:type="dxa" w:w="90"/>
-            </w:tcMar>
-          </w:tcPr>
-          <w:p>
-            <w:pPr>
-              <w:spacing w:before="12" w:after="12"/>
-            </w:pPr>
-            <w:r>
-              <w:rPr>
-                <w:b/>
-                <w:bCs/>
-                <w:color w:val="8186EF"/>
-                <w:sz w:val="18"/>
-                <w:szCs w:val="18"/>
-              </w:rPr>
-              <w:t xml:space="preserve">A. </w:t>
-            </w:r>
-            <w:r>
-              <w:rPr>
-                <w:sz w:val="18"/>
-                <w:szCs w:val="18"/>
-              </w:rPr>
-              <w:t xml:space="preserve">Transfer T1</w:t>
-            </w:r>
-          </w:p>
-        </w:tc>
-        <w:tc>
-          <w:tcPr>
-            <w:tcW w:type="pct" w:w="2500"/>
-            <w:tcMar>
-              <w:top w:type="dxa" w:w="30"/>
-              <w:left w:type="dxa" w:w="90"/>
-              <w:bottom w:type="dxa" w:w="30"/>
-              <w:right w:type="dxa" w:w="90"/>
-            </w:tcMar>
-          </w:tcPr>
-          <w:p>
-            <w:pPr>
-              <w:spacing w:before="12" w:after="12"/>
-            </w:pPr>
-            <w:r>
-              <w:rPr>
-                <w:b/>
-                <w:bCs/>
-                <w:color w:val="8186EF"/>
-                <w:sz w:val="18"/>
-                <w:szCs w:val="18"/>
-              </w:rPr>
-              <w:t xml:space="preserve">C. </w:t>
-            </w:r>
-            <w:r>
-              <w:rPr>
-                <w:sz w:val="18"/>
-                <w:szCs w:val="18"/>
-              </w:rPr>
-              <w:t xml:space="preserve">Transfer T4</w:t>
-            </w:r>
-          </w:p>
-        </w:tc>
-      </w:tr>
-      <w:tr>
-        <w:tc>
-          <w:tcPr>
-            <w:tcW w:type="pct" w:w="2500"/>
-            <w:tcMar>
-              <w:top w:type="dxa" w:w="30"/>
-              <w:left w:type="dxa" w:w="90"/>
-              <w:bottom w:type="dxa" w:w="30"/>
-              <w:right w:type="dxa" w:w="90"/>
-            </w:tcMar>
-          </w:tcPr>
-          <w:p>
-            <w:pPr>
-              <w:spacing w:before="12" w:after="12"/>
-            </w:pPr>
-            <w:r>
-              <w:rPr>
-                <w:b/>
-                <w:bCs/>
-                <w:color w:val="8186EF"/>
-                <w:sz w:val="18"/>
-                <w:szCs w:val="18"/>
-              </w:rPr>
-              <w:t xml:space="preserve">B. </w:t>
-            </w:r>
-            <w:r>
-              <w:rPr>
-                <w:sz w:val="18"/>
-                <w:szCs w:val="18"/>
-              </w:rPr>
-              <w:t xml:space="preserve">Transfer T3</w:t>
-            </w:r>
-          </w:p>
-        </w:tc>
-        <w:tc>
-          <w:tcPr>
-            <w:tcW w:type="pct" w:w="2500"/>
-            <w:tcMar>
-              <w:top w:type="dxa" w:w="30"/>
-              <w:left w:type="dxa" w:w="90"/>
-              <w:bottom w:type="dxa" w:w="30"/>
-              <w:right w:type="dxa" w:w="90"/>
-            </w:tcMar>
-          </w:tcPr>
-          <w:p>
-            <w:pPr>
-              <w:spacing w:before="12" w:after="12"/>
-            </w:pPr>
-            <w:r>
-              <w:rPr>
-                <w:b/>
-                <w:bCs/>
-                <w:color w:val="8186EF"/>
-                <w:sz w:val="18"/>
-                <w:szCs w:val="18"/>
-              </w:rPr>
-              <w:t xml:space="preserve">D. </w:t>
-            </w:r>
-            <w:r>
-              <w:rPr>
-                <w:sz w:val="18"/>
-                <w:szCs w:val="18"/>
-              </w:rPr>
-              <w:t xml:space="preserve">Transfer T2 details</w:t>
-            </w:r>
-          </w:p>
-        </w:tc>
-      </w:tr>
-    </w:tbl>
-    <w:p>
-      <w:pPr>
-        <w:spacing w:before="30" w:after="30"/>
-        <w:ind w:left="300" w:hanging="300"/>
-      </w:pPr>
-      <w:r>
-        <w:rPr>
-          <w:b/>
-          <w:bCs/>
-          <w:color w:val="353A7C"/>
-          <w:sz w:val="19"/>
-          <w:szCs w:val="19"/>
-        </w:rPr>
-        <w:t xml:space="preserve">8.  </w:t>
-      </w:r>
-      <w:r>
-        <w:rPr>
-          <w:sz w:val="19"/>
-          <w:szCs w:val="19"/>
-        </w:rPr>
-        <w:t xml:space="preserve">The book gives the Details (whole USD) of Aging as “Current: 250,000 at an expected loss rate of 2%”.   </w:t>
-      </w:r>
-      <w:r>
-        <w:rPr>
-          <w:b/>
-          <w:bCs/>
-          <w:color w:val="8186EF"/>
-          <w:sz w:val="19"/>
-          <w:szCs w:val="19"/>
-        </w:rPr>
-        <w:t xml:space="preserve">  TRUE  </w:t>
-      </w:r>
-      <w:r>
-        <w:rPr>
-          <w:color w:val="AAB2C0"/>
-          <w:sz w:val="19"/>
-          <w:szCs w:val="19"/>
-        </w:rPr>
-        <w:t xml:space="preserve">/</w:t>
-      </w:r>
-      <w:r>
-        <w:rPr>
-          <w:b/>
-          <w:bCs/>
-          <w:color w:val="8186EF"/>
-          <w:sz w:val="19"/>
-          <w:szCs w:val="19"/>
-        </w:rPr>
-        <w:t xml:space="preserve">  FALSE  </w:t>
-      </w:r>
-    </w:p>
-    <w:p>
-      <w:pPr>
-        <w:spacing w:before="30" w:after="30"/>
-        <w:ind w:left="300" w:hanging="300"/>
-      </w:pPr>
-      <w:r>
-        <w:rPr>
-          <w:b/>
-          <w:bCs/>
-          <w:color w:val="353A7C"/>
-          <w:sz w:val="19"/>
-          <w:szCs w:val="19"/>
-        </w:rPr>
-        <w:t xml:space="preserve">9.  </w:t>
-      </w:r>
-      <w:r>
-        <w:rPr>
-          <w:sz w:val="19"/>
-          <w:szCs w:val="19"/>
-        </w:rPr>
-        <w:t xml:space="preserve">The book gives the Details (whole USD) of Aging as “Receivables transferred to a bank, but Orontes must repurchase them before they mature.”.   </w:t>
-      </w:r>
-      <w:r>
-        <w:rPr>
-          <w:b/>
-          <w:bCs/>
-          <w:color w:val="8186EF"/>
-          <w:sz w:val="19"/>
-          <w:szCs w:val="19"/>
-        </w:rPr>
-        <w:t xml:space="preserve">  TRUE  </w:t>
-      </w:r>
-      <w:r>
-        <w:rPr>
-          <w:color w:val="AAB2C0"/>
-          <w:sz w:val="19"/>
-          <w:szCs w:val="19"/>
-        </w:rPr>
-        <w:t xml:space="preserve">/</w:t>
-      </w:r>
-      <w:r>
-        <w:rPr>
-          <w:b/>
-          <w:bCs/>
-          <w:color w:val="8186EF"/>
-          <w:sz w:val="19"/>
-          <w:szCs w:val="19"/>
-        </w:rPr>
-        <w:t xml:space="preserve">  FALSE  </w:t>
-      </w:r>
-    </w:p>
-    <w:p>
-      <w:pPr>
-        <w:spacing w:before="30" w:after="30"/>
-        <w:ind w:left="300" w:hanging="300"/>
-      </w:pPr>
-      <w:r>
-        <w:rPr>
-          <w:b/>
-          <w:bCs/>
-          <w:color w:val="353A7C"/>
-          <w:sz w:val="19"/>
-          <w:szCs w:val="19"/>
-        </w:rPr>
-        <w:t xml:space="preserve">10.  </w:t>
-      </w:r>
-      <w:r>
-        <w:rPr>
-          <w:sz w:val="19"/>
-          <w:szCs w:val="19"/>
-        </w:rPr>
-        <w:t xml:space="preserve">The book gives the Details (whole USD) of Aging as “Over 60 days past due: 40,000 at an expected loss rate of 40%”.   </w:t>
-      </w:r>
-      <w:r>
-        <w:rPr>
-          <w:b/>
-          <w:bCs/>
-          <w:color w:val="8186EF"/>
-          <w:sz w:val="19"/>
-          <w:szCs w:val="19"/>
-        </w:rPr>
-        <w:t xml:space="preserve">  TRUE  </w:t>
-      </w:r>
-      <w:r>
-        <w:rPr>
-          <w:color w:val="AAB2C0"/>
-          <w:sz w:val="19"/>
-          <w:szCs w:val="19"/>
-        </w:rPr>
-        <w:t xml:space="preserve">/</w:t>
-      </w:r>
-      <w:r>
-        <w:rPr>
-          <w:b/>
-          <w:bCs/>
-          <w:color w:val="8186EF"/>
-          <w:sz w:val="19"/>
-          <w:szCs w:val="19"/>
-        </w:rPr>
-        <w:t xml:space="preserve">  FALSE  </w:t>
+          <w:sz w:val="16"/>
+          <w:szCs w:val="16"/>
+        </w:rPr>
+        <w:t xml:space="preserve">write-off   ·   Factoring   ·   effective control   ·   recourse</w:t>
+      </w:r>
+    </w:p>
+    <w:p>
+      <w:pPr>
+        <w:spacing w:before="36" w:after="36"/>
+        <w:ind w:left="300"/>
+      </w:pPr>
+      <w:r>
+        <w:rPr>
+          <w:sz w:val="19"/>
+          <w:szCs w:val="19"/>
+        </w:rPr>
+        <w:t xml:space="preserve"/>
+      </w:r>
+      <w:r>
+        <w:rPr>
+          <w:u w:val="single"/>
+          <w:sz w:val="19"/>
+          <w:szCs w:val="19"/>
+        </w:rPr>
+        <w:t xml:space="preserve">           </w:t>
+      </w:r>
+      <w:r>
+        <w:rPr>
+          <w:sz w:val="19"/>
+          <w:szCs w:val="19"/>
+        </w:rPr>
+        <w:t xml:space="preserve"> with substantial </w:t>
+      </w:r>
+      <w:r>
+        <w:rPr>
+          <w:u w:val="single"/>
+          <w:sz w:val="19"/>
+          <w:szCs w:val="19"/>
+        </w:rPr>
+        <w:t xml:space="preserve">           </w:t>
+      </w:r>
+      <w:r>
+        <w:rPr>
+          <w:sz w:val="19"/>
+          <w:szCs w:val="19"/>
+        </w:rPr>
+        <w:t xml:space="preserve"> usually keeps most of the risk with the seller, so under IFRS it often fails derecognition and is treated as borrowing. Do not assume that every transfer with recourse is a borrowing. The holdback is an asset (due from factor), not part of the loss.</w:t>
       </w:r>
     </w:p>
     <w:p>
@@ -17742,7 +16802,7 @@
           <w:sz w:val="19"/>
           <w:szCs w:val="19"/>
         </w:rPr>
-        <w:t xml:space="preserve">11.  </w:t>
+        <w:t xml:space="preserve">4.  </w:t>
       </w:r>
       <w:r>
         <w:rPr>
@@ -18532,7 +17592,7 @@
           <w:sz w:val="19"/>
           <w:szCs w:val="19"/>
         </w:rPr>
-        <w:t xml:space="preserve">12.  </w:t>
+        <w:t xml:space="preserve">5.  </w:t>
       </w:r>
       <w:r>
         <w:rPr>
@@ -18701,7 +17761,7 @@
           <w:sz w:val="19"/>
           <w:szCs w:val="19"/>
         </w:rPr>
-        <w:t xml:space="preserve">13.  </w:t>
+        <w:t xml:space="preserve">6.  </w:t>
       </w:r>
       <w:r>
         <w:rPr>
@@ -18870,7 +17930,7 @@
           <w:sz w:val="19"/>
           <w:szCs w:val="19"/>
         </w:rPr>
-        <w:t xml:space="preserve">14.  </w:t>
+        <w:t xml:space="preserve">7.  </w:t>
       </w:r>
       <w:r>
         <w:rPr>
@@ -19039,7 +18099,7 @@
           <w:sz w:val="19"/>
           <w:szCs w:val="19"/>
         </w:rPr>
-        <w:t xml:space="preserve">15.  </w:t>
+        <w:t xml:space="preserve">8.  </w:t>
       </w:r>
       <w:r>
         <w:rPr>
@@ -19208,7 +18268,7 @@
           <w:sz w:val="19"/>
           <w:szCs w:val="19"/>
         </w:rPr>
-        <w:t xml:space="preserve">16.  </w:t>
+        <w:t xml:space="preserve">9.  </w:t>
       </w:r>
       <w:r>
         <w:rPr>
@@ -19259,7 +18319,7 @@
           <w:sz w:val="19"/>
           <w:szCs w:val="19"/>
         </w:rPr>
-        <w:t xml:space="preserve">17.  </w:t>
+        <w:t xml:space="preserve">10.  </w:t>
       </w:r>
       <w:r>
         <w:rPr>
@@ -19382,7 +18442,7 @@
           <w:sz w:val="19"/>
           <w:szCs w:val="19"/>
         </w:rPr>
-        <w:t xml:space="preserve">18.  </w:t>
+        <w:t xml:space="preserve">11.  </w:t>
       </w:r>
       <w:r>
         <w:rPr>
@@ -19497,7 +18557,7 @@
           <w:sz w:val="19"/>
           <w:szCs w:val="19"/>
         </w:rPr>
-        <w:t xml:space="preserve">19.  </w:t>
+        <w:t xml:space="preserve">12.  </w:t>
       </w:r>
       <w:r>
         <w:rPr>
@@ -19612,7 +18672,7 @@
           <w:sz w:val="19"/>
           <w:szCs w:val="19"/>
         </w:rPr>
-        <w:t xml:space="preserve">20.  </w:t>
+        <w:t xml:space="preserve">13.  </w:t>
       </w:r>
       <w:r>
         <w:rPr>
@@ -19904,7 +18964,7 @@
                 <w:sz w:val="19"/>
                 <w:szCs w:val="19"/>
               </w:rPr>
-              <w:t xml:space="preserve">21.  </w:t>
+              <w:t xml:space="preserve">14.  </w:t>
             </w:r>
             <w:r>
               <w:rPr>
@@ -20163,7 +19223,7 @@
           <w:sz w:val="19"/>
           <w:szCs w:val="19"/>
         </w:rPr>
-        <w:t xml:space="preserve">22.  </w:t>
+        <w:t xml:space="preserve">15.  </w:t>
       </w:r>
       <w:r>
         <w:rPr>
@@ -21342,7 +20402,7 @@
           <w:sz w:val="18"/>
           <w:szCs w:val="18"/>
         </w:rPr>
-        <w:t xml:space="preserve">23.  </w:t>
+        <w:t xml:space="preserve">16.  </w:t>
       </w:r>
       <w:r>
         <w:rPr>
@@ -21380,7 +20440,7 @@
           <w:sz w:val="18"/>
           <w:szCs w:val="18"/>
         </w:rPr>
-        <w:t xml:space="preserve">24.  </w:t>
+        <w:t xml:space="preserve">17.  </w:t>
       </w:r>
       <w:r>
         <w:rPr>
@@ -21418,7 +20478,7 @@
           <w:sz w:val="18"/>
           <w:szCs w:val="18"/>
         </w:rPr>
-        <w:t xml:space="preserve">25.  </w:t>
+        <w:t xml:space="preserve">18.  </w:t>
       </w:r>
       <w:r>
         <w:rPr>
@@ -21456,7 +20516,7 @@
           <w:sz w:val="18"/>
           <w:szCs w:val="18"/>
         </w:rPr>
-        <w:t xml:space="preserve">26.  </w:t>
+        <w:t xml:space="preserve">19.  </w:t>
       </w:r>
       <w:r>
         <w:rPr>
@@ -21494,7 +20554,7 @@
           <w:sz w:val="18"/>
           <w:szCs w:val="18"/>
         </w:rPr>
-        <w:t xml:space="preserve">27.  </w:t>
+        <w:t xml:space="preserve">20.  </w:t>
       </w:r>
       <w:r>
         <w:rPr>
@@ -21532,7 +20592,7 @@
           <w:sz w:val="18"/>
           <w:szCs w:val="18"/>
         </w:rPr>
-        <w:t xml:space="preserve">28.  </w:t>
+        <w:t xml:space="preserve">21.  </w:t>
       </w:r>
       <w:r>
         <w:rPr>
@@ -21623,7 +20683,7 @@
           <w:sz w:val="19"/>
           <w:szCs w:val="19"/>
         </w:rPr>
-        <w:t xml:space="preserve">29.  </w:t>
+        <w:t xml:space="preserve">22.  </w:t>
       </w:r>
       <w:r>
         <w:rPr>
@@ -21711,7 +20771,7 @@
                 <w:sz w:val="19"/>
                 <w:szCs w:val="19"/>
               </w:rPr>
-              <w:t xml:space="preserve">30.  </w:t>
+              <w:t xml:space="preserve">23.  </w:t>
             </w:r>
             <w:r>
               <w:rPr>
@@ -21917,7 +20977,7 @@
           <w:sz w:val="19"/>
           <w:szCs w:val="19"/>
         </w:rPr>
-        <w:t xml:space="preserve">31.  </w:t>
+        <w:t xml:space="preserve">24.  </w:t>
       </w:r>
       <w:r>
         <w:rPr>
@@ -22076,7 +21136,7 @@
                 <w:sz w:val="19"/>
                 <w:szCs w:val="19"/>
               </w:rPr>
-              <w:t xml:space="preserve">32.  </w:t>
+              <w:t xml:space="preserve">25.  </w:t>
             </w:r>
             <w:r>
               <w:rPr>
@@ -22298,7 +21358,7 @@
                 <w:sz w:val="16"/>
                 <w:szCs w:val="16"/>
               </w:rPr>
-              <w:t xml:space="preserve">Answer every one of these now. They come from every part of the chapter, in no particular order.</w:t>
+              <w:t xml:space="preserve">Three summaries of this chapter, in the book’s own words, with words taken out. Read all three first: together they are the whole chapter. Then fill the gaps.</w:t>
             </w:r>
           </w:p>
         </w:tc>
@@ -22319,14 +21379,15 @@
         </w:tblBorders>
       </w:tblPr>
       <w:tblGrid>
-        <w:gridCol w:w="4992"/>
-        <w:gridCol w:w="4608"/>
+        <w:gridCol w:w="921"/>
+        <w:gridCol w:w="3786"/>
+        <w:gridCol w:w="4893"/>
       </w:tblGrid>
       <w:tr>
         <w:tc>
           <w:tcPr>
             <w:tcW w:type="pct" w:w="5000"/>
-            <w:gridSpan w:val="2"/>
+            <w:gridSpan w:val="3"/>
             <w:shd w:fill="353A7C" w:val="clear"/>
             <w:tcMar>
               <w:top w:type="dxa" w:w="60"/>
@@ -22347,15 +21408,15 @@
                 <w:sz w:val="17"/>
                 <w:szCs w:val="17"/>
               </w:rPr>
-              <w:t xml:space="preserve">What this handout settles</w:t>
-            </w:r>
-          </w:p>
-        </w:tc>
-      </w:tr>
-      <w:tr>
-        <w:tc>
-          <w:tcPr>
-            <w:tcW w:type="pct" w:w="2600"/>
+              <w:t xml:space="preserve">What this handout settles, cycle by cycle</w:t>
+            </w:r>
+          </w:p>
+        </w:tc>
+      </w:tr>
+      <w:tr>
+        <w:tc>
+          <w:tcPr>
+            <w:tcW w:type="pct" w:w="480"/>
             <w:tcMar>
               <w:top w:type="dxa" w:w="50"/>
               <w:left w:type="dxa" w:w="110"/>
@@ -22375,13 +21436,13 @@
                 <w:sz w:val="15"/>
                 <w:szCs w:val="15"/>
               </w:rPr>
-              <w:t xml:space="preserve">This handout settles</w:t>
-            </w:r>
-          </w:p>
-        </w:tc>
-        <w:tc>
-          <w:tcPr>
-            <w:tcW w:type="pct" w:w="2400"/>
+              <w:t xml:space="preserve">In this handout</w:t>
+            </w:r>
+          </w:p>
+        </w:tc>
+        <w:tc>
+          <w:tcPr>
+            <w:tcW w:type="pct" w:w="1972"/>
             <w:tcMar>
               <w:top w:type="dxa" w:w="50"/>
               <w:left w:type="dxa" w:w="110"/>
@@ -22401,15 +21462,41 @@
                 <w:sz w:val="15"/>
                 <w:szCs w:val="15"/>
               </w:rPr>
-              <w:t xml:space="preserve">where it is answered</w:t>
-            </w:r>
-          </w:p>
-        </w:tc>
-      </w:tr>
-      <w:tr>
-        <w:tc>
-          <w:tcPr>
-            <w:tcW w:type="pct" w:w="2600"/>
+              <w:t xml:space="preserve">What you will read</w:t>
+            </w:r>
+          </w:p>
+        </w:tc>
+        <w:tc>
+          <w:tcPr>
+            <w:tcW w:type="pct" w:w="2548"/>
+            <w:tcMar>
+              <w:top w:type="dxa" w:w="50"/>
+              <w:left w:type="dxa" w:w="110"/>
+              <w:bottom w:type="dxa" w:w="50"/>
+              <w:right w:type="dxa" w:w="110"/>
+            </w:tcMar>
+          </w:tcPr>
+          <w:p>
+            <w:pPr>
+              <w:spacing w:before="26" w:after="26"/>
+            </w:pPr>
+            <w:r>
+              <w:rPr>
+                <w:b/>
+                <w:bCs/>
+                <w:color w:val="353A7C"/>
+                <w:sz w:val="15"/>
+                <w:szCs w:val="15"/>
+              </w:rPr>
+              <w:t xml:space="preserve">How you check it</w:t>
+            </w:r>
+          </w:p>
+        </w:tc>
+      </w:tr>
+      <w:tr>
+        <w:tc>
+          <w:tcPr>
+            <w:tcW w:type="pct" w:w="480"/>
             <w:tcMar>
               <w:top w:type="dxa" w:w="50"/>
               <w:left w:type="dxa" w:w="110"/>
@@ -22427,13 +21514,13 @@
                 <w:sz w:val="16"/>
                 <w:szCs w:val="16"/>
               </w:rPr>
-              <w:t xml:space="preserve">every section of the chapter, shuffled</w:t>
-            </w:r>
-          </w:p>
-        </w:tc>
-        <w:tc>
-          <w:tcPr>
-            <w:tcW w:type="pct" w:w="2400"/>
+              <w:t xml:space="preserve">The whole chapter, in order</w:t>
+            </w:r>
+          </w:p>
+        </w:tc>
+        <w:tc>
+          <w:tcPr>
+            <w:tcW w:type="pct" w:w="1972"/>
             <w:tcMar>
               <w:top w:type="dxa" w:w="50"/>
               <w:left w:type="dxa" w:w="110"/>
@@ -22451,15 +21538,39 @@
                 <w:sz w:val="16"/>
                 <w:szCs w:val="16"/>
               </w:rPr>
-              <w:t xml:space="preserve">cycle A</w:t>
-            </w:r>
-          </w:p>
-        </w:tc>
-      </w:tr>
-      <w:tr>
-        <w:tc>
-          <w:tcPr>
-            <w:tcW w:type="pct" w:w="2600"/>
+              <w:t xml:space="preserve">a figure to read</w:t>
+            </w:r>
+          </w:p>
+        </w:tc>
+        <w:tc>
+          <w:tcPr>
+            <w:tcW w:type="pct" w:w="2548"/>
+            <w:tcMar>
+              <w:top w:type="dxa" w:w="50"/>
+              <w:left w:type="dxa" w:w="110"/>
+              <w:bottom w:type="dxa" w:w="50"/>
+              <w:right w:type="dxa" w:w="110"/>
+            </w:tcMar>
+          </w:tcPr>
+          <w:p>
+            <w:pPr>
+              <w:spacing w:before="26" w:after="26"/>
+            </w:pPr>
+            <w:r>
+              <w:rPr>
+                <w:color w:val="232733"/>
+                <w:sz w:val="16"/>
+                <w:szCs w:val="16"/>
+              </w:rPr>
+              <w:t xml:space="preserve">Orontes has delivered the first of two shipments under one contract. It can bill the customer only after the second shipment. What should Orontes record for the first shipment?</w:t>
+            </w:r>
+          </w:p>
+        </w:tc>
+      </w:tr>
+      <w:tr>
+        <w:tc>
+          <w:tcPr>
+            <w:tcW w:type="pct" w:w="480"/>
             <w:shd w:fill="FBFAF6" w:val="clear"/>
             <w:tcMar>
               <w:top w:type="dxa" w:w="50"/>
@@ -22478,13 +21589,13 @@
                 <w:sz w:val="16"/>
                 <w:szCs w:val="16"/>
               </w:rPr>
-              <w:t xml:space="preserve">the chapter’s own case set</w:t>
-            </w:r>
-          </w:p>
-        </w:tc>
-        <w:tc>
-          <w:tcPr>
-            <w:tcW w:type="pct" w:w="2400"/>
+              <w:t xml:space="preserve">The chapter’s case set</w:t>
+            </w:r>
+          </w:p>
+        </w:tc>
+        <w:tc>
+          <w:tcPr>
+            <w:tcW w:type="pct" w:w="1972"/>
             <w:shd w:fill="FBFAF6" w:val="clear"/>
             <w:tcMar>
               <w:top w:type="dxa" w:w="50"/>
@@ -22503,15 +21614,14 @@
                 <w:sz w:val="16"/>
                 <w:szCs w:val="16"/>
               </w:rPr>
-              <w:t xml:space="preserve">cycle B</w:t>
-            </w:r>
-          </w:p>
-        </w:tc>
-      </w:tr>
-      <w:tr>
-        <w:tc>
-          <w:tcPr>
-            <w:tcW w:type="pct" w:w="2600"/>
+              <w:t xml:space="preserve">The chapter’s case set, item by item</w:t>
+            </w:r>
+          </w:p>
+        </w:tc>
+        <w:tc>
+          <w:tcPr>
+            <w:tcW w:type="pct" w:w="2548"/>
+            <w:shd w:fill="FBFAF6" w:val="clear"/>
             <w:tcMar>
               <w:top w:type="dxa" w:w="50"/>
               <w:left w:type="dxa" w:w="110"/>
@@ -22529,13 +21639,15 @@
                 <w:sz w:val="16"/>
                 <w:szCs w:val="16"/>
               </w:rPr>
-              <w:t xml:space="preserve">and you mark your own answers</w:t>
-            </w:r>
-          </w:p>
-        </w:tc>
-        <w:tc>
-          <w:tcPr>
-            <w:tcW w:type="pct" w:w="2400"/>
+              <w:t xml:space="preserve">What has to be settled before any figure in a case set is worked out?</w:t>
+            </w:r>
+          </w:p>
+        </w:tc>
+      </w:tr>
+      <w:tr>
+        <w:tc>
+          <w:tcPr>
+            <w:tcW w:type="pct" w:w="480"/>
             <w:tcMar>
               <w:top w:type="dxa" w:w="50"/>
               <w:left w:type="dxa" w:w="110"/>
@@ -22553,7 +21665,55 @@
                 <w:sz w:val="16"/>
                 <w:szCs w:val="16"/>
               </w:rPr>
-              <w:t xml:space="preserve">at every checkpoint</w:t>
+              <w:t xml:space="preserve">The words it uses precisely</w:t>
+            </w:r>
+          </w:p>
+        </w:tc>
+        <w:tc>
+          <w:tcPr>
+            <w:tcW w:type="pct" w:w="1972"/>
+            <w:tcMar>
+              <w:top w:type="dxa" w:w="50"/>
+              <w:left w:type="dxa" w:w="110"/>
+              <w:bottom w:type="dxa" w:w="50"/>
+              <w:right w:type="dxa" w:w="110"/>
+            </w:tcMar>
+          </w:tcPr>
+          <w:p>
+            <w:pPr>
+              <w:spacing w:before="26" w:after="26"/>
+            </w:pPr>
+            <w:r>
+              <w:rPr>
+                <w:color w:val="232733"/>
+                <w:sz w:val="16"/>
+                <w:szCs w:val="16"/>
+              </w:rPr>
+              <w:t xml:space="preserve">accounts receivable · allowance for credit losses · current expected credit losses (CECL) · aging schedule · credit loss expense · write-off</w:t>
+            </w:r>
+          </w:p>
+        </w:tc>
+        <w:tc>
+          <w:tcPr>
+            <w:tcW w:type="pct" w:w="2548"/>
+            <w:tcMar>
+              <w:top w:type="dxa" w:w="50"/>
+              <w:left w:type="dxa" w:w="110"/>
+              <w:bottom w:type="dxa" w:w="50"/>
+              <w:right w:type="dxa" w:w="110"/>
+            </w:tcMar>
+          </w:tcPr>
+          <w:p>
+            <w:pPr>
+              <w:spacing w:before="26" w:after="26"/>
+            </w:pPr>
+            <w:r>
+              <w:rPr>
+                <w:color w:val="232733"/>
+                <w:sz w:val="16"/>
+                <w:szCs w:val="16"/>
+              </w:rPr>
+              <w:t xml:space="preserve">matching, at the end of cycle B</w:t>
             </w:r>
           </w:p>
         </w:tc>
@@ -22562,7 +21722,7 @@
     <w:p/>
     <w:p>
       <w:pPr>
-        <w:spacing w:before="40" w:after="16"/>
+        <w:spacing w:before="40" w:after="10"/>
         <w:ind w:left="300" w:hanging="300"/>
       </w:pPr>
       <w:r>
@@ -22580,273 +21740,94 @@
           <w:sz w:val="19"/>
           <w:szCs w:val="19"/>
         </w:rPr>
-        <w:t xml:space="preserve">Orontes has delivered the first of two shipments under one contract. It can bill the customer only after the second shipment. What should Orontes record for the first shipment?</w:t>
-      </w:r>
-    </w:p>
-    <w:tbl>
-      <w:tblPr>
-        <w:tblW w:type="pct" w:w="100%"/>
-        <w:tblLayout w:type="fixed"/>
-      </w:tblPr>
-      <w:tblGrid>
-        <w:gridCol w:w="4800"/>
-        <w:gridCol w:w="4800"/>
-      </w:tblGrid>
-      <w:tr>
-        <w:tc>
-          <w:tcPr>
-            <w:tcW w:type="pct" w:w="2500"/>
-            <w:tcMar>
-              <w:top w:type="dxa" w:w="30"/>
-              <w:left w:type="dxa" w:w="90"/>
-              <w:bottom w:type="dxa" w:w="30"/>
-              <w:right w:type="dxa" w:w="90"/>
-            </w:tcMar>
-          </w:tcPr>
-          <w:p>
-            <w:pPr>
-              <w:spacing w:before="12" w:after="12"/>
-            </w:pPr>
-            <w:r>
-              <w:rPr>
-                <w:b/>
-                <w:bCs/>
-                <w:color w:val="8186EF"/>
-                <w:sz w:val="18"/>
-                <w:szCs w:val="18"/>
-              </w:rPr>
-              <w:t xml:space="preserve">A. </w:t>
-            </w:r>
-            <w:r>
-              <w:rPr>
-                <w:sz w:val="18"/>
-                <w:szCs w:val="18"/>
-              </w:rPr>
-              <w:t xml:space="preserve">A contract asset</w:t>
-            </w:r>
-          </w:p>
-        </w:tc>
-        <w:tc>
-          <w:tcPr>
-            <w:tcW w:type="pct" w:w="2500"/>
-            <w:tcMar>
-              <w:top w:type="dxa" w:w="30"/>
-              <w:left w:type="dxa" w:w="90"/>
-              <w:bottom w:type="dxa" w:w="30"/>
-              <w:right w:type="dxa" w:w="90"/>
-            </w:tcMar>
-          </w:tcPr>
-          <w:p>
-            <w:pPr>
-              <w:spacing w:before="12" w:after="12"/>
-            </w:pPr>
-            <w:r>
-              <w:rPr>
-                <w:b/>
-                <w:bCs/>
-                <w:color w:val="8186EF"/>
-                <w:sz w:val="18"/>
-                <w:szCs w:val="18"/>
-              </w:rPr>
-              <w:t xml:space="preserve">C. </w:t>
-            </w:r>
-            <w:r>
-              <w:rPr>
-                <w:sz w:val="18"/>
-                <w:szCs w:val="18"/>
-              </w:rPr>
-              <w:t xml:space="preserve">Nothing until it can bill</w:t>
-            </w:r>
-          </w:p>
-        </w:tc>
-      </w:tr>
-      <w:tr>
-        <w:tc>
-          <w:tcPr>
-            <w:tcW w:type="pct" w:w="2500"/>
-            <w:tcMar>
-              <w:top w:type="dxa" w:w="30"/>
-              <w:left w:type="dxa" w:w="90"/>
-              <w:bottom w:type="dxa" w:w="30"/>
-              <w:right w:type="dxa" w:w="90"/>
-            </w:tcMar>
-          </w:tcPr>
-          <w:p>
-            <w:pPr>
-              <w:spacing w:before="12" w:after="12"/>
-            </w:pPr>
-            <w:r>
-              <w:rPr>
-                <w:b/>
-                <w:bCs/>
-                <w:color w:val="8186EF"/>
-                <w:sz w:val="18"/>
-                <w:szCs w:val="18"/>
-              </w:rPr>
-              <w:t xml:space="preserve">B. </w:t>
-            </w:r>
-            <w:r>
-              <w:rPr>
-                <w:sz w:val="18"/>
-                <w:szCs w:val="18"/>
-              </w:rPr>
-              <w:t xml:space="preserve">An account receivable</w:t>
-            </w:r>
-          </w:p>
-        </w:tc>
-        <w:tc>
-          <w:tcPr>
-            <w:tcW w:type="pct" w:w="2500"/>
-            <w:tcMar>
-              <w:top w:type="dxa" w:w="30"/>
-              <w:left w:type="dxa" w:w="90"/>
-              <w:bottom w:type="dxa" w:w="30"/>
-              <w:right w:type="dxa" w:w="90"/>
-            </w:tcMar>
-          </w:tcPr>
-          <w:p>
-            <w:pPr>
-              <w:spacing w:before="12" w:after="12"/>
-            </w:pPr>
-            <w:r>
-              <w:rPr>
-                <w:b/>
-                <w:bCs/>
-                <w:color w:val="8186EF"/>
-                <w:sz w:val="18"/>
-                <w:szCs w:val="18"/>
-              </w:rPr>
-              <w:t xml:space="preserve">D. </w:t>
-            </w:r>
-            <w:r>
-              <w:rPr>
-                <w:sz w:val="18"/>
-                <w:szCs w:val="18"/>
-              </w:rPr>
-              <w:t xml:space="preserve">Unearned revenue</w:t>
-            </w:r>
-          </w:p>
-        </w:tc>
-      </w:tr>
-    </w:tbl>
-    <w:p>
-      <w:pPr>
-        <w:spacing w:before="40" w:after="16"/>
-        <w:ind w:left="300" w:hanging="300"/>
-      </w:pPr>
+        <w:t xml:space="preserve">Where the chapter starts — Fill every gap. The list holds more words than there are gaps, so one or two of them are not used.</w:t>
+      </w:r>
+    </w:p>
+    <w:p>
+      <w:pPr>
+        <w:spacing w:before="20" w:after="26"/>
+        <w:ind w:left="300"/>
+      </w:pPr>
+      <w:r>
+        <w:rPr>
+          <w:color w:val="6B7280"/>
+          <w:sz w:val="16"/>
+          <w:szCs w:val="16"/>
+        </w:rPr>
+        <w:t xml:space="preserve">choose from:  </w:t>
+      </w:r>
       <w:r>
         <w:rPr>
           <w:b/>
           <w:bCs/>
           <w:color w:val="353A7C"/>
-          <w:sz w:val="19"/>
-          <w:szCs w:val="19"/>
-        </w:rPr>
-        <w:t xml:space="preserve">2.  </w:t>
-      </w:r>
-      <w:r>
-        <w:rPr>
-          <w:sz w:val="19"/>
-          <w:szCs w:val="19"/>
-        </w:rPr>
-        <w:t xml:space="preserve">A trade receivable is due in 60 days. At what amount is it recorded?</w:t>
-      </w:r>
-    </w:p>
-    <w:p>
-      <w:pPr>
-        <w:spacing w:after="18"/>
-        <w:ind w:left="560" w:hanging="260"/>
-      </w:pPr>
-      <w:r>
-        <w:rPr>
-          <w:b/>
-          <w:bCs/>
-          <w:color w:val="8186EF"/>
-          <w:sz w:val="18"/>
-          <w:szCs w:val="18"/>
-        </w:rPr>
-        <w:t xml:space="preserve">A. </w:t>
-      </w:r>
-      <w:r>
-        <w:rPr>
-          <w:sz w:val="18"/>
-          <w:szCs w:val="18"/>
-        </w:rPr>
-        <w:t xml:space="preserve">Its present value using a market interest rate</w:t>
-      </w:r>
-    </w:p>
-    <w:p>
-      <w:pPr>
-        <w:spacing w:after="18"/>
-        <w:ind w:left="560" w:hanging="260"/>
-      </w:pPr>
-      <w:r>
-        <w:rPr>
-          <w:b/>
-          <w:bCs/>
-          <w:color w:val="8186EF"/>
-          <w:sz w:val="18"/>
-          <w:szCs w:val="18"/>
-        </w:rPr>
-        <w:t xml:space="preserve">B. </w:t>
-      </w:r>
-      <w:r>
-        <w:rPr>
-          <w:sz w:val="18"/>
-          <w:szCs w:val="18"/>
-        </w:rPr>
-        <w:t xml:space="preserve">The invoice amount, with discounts recorded only when taken</w:t>
-      </w:r>
-    </w:p>
-    <w:p>
-      <w:pPr>
-        <w:spacing w:after="18"/>
-        <w:ind w:left="560" w:hanging="260"/>
-      </w:pPr>
-      <w:r>
-        <w:rPr>
-          <w:b/>
-          <w:bCs/>
-          <w:color w:val="8186EF"/>
-          <w:sz w:val="18"/>
-          <w:szCs w:val="18"/>
-        </w:rPr>
-        <w:t xml:space="preserve">C. </w:t>
-      </w:r>
-      <w:r>
-        <w:rPr>
-          <w:sz w:val="18"/>
-          <w:szCs w:val="18"/>
-        </w:rPr>
-        <w:t xml:space="preserve">The transaction price, reduced for expected discounts and returns</w:t>
-      </w:r>
-    </w:p>
-    <w:p>
-      <w:pPr>
-        <w:spacing w:after="18"/>
-        <w:ind w:left="560" w:hanging="260"/>
-      </w:pPr>
-      <w:r>
-        <w:rPr>
-          <w:b/>
-          <w:bCs/>
-          <w:color w:val="8186EF"/>
-          <w:sz w:val="18"/>
-          <w:szCs w:val="18"/>
-        </w:rPr>
-        <w:t xml:space="preserve">D. </w:t>
-      </w:r>
-      <w:r>
-        <w:rPr>
-          <w:sz w:val="18"/>
-          <w:szCs w:val="18"/>
-        </w:rPr>
-        <w:t xml:space="preserve">The invoice amount less expected credit losses, recorded as one net number</w:t>
-      </w:r>
-    </w:p>
-    <w:p>
-      <w:pPr>
-        <w:spacing w:before="40" w:after="16"/>
+          <w:sz w:val="16"/>
+          <w:szCs w:val="16"/>
+        </w:rPr>
+        <w:t xml:space="preserve">factor   ·   recourse liability   ·   secured borrowing   ·   write-off   ·   factoring</w:t>
+      </w:r>
+    </w:p>
+    <w:p>
+      <w:pPr>
+        <w:spacing w:before="36" w:after="36"/>
+        <w:ind w:left="300"/>
+      </w:pPr>
+      <w:r>
+        <w:rPr>
+          <w:sz w:val="19"/>
+          <w:szCs w:val="19"/>
+        </w:rPr>
+        <w:t xml:space="preserve">The receivables stay on the balance sheet, marked as pledged. Loss on a sale = carrying amount − (cash + due from </w:t>
+      </w:r>
+      <w:r>
+        <w:rPr>
+          <w:u w:val="single"/>
+          <w:sz w:val="19"/>
+          <w:szCs w:val="19"/>
+        </w:rPr>
+        <w:t xml:space="preserve">           </w:t>
+      </w:r>
+      <w:r>
+        <w:rPr>
+          <w:sz w:val="19"/>
+          <w:szCs w:val="19"/>
+        </w:rPr>
+        <w:t xml:space="preserve"> − </w:t>
+      </w:r>
+      <w:r>
+        <w:rPr>
+          <w:u w:val="single"/>
+          <w:sz w:val="19"/>
+          <w:szCs w:val="19"/>
+        </w:rPr>
+        <w:t xml:space="preserve">                    </w:t>
+      </w:r>
+      <w:r>
+        <w:rPr>
+          <w:sz w:val="19"/>
+          <w:szCs w:val="19"/>
+        </w:rPr>
+        <w:t xml:space="preserve">). Effects of one transfer as a sale without recourse, a sale with recourse, or a </w:t>
+      </w:r>
+      <w:r>
+        <w:rPr>
+          <w:u w:val="single"/>
+          <w:sz w:val="19"/>
+          <w:szCs w:val="19"/>
+        </w:rPr>
+        <w:t xml:space="preserve">                   </w:t>
+      </w:r>
+      <w:r>
+        <w:rPr>
+          <w:sz w:val="19"/>
+          <w:szCs w:val="19"/>
+        </w:rPr>
+        <w:t xml:space="preserve">.</w:t>
+      </w:r>
+    </w:p>
+    <w:p>
+      <w:pPr>
+        <w:spacing w:before="40" w:after="10"/>
         <w:ind w:left="300" w:hanging="300"/>
       </w:pPr>
       <w:r>
@@ -22857,280 +21838,101 @@
           <w:sz w:val="19"/>
           <w:szCs w:val="19"/>
         </w:rPr>
-        <w:t xml:space="preserve">3.  </w:t>
-      </w:r>
-      <w:r>
-        <w:rPr>
-          <w:sz w:val="19"/>
-          <w:szCs w:val="19"/>
-        </w:rPr>
-        <w:t xml:space="preserve">The aging shows that the allowance for credit losses should be 20,000. Before adjustment, the allowance has a debit balance of 3,000. What is the credit loss expense?</w:t>
-      </w:r>
-    </w:p>
-    <w:tbl>
-      <w:tblPr>
-        <w:tblW w:type="pct" w:w="100%"/>
-        <w:tblLayout w:type="fixed"/>
-      </w:tblPr>
-      <w:tblGrid>
-        <w:gridCol w:w="4800"/>
-        <w:gridCol w:w="4800"/>
-      </w:tblGrid>
-      <w:tr>
-        <w:tc>
-          <w:tcPr>
-            <w:tcW w:type="pct" w:w="2500"/>
-            <w:tcMar>
-              <w:top w:type="dxa" w:w="30"/>
-              <w:left w:type="dxa" w:w="90"/>
-              <w:bottom w:type="dxa" w:w="30"/>
-              <w:right w:type="dxa" w:w="90"/>
-            </w:tcMar>
-          </w:tcPr>
-          <w:p>
-            <w:pPr>
-              <w:spacing w:before="12" w:after="12"/>
-            </w:pPr>
-            <w:r>
-              <w:rPr>
-                <w:b/>
-                <w:bCs/>
-                <w:color w:val="8186EF"/>
-                <w:sz w:val="18"/>
-                <w:szCs w:val="18"/>
-              </w:rPr>
-              <w:t xml:space="preserve">A. </w:t>
-            </w:r>
-            <w:r>
-              <w:rPr>
-                <w:sz w:val="18"/>
-                <w:szCs w:val="18"/>
-              </w:rPr>
-              <w:t xml:space="preserve">3,000</w:t>
-            </w:r>
-          </w:p>
-        </w:tc>
-        <w:tc>
-          <w:tcPr>
-            <w:tcW w:type="pct" w:w="2500"/>
-            <w:tcMar>
-              <w:top w:type="dxa" w:w="30"/>
-              <w:left w:type="dxa" w:w="90"/>
-              <w:bottom w:type="dxa" w:w="30"/>
-              <w:right w:type="dxa" w:w="90"/>
-            </w:tcMar>
-          </w:tcPr>
-          <w:p>
-            <w:pPr>
-              <w:spacing w:before="12" w:after="12"/>
-            </w:pPr>
-            <w:r>
-              <w:rPr>
-                <w:b/>
-                <w:bCs/>
-                <w:color w:val="8186EF"/>
-                <w:sz w:val="18"/>
-                <w:szCs w:val="18"/>
-              </w:rPr>
-              <w:t xml:space="preserve">C. </w:t>
-            </w:r>
-            <w:r>
-              <w:rPr>
-                <w:sz w:val="18"/>
-                <w:szCs w:val="18"/>
-              </w:rPr>
-              <w:t xml:space="preserve">20,000</w:t>
-            </w:r>
-          </w:p>
-        </w:tc>
-      </w:tr>
-      <w:tr>
-        <w:tc>
-          <w:tcPr>
-            <w:tcW w:type="pct" w:w="2500"/>
-            <w:tcMar>
-              <w:top w:type="dxa" w:w="30"/>
-              <w:left w:type="dxa" w:w="90"/>
-              <w:bottom w:type="dxa" w:w="30"/>
-              <w:right w:type="dxa" w:w="90"/>
-            </w:tcMar>
-          </w:tcPr>
-          <w:p>
-            <w:pPr>
-              <w:spacing w:before="12" w:after="12"/>
-            </w:pPr>
-            <w:r>
-              <w:rPr>
-                <w:b/>
-                <w:bCs/>
-                <w:color w:val="8186EF"/>
-                <w:sz w:val="18"/>
-                <w:szCs w:val="18"/>
-              </w:rPr>
-              <w:t xml:space="preserve">B. </w:t>
-            </w:r>
-            <w:r>
-              <w:rPr>
-                <w:sz w:val="18"/>
-                <w:szCs w:val="18"/>
-              </w:rPr>
-              <w:t xml:space="preserve">17,000</w:t>
-            </w:r>
-          </w:p>
-        </w:tc>
-        <w:tc>
-          <w:tcPr>
-            <w:tcW w:type="pct" w:w="2500"/>
-            <w:tcMar>
-              <w:top w:type="dxa" w:w="30"/>
-              <w:left w:type="dxa" w:w="90"/>
-              <w:bottom w:type="dxa" w:w="30"/>
-              <w:right w:type="dxa" w:w="90"/>
-            </w:tcMar>
-          </w:tcPr>
-          <w:p>
-            <w:pPr>
-              <w:spacing w:before="12" w:after="12"/>
-            </w:pPr>
-            <w:r>
-              <w:rPr>
-                <w:b/>
-                <w:bCs/>
-                <w:color w:val="8186EF"/>
-                <w:sz w:val="18"/>
-                <w:szCs w:val="18"/>
-              </w:rPr>
-              <w:t xml:space="preserve">D. </w:t>
-            </w:r>
-            <w:r>
-              <w:rPr>
-                <w:sz w:val="18"/>
-                <w:szCs w:val="18"/>
-              </w:rPr>
-              <w:t xml:space="preserve">23,000</w:t>
-            </w:r>
-          </w:p>
-        </w:tc>
-      </w:tr>
-    </w:tbl>
-    <w:p>
-      <w:pPr>
-        <w:spacing w:before="40" w:after="16"/>
-        <w:ind w:left="300" w:hanging="300"/>
-      </w:pPr>
+        <w:t xml:space="preserve">2.  </w:t>
+      </w:r>
+      <w:r>
+        <w:rPr>
+          <w:sz w:val="19"/>
+          <w:szCs w:val="19"/>
+        </w:rPr>
+        <w:t xml:space="preserve">What it settles in the middle — Fill every gap. The list holds more words than there are gaps, so one or two of them are not used.</w:t>
+      </w:r>
+    </w:p>
+    <w:p>
+      <w:pPr>
+        <w:spacing w:before="20" w:after="26"/>
+        <w:ind w:left="300"/>
+      </w:pPr>
+      <w:r>
+        <w:rPr>
+          <w:color w:val="6B7280"/>
+          <w:sz w:val="16"/>
+          <w:szCs w:val="16"/>
+        </w:rPr>
+        <w:t xml:space="preserve">choose from:  </w:t>
+      </w:r>
       <w:r>
         <w:rPr>
           <w:b/>
           <w:bCs/>
           <w:color w:val="353A7C"/>
-          <w:sz w:val="19"/>
-          <w:szCs w:val="19"/>
-        </w:rPr>
-        <w:t xml:space="preserve">4.  </w:t>
-      </w:r>
-      <w:r>
-        <w:rPr>
-          <w:sz w:val="19"/>
-          <w:szCs w:val="19"/>
-        </w:rPr>
-        <w:t xml:space="preserve">Under the allowance method, Orontes writes off a customer's balance of 4,000. What is the effect?</w:t>
-      </w:r>
-    </w:p>
-    <w:p>
-      <w:pPr>
-        <w:spacing w:after="18"/>
-        <w:ind w:left="560" w:hanging="260"/>
-      </w:pPr>
-      <w:r>
-        <w:rPr>
-          <w:b/>
-          <w:bCs/>
-          <w:color w:val="8186EF"/>
-          <w:sz w:val="18"/>
-          <w:szCs w:val="18"/>
-        </w:rPr>
-        <w:t xml:space="preserve">A. </w:t>
-      </w:r>
-      <w:r>
-        <w:rPr>
-          <w:sz w:val="18"/>
-          <w:szCs w:val="18"/>
-        </w:rPr>
-        <w:t xml:space="preserve">Net income decreases by 4,000</w:t>
-      </w:r>
-    </w:p>
-    <w:p>
-      <w:pPr>
-        <w:spacing w:after="18"/>
-        <w:ind w:left="560" w:hanging="260"/>
-      </w:pPr>
-      <w:r>
-        <w:rPr>
-          <w:b/>
-          <w:bCs/>
-          <w:color w:val="8186EF"/>
-          <w:sz w:val="18"/>
-          <w:szCs w:val="18"/>
-        </w:rPr>
-        <w:t xml:space="preserve">B. </w:t>
-      </w:r>
-      <w:r>
-        <w:rPr>
-          <w:sz w:val="18"/>
-          <w:szCs w:val="18"/>
-        </w:rPr>
-        <w:t xml:space="preserve">No effect on net income or on net receivables</w:t>
-      </w:r>
-    </w:p>
-    <w:p>
-      <w:pPr>
-        <w:spacing w:after="18"/>
-        <w:ind w:left="560" w:hanging="260"/>
-      </w:pPr>
-      <w:r>
-        <w:rPr>
-          <w:b/>
-          <w:bCs/>
-          <w:color w:val="8186EF"/>
-          <w:sz w:val="18"/>
-          <w:szCs w:val="18"/>
-        </w:rPr>
-        <w:t xml:space="preserve">C. </w:t>
-      </w:r>
-      <w:r>
-        <w:rPr>
-          <w:sz w:val="18"/>
-          <w:szCs w:val="18"/>
-        </w:rPr>
-        <w:t xml:space="preserve">Net receivables decrease by 4,000</w:t>
-      </w:r>
-    </w:p>
-    <w:p>
-      <w:pPr>
-        <w:spacing w:after="18"/>
-        <w:ind w:left="560" w:hanging="260"/>
-      </w:pPr>
-      <w:r>
-        <w:rPr>
-          <w:b/>
-          <w:bCs/>
-          <w:color w:val="8186EF"/>
-          <w:sz w:val="18"/>
-          <w:szCs w:val="18"/>
-        </w:rPr>
-        <w:t xml:space="preserve">D. </w:t>
-      </w:r>
-      <w:r>
-        <w:rPr>
-          <w:sz w:val="18"/>
-          <w:szCs w:val="18"/>
-        </w:rPr>
-        <w:t xml:space="preserve">Total assets decrease by 4,000</w:t>
-      </w:r>
-    </w:p>
-    <w:p>
-      <w:pPr>
-        <w:spacing w:before="40" w:after="16"/>
+          <w:sz w:val="16"/>
+          <w:szCs w:val="16"/>
+        </w:rPr>
+        <w:t xml:space="preserve">factoring   ·   accounts receivable   ·   Allowance for credit losses   ·   pledging   ·   write-off</w:t>
+      </w:r>
+    </w:p>
+    <w:p>
+      <w:pPr>
+        <w:spacing w:before="36" w:after="36"/>
+        <w:ind w:left="300"/>
+      </w:pPr>
+      <w:r>
+        <w:rPr>
+          <w:sz w:val="19"/>
+          <w:szCs w:val="19"/>
+        </w:rPr>
+        <w:t xml:space="preserve"/>
+      </w:r>
+      <w:r>
+        <w:rPr>
+          <w:u w:val="single"/>
+          <w:sz w:val="19"/>
+          <w:szCs w:val="19"/>
+        </w:rPr>
+        <w:t xml:space="preserve">                             </w:t>
+      </w:r>
+      <w:r>
+        <w:rPr>
+          <w:sz w:val="19"/>
+          <w:szCs w:val="19"/>
+        </w:rPr>
+        <w:t xml:space="preserve"> T-account: the expense is the plug that reaches the required balance. When a customer's balance is clearly uncollectible, the company records a </w:t>
+      </w:r>
+      <w:r>
+        <w:rPr>
+          <w:u w:val="single"/>
+          <w:sz w:val="19"/>
+          <w:szCs w:val="19"/>
+        </w:rPr>
+        <w:t xml:space="preserve">           </w:t>
+      </w:r>
+      <w:r>
+        <w:rPr>
+          <w:sz w:val="19"/>
+          <w:szCs w:val="19"/>
+        </w:rPr>
+        <w:t xml:space="preserve">: debit the allowance and credit </w:t>
+      </w:r>
+      <w:r>
+        <w:rPr>
+          <w:u w:val="single"/>
+          <w:sz w:val="19"/>
+          <w:szCs w:val="19"/>
+        </w:rPr>
+        <w:t xml:space="preserve">                     </w:t>
+      </w:r>
+      <w:r>
+        <w:rPr>
+          <w:sz w:val="19"/>
+          <w:szCs w:val="19"/>
+        </w:rPr>
+        <w:t xml:space="preserve">.</w:t>
+      </w:r>
+    </w:p>
+    <w:p>
+      <w:pPr>
+        <w:spacing w:before="40" w:after="10"/>
         <w:ind w:left="300" w:hanging="300"/>
       </w:pPr>
       <w:r>
@@ -23141,436 +21943,96 @@
           <w:sz w:val="19"/>
           <w:szCs w:val="19"/>
         </w:rPr>
-        <w:t xml:space="preserve">5.  </w:t>
-      </w:r>
-      <w:r>
-        <w:rPr>
-          <w:sz w:val="19"/>
-          <w:szCs w:val="19"/>
-        </w:rPr>
-        <w:t xml:space="preserve">Orontes transfers receivables to a bank but must buy them back before they mature. How should Orontes account for the transfer?</w:t>
-      </w:r>
-    </w:p>
-    <w:tbl>
-      <w:tblPr>
-        <w:tblW w:type="pct" w:w="100%"/>
-        <w:tblLayout w:type="fixed"/>
-      </w:tblPr>
-      <w:tblGrid>
-        <w:gridCol w:w="4800"/>
-        <w:gridCol w:w="4800"/>
-      </w:tblGrid>
-      <w:tr>
-        <w:tc>
-          <w:tcPr>
-            <w:tcW w:type="pct" w:w="2500"/>
-            <w:tcMar>
-              <w:top w:type="dxa" w:w="30"/>
-              <w:left w:type="dxa" w:w="90"/>
-              <w:bottom w:type="dxa" w:w="30"/>
-              <w:right w:type="dxa" w:w="90"/>
-            </w:tcMar>
-          </w:tcPr>
-          <w:p>
-            <w:pPr>
-              <w:spacing w:before="12" w:after="12"/>
-            </w:pPr>
-            <w:r>
-              <w:rPr>
-                <w:b/>
-                <w:bCs/>
-                <w:color w:val="8186EF"/>
-                <w:sz w:val="18"/>
-                <w:szCs w:val="18"/>
-              </w:rPr>
-              <w:t xml:space="preserve">A. </w:t>
-            </w:r>
-            <w:r>
-              <w:rPr>
-                <w:sz w:val="18"/>
-                <w:szCs w:val="18"/>
-              </w:rPr>
-              <w:t xml:space="preserve">As a sale with recourse</w:t>
-            </w:r>
-          </w:p>
-        </w:tc>
-        <w:tc>
-          <w:tcPr>
-            <w:tcW w:type="pct" w:w="2500"/>
-            <w:tcMar>
-              <w:top w:type="dxa" w:w="30"/>
-              <w:left w:type="dxa" w:w="90"/>
-              <w:bottom w:type="dxa" w:w="30"/>
-              <w:right w:type="dxa" w:w="90"/>
-            </w:tcMar>
-          </w:tcPr>
-          <w:p>
-            <w:pPr>
-              <w:spacing w:before="12" w:after="12"/>
-            </w:pPr>
-            <w:r>
-              <w:rPr>
-                <w:b/>
-                <w:bCs/>
-                <w:color w:val="8186EF"/>
-                <w:sz w:val="18"/>
-                <w:szCs w:val="18"/>
-              </w:rPr>
-              <w:t xml:space="preserve">C. </w:t>
-            </w:r>
-            <w:r>
-              <w:rPr>
-                <w:sz w:val="18"/>
-                <w:szCs w:val="18"/>
-              </w:rPr>
-              <w:t xml:space="preserve">As a contract asset</w:t>
-            </w:r>
-          </w:p>
-        </w:tc>
-      </w:tr>
-      <w:tr>
-        <w:tc>
-          <w:tcPr>
-            <w:tcW w:type="pct" w:w="2500"/>
-            <w:tcMar>
-              <w:top w:type="dxa" w:w="30"/>
-              <w:left w:type="dxa" w:w="90"/>
-              <w:bottom w:type="dxa" w:w="30"/>
-              <w:right w:type="dxa" w:w="90"/>
-            </w:tcMar>
-          </w:tcPr>
-          <w:p>
-            <w:pPr>
-              <w:spacing w:before="12" w:after="12"/>
-            </w:pPr>
-            <w:r>
-              <w:rPr>
-                <w:b/>
-                <w:bCs/>
-                <w:color w:val="8186EF"/>
-                <w:sz w:val="18"/>
-                <w:szCs w:val="18"/>
-              </w:rPr>
-              <w:t xml:space="preserve">B. </w:t>
-            </w:r>
-            <w:r>
-              <w:rPr>
-                <w:sz w:val="18"/>
-                <w:szCs w:val="18"/>
-              </w:rPr>
-              <w:t xml:space="preserve">As a sale without recourse</w:t>
-            </w:r>
-          </w:p>
-        </w:tc>
-        <w:tc>
-          <w:tcPr>
-            <w:tcW w:type="pct" w:w="2500"/>
-            <w:tcMar>
-              <w:top w:type="dxa" w:w="30"/>
-              <w:left w:type="dxa" w:w="90"/>
-              <w:bottom w:type="dxa" w:w="30"/>
-              <w:right w:type="dxa" w:w="90"/>
-            </w:tcMar>
-          </w:tcPr>
-          <w:p>
-            <w:pPr>
-              <w:spacing w:before="12" w:after="12"/>
-            </w:pPr>
-            <w:r>
-              <w:rPr>
-                <w:b/>
-                <w:bCs/>
-                <w:color w:val="8186EF"/>
-                <w:sz w:val="18"/>
-                <w:szCs w:val="18"/>
-              </w:rPr>
-              <w:t xml:space="preserve">D. </w:t>
-            </w:r>
-            <w:r>
-              <w:rPr>
-                <w:sz w:val="18"/>
-                <w:szCs w:val="18"/>
-              </w:rPr>
-              <w:t xml:space="preserve">As a secured borrowing</w:t>
-            </w:r>
-          </w:p>
-        </w:tc>
-      </w:tr>
-    </w:tbl>
-    <w:p>
-      <w:pPr>
-        <w:spacing w:before="40" w:after="16"/>
-        <w:ind w:left="300" w:hanging="300"/>
-      </w:pPr>
+        <w:t xml:space="preserve">3.  </w:t>
+      </w:r>
+      <w:r>
+        <w:rPr>
+          <w:sz w:val="19"/>
+          <w:szCs w:val="19"/>
+        </w:rPr>
+        <w:t xml:space="preserve">Where it ends — Fill every gap. The list holds more words than there are gaps, so one or two of them are not used.</w:t>
+      </w:r>
+    </w:p>
+    <w:p>
+      <w:pPr>
+        <w:spacing w:before="20" w:after="26"/>
+        <w:ind w:left="300"/>
+      </w:pPr>
+      <w:r>
+        <w:rPr>
+          <w:color w:val="6B7280"/>
+          <w:sz w:val="16"/>
+          <w:szCs w:val="16"/>
+        </w:rPr>
+        <w:t xml:space="preserve">choose from:  </w:t>
+      </w:r>
       <w:r>
         <w:rPr>
           <w:b/>
           <w:bCs/>
           <w:color w:val="353A7C"/>
-          <w:sz w:val="19"/>
-          <w:szCs w:val="19"/>
-        </w:rPr>
-        <w:t xml:space="preserve">6.  </w:t>
-      </w:r>
-      <w:r>
-        <w:rPr>
-          <w:sz w:val="19"/>
-          <w:szCs w:val="19"/>
-        </w:rPr>
-        <w:t xml:space="preserve">Which part of this chapter is section 6.1?</w:t>
-      </w:r>
-    </w:p>
-    <w:p>
-      <w:pPr>
-        <w:spacing w:after="18"/>
-        <w:ind w:left="560" w:hanging="260"/>
-      </w:pPr>
-      <w:r>
-        <w:rPr>
-          <w:b/>
-          <w:bCs/>
-          <w:color w:val="8186EF"/>
-          <w:sz w:val="18"/>
-          <w:szCs w:val="18"/>
-        </w:rPr>
-        <w:t xml:space="preserve">A. </w:t>
-      </w:r>
-      <w:r>
-        <w:rPr>
-          <w:sz w:val="18"/>
-          <w:szCs w:val="18"/>
-        </w:rPr>
-        <w:t xml:space="preserve">The allowance for credit losses</w:t>
-      </w:r>
-    </w:p>
-    <w:p>
-      <w:pPr>
-        <w:spacing w:after="18"/>
-        <w:ind w:left="560" w:hanging="260"/>
-      </w:pPr>
-      <w:r>
-        <w:rPr>
-          <w:b/>
-          <w:bCs/>
-          <w:color w:val="8186EF"/>
-          <w:sz w:val="18"/>
-          <w:szCs w:val="18"/>
-        </w:rPr>
-        <w:t xml:space="preserve">B. </w:t>
-      </w:r>
-      <w:r>
-        <w:rPr>
-          <w:sz w:val="18"/>
-          <w:szCs w:val="18"/>
-        </w:rPr>
-        <w:t xml:space="preserve">Recognizing and measuring receivables</w:t>
-      </w:r>
-    </w:p>
-    <w:p>
-      <w:pPr>
-        <w:spacing w:after="18"/>
-        <w:ind w:left="560" w:hanging="260"/>
-      </w:pPr>
-      <w:r>
-        <w:rPr>
-          <w:b/>
-          <w:bCs/>
-          <w:color w:val="8186EF"/>
-          <w:sz w:val="18"/>
-          <w:szCs w:val="18"/>
-        </w:rPr>
-        <w:t xml:space="preserve">C. </w:t>
-      </w:r>
-      <w:r>
-        <w:rPr>
-          <w:sz w:val="18"/>
-          <w:szCs w:val="18"/>
-        </w:rPr>
-        <w:t xml:space="preserve">Transferring receivables: sale or secured borrowing?</w:t>
-      </w:r>
-    </w:p>
-    <w:p>
-      <w:pPr>
-        <w:spacing w:before="40" w:after="16"/>
-        <w:ind w:left="300" w:hanging="300"/>
-      </w:pPr>
-      <w:r>
-        <w:rPr>
-          <w:b/>
-          <w:bCs/>
-          <w:color w:val="353A7C"/>
-          <w:sz w:val="19"/>
-          <w:szCs w:val="19"/>
-        </w:rPr>
-        <w:t xml:space="preserve">7.  </w:t>
-      </w:r>
-      <w:r>
-        <w:rPr>
-          <w:sz w:val="19"/>
-          <w:szCs w:val="19"/>
-        </w:rPr>
-        <w:t xml:space="preserve">Which part of this chapter is section 6.2?</w:t>
-      </w:r>
-    </w:p>
-    <w:p>
-      <w:pPr>
-        <w:spacing w:after="18"/>
-        <w:ind w:left="560" w:hanging="260"/>
-      </w:pPr>
-      <w:r>
-        <w:rPr>
-          <w:b/>
-          <w:bCs/>
-          <w:color w:val="8186EF"/>
-          <w:sz w:val="18"/>
-          <w:szCs w:val="18"/>
-        </w:rPr>
-        <w:t xml:space="preserve">A. </w:t>
-      </w:r>
-      <w:r>
-        <w:rPr>
-          <w:sz w:val="18"/>
-          <w:szCs w:val="18"/>
-        </w:rPr>
-        <w:t xml:space="preserve">Transferring receivables: sale or secured borrowing?</w:t>
-      </w:r>
-    </w:p>
-    <w:p>
-      <w:pPr>
-        <w:spacing w:after="18"/>
-        <w:ind w:left="560" w:hanging="260"/>
-      </w:pPr>
-      <w:r>
-        <w:rPr>
-          <w:b/>
-          <w:bCs/>
-          <w:color w:val="8186EF"/>
-          <w:sz w:val="18"/>
-          <w:szCs w:val="18"/>
-        </w:rPr>
-        <w:t xml:space="preserve">B. </w:t>
-      </w:r>
-      <w:r>
-        <w:rPr>
-          <w:sz w:val="18"/>
-          <w:szCs w:val="18"/>
-        </w:rPr>
-        <w:t xml:space="preserve">Recognizing and measuring receivables</w:t>
-      </w:r>
-    </w:p>
-    <w:p>
-      <w:pPr>
-        <w:spacing w:after="18"/>
-        <w:ind w:left="560" w:hanging="260"/>
-      </w:pPr>
-      <w:r>
-        <w:rPr>
-          <w:b/>
-          <w:bCs/>
-          <w:color w:val="8186EF"/>
-          <w:sz w:val="18"/>
-          <w:szCs w:val="18"/>
-        </w:rPr>
-        <w:t xml:space="preserve">C. </w:t>
-      </w:r>
-      <w:r>
-        <w:rPr>
-          <w:sz w:val="18"/>
-          <w:szCs w:val="18"/>
-        </w:rPr>
-        <w:t xml:space="preserve">The allowance for credit losses</w:t>
-      </w:r>
-    </w:p>
-    <w:p>
-      <w:pPr>
-        <w:spacing w:before="40" w:after="16"/>
-        <w:ind w:left="300" w:hanging="300"/>
-      </w:pPr>
-      <w:r>
-        <w:rPr>
-          <w:b/>
-          <w:bCs/>
-          <w:color w:val="353A7C"/>
-          <w:sz w:val="19"/>
-          <w:szCs w:val="19"/>
-        </w:rPr>
-        <w:t xml:space="preserve">8.  </w:t>
-      </w:r>
-      <w:r>
-        <w:rPr>
-          <w:sz w:val="19"/>
-          <w:szCs w:val="19"/>
-        </w:rPr>
-        <w:t xml:space="preserve">Which part of this chapter is section 6.3?</w:t>
-      </w:r>
-    </w:p>
-    <w:p>
-      <w:pPr>
-        <w:spacing w:after="18"/>
-        <w:ind w:left="560" w:hanging="260"/>
-      </w:pPr>
-      <w:r>
-        <w:rPr>
-          <w:b/>
-          <w:bCs/>
-          <w:color w:val="8186EF"/>
-          <w:sz w:val="18"/>
-          <w:szCs w:val="18"/>
-        </w:rPr>
-        <w:t xml:space="preserve">A. </w:t>
-      </w:r>
-      <w:r>
-        <w:rPr>
-          <w:sz w:val="18"/>
-          <w:szCs w:val="18"/>
-        </w:rPr>
-        <w:t xml:space="preserve">Recognizing and measuring receivables</w:t>
-      </w:r>
-    </w:p>
-    <w:p>
-      <w:pPr>
-        <w:spacing w:after="18"/>
-        <w:ind w:left="560" w:hanging="260"/>
-      </w:pPr>
-      <w:r>
-        <w:rPr>
-          <w:b/>
-          <w:bCs/>
-          <w:color w:val="8186EF"/>
-          <w:sz w:val="18"/>
-          <w:szCs w:val="18"/>
-        </w:rPr>
-        <w:t xml:space="preserve">B. </w:t>
-      </w:r>
-      <w:r>
-        <w:rPr>
-          <w:sz w:val="18"/>
-          <w:szCs w:val="18"/>
-        </w:rPr>
-        <w:t xml:space="preserve">Transferring receivables: sale or secured borrowing?</w:t>
-      </w:r>
-    </w:p>
-    <w:p>
-      <w:pPr>
-        <w:spacing w:after="18"/>
-        <w:ind w:left="560" w:hanging="260"/>
-      </w:pPr>
-      <w:r>
-        <w:rPr>
-          <w:b/>
-          <w:bCs/>
-          <w:color w:val="8186EF"/>
-          <w:sz w:val="18"/>
-          <w:szCs w:val="18"/>
-        </w:rPr>
-        <w:t xml:space="preserve">C. </w:t>
-      </w:r>
-      <w:r>
-        <w:rPr>
-          <w:sz w:val="18"/>
-          <w:szCs w:val="18"/>
-        </w:rPr>
-        <w:t xml:space="preserve">The allowance for credit losses</w:t>
+          <w:sz w:val="16"/>
+          <w:szCs w:val="16"/>
+        </w:rPr>
+        <w:t xml:space="preserve">recourse liability   ·   factor   ·   factoring   ·   write-off   ·   secured borrowing</w:t>
+      </w:r>
+    </w:p>
+    <w:p>
+      <w:pPr>
+        <w:spacing w:before="36" w:after="36"/>
+        <w:ind w:left="300"/>
+      </w:pPr>
+      <w:r>
+        <w:rPr>
+          <w:sz w:val="19"/>
+          <w:szCs w:val="19"/>
+        </w:rPr>
+        <w:t xml:space="preserve">Loss on a sale = carrying amount − (cash + due from </w:t>
+      </w:r>
+      <w:r>
+        <w:rPr>
+          <w:u w:val="single"/>
+          <w:sz w:val="19"/>
+          <w:szCs w:val="19"/>
+        </w:rPr>
+        <w:t xml:space="preserve">           </w:t>
+      </w:r>
+      <w:r>
+        <w:rPr>
+          <w:sz w:val="19"/>
+          <w:szCs w:val="19"/>
+        </w:rPr>
+        <w:t xml:space="preserve"> − </w:t>
+      </w:r>
+      <w:r>
+        <w:rPr>
+          <w:u w:val="single"/>
+          <w:sz w:val="19"/>
+          <w:szCs w:val="19"/>
+        </w:rPr>
+        <w:t xml:space="preserve">                    </w:t>
+      </w:r>
+      <w:r>
+        <w:rPr>
+          <w:sz w:val="19"/>
+          <w:szCs w:val="19"/>
+        </w:rPr>
+        <w:t xml:space="preserve">). Effects of one transfer as a sale without recourse, a sale with recourse, or a </w:t>
+      </w:r>
+      <w:r>
+        <w:rPr>
+          <w:u w:val="single"/>
+          <w:sz w:val="19"/>
+          <w:szCs w:val="19"/>
+        </w:rPr>
+        <w:t xml:space="preserve">                   </w:t>
+      </w:r>
+      <w:r>
+        <w:rPr>
+          <w:sz w:val="19"/>
+          <w:szCs w:val="19"/>
+        </w:rPr>
+        <w:t xml:space="preserve">. The balance sheet effect is the main reason companies care.</w:t>
       </w:r>
     </w:p>
     <w:p>
@@ -23726,7 +22188,7 @@
           <w:sz w:val="19"/>
           <w:szCs w:val="19"/>
         </w:rPr>
-        <w:t xml:space="preserve">9.  </w:t>
+        <w:t xml:space="preserve">4.  </w:t>
       </w:r>
       <w:r>
         <w:rPr>
@@ -23927,7 +22389,7 @@
           <w:sz w:val="19"/>
           <w:szCs w:val="19"/>
         </w:rPr>
-        <w:t xml:space="preserve">10.  </w:t>
+        <w:t xml:space="preserve">5.  </w:t>
       </w:r>
       <w:r>
         <w:rPr>
@@ -24019,7 +22481,7 @@
           <w:sz w:val="19"/>
           <w:szCs w:val="19"/>
         </w:rPr>
-        <w:t xml:space="preserve">11.  </w:t>
+        <w:t xml:space="preserve">6.  </w:t>
       </w:r>
       <w:r>
         <w:rPr>
@@ -24111,7 +22573,7 @@
           <w:sz w:val="19"/>
           <w:szCs w:val="19"/>
         </w:rPr>
-        <w:t xml:space="preserve">12.  </w:t>
+        <w:t xml:space="preserve">7.  </w:t>
       </w:r>
       <w:r>
         <w:rPr>
@@ -24364,7 +22826,7 @@
           <w:sz w:val="18"/>
           <w:szCs w:val="18"/>
         </w:rPr>
-        <w:t xml:space="preserve">13.  </w:t>
+        <w:t xml:space="preserve">8.  </w:t>
       </w:r>
       <w:r>
         <w:rPr>
@@ -24402,7 +22864,7 @@
           <w:sz w:val="18"/>
           <w:szCs w:val="18"/>
         </w:rPr>
-        <w:t xml:space="preserve">14.  </w:t>
+        <w:t xml:space="preserve">9.  </w:t>
       </w:r>
       <w:r>
         <w:rPr>
@@ -24440,7 +22902,7 @@
           <w:sz w:val="18"/>
           <w:szCs w:val="18"/>
         </w:rPr>
-        <w:t xml:space="preserve">15.  </w:t>
+        <w:t xml:space="preserve">10.  </w:t>
       </w:r>
       <w:r>
         <w:rPr>
@@ -24531,7 +22993,7 @@
           <w:sz w:val="19"/>
           <w:szCs w:val="19"/>
         </w:rPr>
-        <w:t xml:space="preserve">16.  </w:t>
+        <w:t xml:space="preserve">11.  </w:t>
       </w:r>
       <w:r>
         <w:rPr>
@@ -24835,7 +23297,7 @@
                 <w:sz w:val="19"/>
                 <w:szCs w:val="19"/>
               </w:rPr>
-              <w:t xml:space="preserve">17.  </w:t>
+              <w:t xml:space="preserve">12.  </w:t>
             </w:r>
             <w:r>
               <w:rPr>
@@ -25094,7 +23556,7 @@
           <w:sz w:val="19"/>
           <w:szCs w:val="19"/>
         </w:rPr>
-        <w:t xml:space="preserve">18.  </w:t>
+        <w:t xml:space="preserve">13.  </w:t>
       </w:r>
       <w:r>
         <w:rPr>
@@ -25670,7 +24132,7 @@
           <w:sz w:val="19"/>
           <w:szCs w:val="19"/>
         </w:rPr>
-        <w:t xml:space="preserve">19.  </w:t>
+        <w:t xml:space="preserve">14.  </w:t>
       </w:r>
       <w:r>
         <w:rPr>
@@ -25785,7 +24247,7 @@
           <w:sz w:val="19"/>
           <w:szCs w:val="19"/>
         </w:rPr>
-        <w:t xml:space="preserve">20.  </w:t>
+        <w:t xml:space="preserve">15.  </w:t>
       </w:r>
       <w:r>
         <w:rPr>
@@ -25900,7 +24362,7 @@
           <w:sz w:val="19"/>
           <w:szCs w:val="19"/>
         </w:rPr>
-        <w:t xml:space="preserve">21.  </w:t>
+        <w:t xml:space="preserve">16.  </w:t>
       </w:r>
       <w:r>
         <w:rPr>
@@ -26015,7 +24477,7 @@
           <w:sz w:val="19"/>
           <w:szCs w:val="19"/>
         </w:rPr>
-        <w:t xml:space="preserve">22.  </w:t>
+        <w:t xml:space="preserve">17.  </w:t>
       </w:r>
       <w:r>
         <w:rPr>
@@ -26130,7 +24592,7 @@
           <w:sz w:val="19"/>
           <w:szCs w:val="19"/>
         </w:rPr>
-        <w:t xml:space="preserve">23.  </w:t>
+        <w:t xml:space="preserve">18.  </w:t>
       </w:r>
       <w:r>
         <w:rPr>
@@ -26245,7 +24707,7 @@
           <w:sz w:val="19"/>
           <w:szCs w:val="19"/>
         </w:rPr>
-        <w:t xml:space="preserve">24.  </w:t>
+        <w:t xml:space="preserve">19.  </w:t>
       </w:r>
       <w:r>
         <w:rPr>
@@ -26412,7 +24874,7 @@
           <w:sz w:val="19"/>
           <w:szCs w:val="19"/>
         </w:rPr>
-        <w:t xml:space="preserve">25.  </w:t>
+        <w:t xml:space="preserve">20.  </w:t>
       </w:r>
       <w:r>
         <w:rPr>
@@ -26593,7 +25055,7 @@
           <w:sz w:val="19"/>
           <w:szCs w:val="19"/>
         </w:rPr>
-        <w:t xml:space="preserve">26.  </w:t>
+        <w:t xml:space="preserve">21.  </w:t>
       </w:r>
       <w:r>
         <w:rPr>
@@ -26745,7 +25207,7 @@
                 <w:sz w:val="19"/>
                 <w:szCs w:val="19"/>
               </w:rPr>
-              <w:t xml:space="preserve">27.  </w:t>
+              <w:t xml:space="preserve">22.  </w:t>
             </w:r>
             <w:r>
               <w:rPr>
@@ -26939,7 +25401,7 @@
           <w:sz w:val="19"/>
           <w:szCs w:val="19"/>
         </w:rPr>
-        <w:t xml:space="preserve">28.  </w:t>
+        <w:t xml:space="preserve">23.  </w:t>
       </w:r>
       <w:r>
         <w:rPr>
@@ -27098,7 +25560,7 @@
                 <w:sz w:val="19"/>
                 <w:szCs w:val="19"/>
               </w:rPr>
-              <w:t xml:space="preserve">29.  </w:t>
+              <w:t xml:space="preserve">24.  </w:t>
             </w:r>
             <w:r>
               <w:rPr>
@@ -27405,7 +25867,7 @@
               <w:sz w:val="16"/>
               <w:szCs w:val="16"/>
             </w:rPr>
-            <w:t xml:space="preserve"> of 6</w:t>
+            <w:t xml:space="preserve"> of 7</w:t>
           </w:r>
         </w:p>
       </w:tc>

--- a/CMA_W_B1_Ch06_Handouts.docx
+++ b/CMA_W_B1_Ch06_Handouts.docx
@@ -5979,7 +5979,7 @@
                 <w:sz w:val="18"/>
                 <w:szCs w:val="18"/>
               </w:rPr>
-              <w:t xml:space="preserve">40,000 × 25% = 10,000</w:t>
+              <w:t xml:space="preserve">3,600 + 6,400 + 10,000 = 20,000</w:t>
             </w:r>
           </w:p>
         </w:tc>
@@ -6012,7 +6012,7 @@
                 <w:sz w:val="18"/>
                 <w:szCs w:val="18"/>
               </w:rPr>
-              <w:t xml:space="preserve">3,600 + 6,400 + 10,000 = 20,000</w:t>
+              <w:t xml:space="preserve">40,000 × 25% = 10,000</w:t>
             </w:r>
           </w:p>
         </w:tc>
@@ -9657,7 +9657,7 @@
                 <w:sz w:val="18"/>
                 <w:szCs w:val="18"/>
               </w:rPr>
-              <w:t xml:space="preserve">30,000</w:t>
+              <w:t xml:space="preserve">150,000</w:t>
             </w:r>
           </w:p>
         </w:tc>
@@ -9793,7 +9793,7 @@
                 <w:sz w:val="18"/>
                 <w:szCs w:val="18"/>
               </w:rPr>
-              <w:t xml:space="preserve">20,000</w:t>
+              <w:t xml:space="preserve">60,000</w:t>
             </w:r>
           </w:p>
         </w:tc>
@@ -9826,7 +9826,7 @@
                 <w:sz w:val="18"/>
                 <w:szCs w:val="18"/>
               </w:rPr>
-              <w:t xml:space="preserve">60,000</w:t>
+              <w:t xml:space="preserve">660,000</w:t>
             </w:r>
           </w:p>
         </w:tc>
@@ -9927,7 +9927,7 @@
                 <w:sz w:val="18"/>
                 <w:szCs w:val="18"/>
               </w:rPr>
-              <w:t xml:space="preserve">400,000</w:t>
+              <w:t xml:space="preserve">20,000</w:t>
             </w:r>
           </w:p>
         </w:tc>
@@ -9962,7 +9962,7 @@
                 <w:sz w:val="18"/>
                 <w:szCs w:val="18"/>
               </w:rPr>
-              <w:t xml:space="preserve">30,000</w:t>
+              <w:t xml:space="preserve">400,000</w:t>
             </w:r>
           </w:p>
         </w:tc>
@@ -9995,7 +9995,7 @@
                 <w:sz w:val="18"/>
                 <w:szCs w:val="18"/>
               </w:rPr>
-              <w:t xml:space="preserve">20,000</w:t>
+              <w:t xml:space="preserve">30,000</w:t>
             </w:r>
           </w:p>
         </w:tc>
@@ -10096,7 +10096,7 @@
                 <w:sz w:val="18"/>
                 <w:szCs w:val="18"/>
               </w:rPr>
-              <w:t xml:space="preserve">400,000</w:t>
+              <w:t xml:space="preserve">60,000</w:t>
             </w:r>
           </w:p>
         </w:tc>
@@ -10164,7 +10164,7 @@
                 <w:sz w:val="18"/>
                 <w:szCs w:val="18"/>
               </w:rPr>
-              <w:t xml:space="preserve">150,000</w:t>
+              <w:t xml:space="preserve">400,000</w:t>
             </w:r>
           </w:p>
         </w:tc>
@@ -14286,7 +14286,7 @@
                 <w:sz w:val="18"/>
                 <w:szCs w:val="18"/>
               </w:rPr>
-              <w:t xml:space="preserve">80,000</w:t>
+              <w:t xml:space="preserve">40,000</w:t>
             </w:r>
           </w:p>
         </w:tc>
@@ -14319,7 +14319,7 @@
                 <w:sz w:val="18"/>
                 <w:szCs w:val="18"/>
               </w:rPr>
-              <w:t xml:space="preserve">40,000</w:t>
+              <w:t xml:space="preserve">80,000</w:t>
             </w:r>
           </w:p>
         </w:tc>
@@ -14455,7 +14455,7 @@
                 <w:sz w:val="18"/>
                 <w:szCs w:val="18"/>
               </w:rPr>
-              <w:t xml:space="preserve">180,000</w:t>
+              <w:t xml:space="preserve">40,000</w:t>
             </w:r>
           </w:p>
         </w:tc>
@@ -14488,7 +14488,7 @@
                 <w:sz w:val="18"/>
                 <w:szCs w:val="18"/>
               </w:rPr>
-              <w:t xml:space="preserve">40,000</w:t>
+              <w:t xml:space="preserve">180,000</w:t>
             </w:r>
           </w:p>
         </w:tc>
@@ -14589,7 +14589,7 @@
                 <w:sz w:val="18"/>
                 <w:szCs w:val="18"/>
               </w:rPr>
-              <w:t xml:space="preserve">80,000</w:t>
+              <w:t xml:space="preserve">180,000</w:t>
             </w:r>
           </w:p>
         </w:tc>
@@ -14657,7 +14657,7 @@
                 <w:sz w:val="18"/>
                 <w:szCs w:val="18"/>
               </w:rPr>
-              <w:t xml:space="preserve">180,000</w:t>
+              <w:t xml:space="preserve">80,000</w:t>
             </w:r>
           </w:p>
         </w:tc>
@@ -22396,7 +22396,7 @@
           <w:sz w:val="19"/>
           <w:szCs w:val="19"/>
         </w:rPr>
-        <w:t xml:space="preserve">“section 6.1” — which part of the chapter is this?</w:t>
+        <w:t xml:space="preserve">Which part of this chapter is section 6.1?</w:t>
       </w:r>
     </w:p>
     <w:p>
@@ -22488,7 +22488,7 @@
           <w:sz w:val="19"/>
           <w:szCs w:val="19"/>
         </w:rPr>
-        <w:t xml:space="preserve">“section 6.2” — which part of the chapter is this?</w:t>
+        <w:t xml:space="preserve">Which part of this chapter is section 6.2?</w:t>
       </w:r>
     </w:p>
     <w:p>
@@ -22580,7 +22580,7 @@
           <w:sz w:val="19"/>
           <w:szCs w:val="19"/>
         </w:rPr>
-        <w:t xml:space="preserve">“section 6.3” — which part of the chapter is this?</w:t>
+        <w:t xml:space="preserve">Which part of this chapter is section 6.3?</w:t>
       </w:r>
     </w:p>
     <w:p>
@@ -23672,8 +23672,8 @@
         </w:tblBorders>
       </w:tblPr>
       <w:tblGrid>
-        <w:gridCol w:w="1416"/>
-        <w:gridCol w:w="8184"/>
+        <w:gridCol w:w="3956"/>
+        <w:gridCol w:w="5644"/>
       </w:tblGrid>
       <w:tr>
         <w:tc>
@@ -23708,7 +23708,7 @@
       <w:tr>
         <w:tc>
           <w:tcPr>
-            <w:tcW w:type="pct" w:w="738"/>
+            <w:tcW w:type="pct" w:w="2061"/>
             <w:tcMar>
               <w:top w:type="dxa" w:w="50"/>
               <w:left w:type="dxa" w:w="110"/>
@@ -23734,7 +23734,7 @@
         </w:tc>
         <w:tc>
           <w:tcPr>
-            <w:tcW w:type="pct" w:w="4262"/>
+            <w:tcW w:type="pct" w:w="2939"/>
             <w:tcMar>
               <w:top w:type="dxa" w:w="50"/>
               <w:left w:type="dxa" w:w="110"/>
@@ -23762,7 +23762,7 @@
       <w:tr>
         <w:tc>
           <w:tcPr>
-            <w:tcW w:type="pct" w:w="738"/>
+            <w:tcW w:type="pct" w:w="2061"/>
             <w:tcMar>
               <w:top w:type="dxa" w:w="50"/>
               <w:left w:type="dxa" w:w="110"/>
@@ -23786,7 +23786,7 @@
         </w:tc>
         <w:tc>
           <w:tcPr>
-            <w:tcW w:type="pct" w:w="4262"/>
+            <w:tcW w:type="pct" w:w="2939"/>
             <w:tcMar>
               <w:top w:type="dxa" w:w="50"/>
               <w:left w:type="dxa" w:w="110"/>
@@ -23812,7 +23812,7 @@
       <w:tr>
         <w:tc>
           <w:tcPr>
-            <w:tcW w:type="pct" w:w="738"/>
+            <w:tcW w:type="pct" w:w="2061"/>
             <w:shd w:fill="FBFAF6" w:val="clear"/>
             <w:tcMar>
               <w:top w:type="dxa" w:w="50"/>
@@ -23837,7 +23837,7 @@
         </w:tc>
         <w:tc>
           <w:tcPr>
-            <w:tcW w:type="pct" w:w="4262"/>
+            <w:tcW w:type="pct" w:w="2939"/>
             <w:shd w:fill="FBFAF6" w:val="clear"/>
             <w:tcMar>
               <w:top w:type="dxa" w:w="50"/>
@@ -23864,7 +23864,7 @@
       <w:tr>
         <w:tc>
           <w:tcPr>
-            <w:tcW w:type="pct" w:w="738"/>
+            <w:tcW w:type="pct" w:w="2061"/>
             <w:tcMar>
               <w:top w:type="dxa" w:w="50"/>
               <w:left w:type="dxa" w:w="110"/>
@@ -23888,7 +23888,7 @@
         </w:tc>
         <w:tc>
           <w:tcPr>
-            <w:tcW w:type="pct" w:w="4262"/>
+            <w:tcW w:type="pct" w:w="2939"/>
             <w:tcMar>
               <w:top w:type="dxa" w:w="50"/>
               <w:left w:type="dxa" w:w="110"/>
@@ -23914,7 +23914,7 @@
       <w:tr>
         <w:tc>
           <w:tcPr>
-            <w:tcW w:type="pct" w:w="738"/>
+            <w:tcW w:type="pct" w:w="2061"/>
             <w:shd w:fill="FBFAF6" w:val="clear"/>
             <w:tcMar>
               <w:top w:type="dxa" w:w="50"/>
@@ -23939,7 +23939,7 @@
         </w:tc>
         <w:tc>
           <w:tcPr>
-            <w:tcW w:type="pct" w:w="4262"/>
+            <w:tcW w:type="pct" w:w="2939"/>
             <w:shd w:fill="FBFAF6" w:val="clear"/>
             <w:tcMar>
               <w:top w:type="dxa" w:w="50"/>
@@ -23966,7 +23966,7 @@
       <w:tr>
         <w:tc>
           <w:tcPr>
-            <w:tcW w:type="pct" w:w="738"/>
+            <w:tcW w:type="pct" w:w="2061"/>
             <w:tcMar>
               <w:top w:type="dxa" w:w="50"/>
               <w:left w:type="dxa" w:w="110"/>
@@ -23990,7 +23990,7 @@
         </w:tc>
         <w:tc>
           <w:tcPr>
-            <w:tcW w:type="pct" w:w="4262"/>
+            <w:tcW w:type="pct" w:w="2939"/>
             <w:tcMar>
               <w:top w:type="dxa" w:w="50"/>
               <w:left w:type="dxa" w:w="110"/>
@@ -24016,7 +24016,7 @@
       <w:tr>
         <w:tc>
           <w:tcPr>
-            <w:tcW w:type="pct" w:w="738"/>
+            <w:tcW w:type="pct" w:w="2061"/>
             <w:shd w:fill="FBFAF6" w:val="clear"/>
             <w:tcMar>
               <w:top w:type="dxa" w:w="50"/>
@@ -24041,7 +24041,7 @@
         </w:tc>
         <w:tc>
           <w:tcPr>
-            <w:tcW w:type="pct" w:w="4262"/>
+            <w:tcW w:type="pct" w:w="2939"/>
             <w:shd w:fill="FBFAF6" w:val="clear"/>
             <w:tcMar>
               <w:top w:type="dxa" w:w="50"/>
@@ -24162,7 +24162,7 @@
           <w:sz w:val="18"/>
           <w:szCs w:val="18"/>
         </w:rPr>
-        <w:t xml:space="preserve">Enter the credit loss expense for 2025.</w:t>
+        <w:t xml:space="preserve">Classify each transfer. (On the exam screen you would drag each transf</w:t>
       </w:r>
     </w:p>
     <w:p>
@@ -24185,7 +24185,7 @@
           <w:sz w:val="18"/>
           <w:szCs w:val="18"/>
         </w:rPr>
-        <w:t xml:space="preserve">Enter net accounts receivable at December 31, 2025.</w:t>
+        <w:t xml:space="preserve">In January 2026 Orontes writes off a customer balance of $4,500. The e</w:t>
       </w:r>
     </w:p>
     <w:p>
@@ -24208,7 +24208,7 @@
           <w:sz w:val="18"/>
           <w:szCs w:val="18"/>
         </w:rPr>
-        <w:t xml:space="preserve">Classify each transfer. (On the exam screen you would drag each transf</w:t>
+        <w:t xml:space="preserve">Enter net accounts receivable at December 31, 2025.</w:t>
       </w:r>
     </w:p>
     <w:p>
@@ -24323,7 +24323,7 @@
           <w:sz w:val="18"/>
           <w:szCs w:val="18"/>
         </w:rPr>
-        <w:t xml:space="preserve">Classify each transfer. (On the exam screen you would drag each transf</w:t>
+        <w:t xml:space="preserve">Enter the required allowance for credit losses at December 31, 2025.</w:t>
       </w:r>
     </w:p>
     <w:p>
@@ -24346,7 +24346,7 @@
           <w:sz w:val="18"/>
           <w:szCs w:val="18"/>
         </w:rPr>
-        <w:t xml:space="preserve">Enter the required allowance for credit losses at December 31, 2025.</w:t>
+        <w:t xml:space="preserve">Enter the loss on transfer T2.</w:t>
       </w:r>
     </w:p>
     <w:p>
@@ -24415,7 +24415,7 @@
           <w:sz w:val="18"/>
           <w:szCs w:val="18"/>
         </w:rPr>
-        <w:t xml:space="preserve">Enter the required allowance for credit losses at December 31, 2025.</w:t>
+        <w:t xml:space="preserve">Enter the credit loss expense for 2025.</w:t>
       </w:r>
     </w:p>
     <w:p>
@@ -24461,7 +24461,7 @@
           <w:sz w:val="18"/>
           <w:szCs w:val="18"/>
         </w:rPr>
-        <w:t xml:space="preserve">Enter the credit loss expense for 2025.</w:t>
+        <w:t xml:space="preserve">Enter the required allowance for credit losses at December 31, 2025.</w:t>
       </w:r>
     </w:p>
     <w:p>
@@ -24507,7 +24507,7 @@
           <w:sz w:val="18"/>
           <w:szCs w:val="18"/>
         </w:rPr>
-        <w:t xml:space="preserve">Enter the credit loss expense for 2025.</w:t>
+        <w:t xml:space="preserve">Enter the required allowance for credit losses at December 31, 2025.</w:t>
       </w:r>
     </w:p>
     <w:p>
@@ -24530,7 +24530,7 @@
           <w:sz w:val="18"/>
           <w:szCs w:val="18"/>
         </w:rPr>
-        <w:t xml:space="preserve">Enter the required allowance for credit losses at December 31, 2025.</w:t>
+        <w:t xml:space="preserve">In January 2026 Orontes writes off a customer balance of $4,500. The e</w:t>
       </w:r>
     </w:p>
     <w:p>
@@ -24622,7 +24622,7 @@
           <w:sz w:val="18"/>
           <w:szCs w:val="18"/>
         </w:rPr>
-        <w:t xml:space="preserve">Enter net accounts receivable at December 31, 2025.</w:t>
+        <w:t xml:space="preserve">Enter the required allowance for credit losses at December 31, 2025.</w:t>
       </w:r>
     </w:p>
     <w:p>
@@ -24645,7 +24645,7 @@
           <w:sz w:val="18"/>
           <w:szCs w:val="18"/>
         </w:rPr>
-        <w:t xml:space="preserve">Enter the required allowance for credit losses at December 31, 2025.</w:t>
+        <w:t xml:space="preserve">Enter the credit loss expense for 2025.</w:t>
       </w:r>
     </w:p>
     <w:p>
@@ -24691,7 +24691,7 @@
           <w:sz w:val="18"/>
           <w:szCs w:val="18"/>
         </w:rPr>
-        <w:t xml:space="preserve">Enter the credit loss expense for 2025.</w:t>
+        <w:t xml:space="preserve">Enter net accounts receivable at December 31, 2025.</w:t>
       </w:r>
     </w:p>
     <w:p>
@@ -24783,7 +24783,7 @@
           <w:sz w:val="18"/>
           <w:szCs w:val="18"/>
         </w:rPr>
-        <w:t xml:space="preserve">Enter the required allowance for credit losses at December 31, 2025.</w:t>
+        <w:t xml:space="preserve">Classify each transfer. (On the exam screen you would drag each transf</w:t>
       </w:r>
     </w:p>
     <w:p>
@@ -24806,7 +24806,7 @@
           <w:sz w:val="18"/>
           <w:szCs w:val="18"/>
         </w:rPr>
-        <w:t xml:space="preserve">Enter the credit loss expense for 2025.</w:t>
+        <w:t xml:space="preserve">Enter the required allowance for credit losses at December 31, 2025.</w:t>
       </w:r>
     </w:p>
     <w:tbl>
